--- a/2023年/2023年9月中国电子学会软件编程图形化等级考试2级.docx
+++ b/2023年/2023年9月中国电子学会软件编程图形化等级考试2级.docx
@@ -1,522 +1,5 @@
 
-<file path=docProps\app.xml><?xml version="1.0" encoding="utf-8"?>
-<Properties xmlns="http://schemas.openxmlformats.org/officeDocument/2006/extended-properties" xmlns:vt="http://schemas.openxmlformats.org/officeDocument/2006/docPropsVTypes">
-  <Template>Normal.dotm</Template>
-  <Pages>1</Pages>
-  <Words>0</Words>
-  <Characters>0</Characters>
-  <Lines>0</Lines>
-  <Paragraphs>0</Paragraphs>
-  <TotalTime>0</TotalTime>
-  <ScaleCrop>false</ScaleCrop>
-  <LinksUpToDate>false</LinksUpToDate>
-  <CharactersWithSpaces>0</CharactersWithSpaces>
-  <Application>WPS Office_12.1.0.15398_F1E327BC-269C-435d-A152-05C5408002CA</Application>
-  <DocSecurity>0</DocSecurity>
-</Properties>
-</file>
-
-<file path=docProps\core.xml><?xml version="1.0" encoding="utf-8"?>
-<cp:coreProperties xmlns:cp="http://schemas.openxmlformats.org/package/2006/metadata/core-properties" xmlns:dc="http://purl.org/dc/elements/1.1/" xmlns:dcterms="http://purl.org/dc/terms/" xmlns:dcmitype="http://purl.org/dc/dcmitype/" xmlns:xsi="http://www.w3.org/2001/XMLSchema-instance">
-  <dcterms:created xsi:type="dcterms:W3CDTF">2023-10-07T04:11:15Z</dcterms:created>
-  <dc:creator>Administrator</dc:creator>
-  <cp:lastModifiedBy>黎～</cp:lastModifiedBy>
-  <dcterms:modified xsi:type="dcterms:W3CDTF">2023-10-07T04:12:29Z</dcterms:modified>
-</cp:coreProperties>
-</file>
-
-<file path=docProps\custom.xml><?xml version="1.0" encoding="utf-8"?>
-<Properties xmlns="http://schemas.openxmlformats.org/officeDocument/2006/custom-properties" xmlns:vt="http://schemas.openxmlformats.org/officeDocument/2006/docPropsVTypes">
-  <property fmtid="{D5CDD505-2E9C-101B-9397-08002B2CF9AE}" pid="2" name="KSOProductBuildVer">
-    <vt:lpwstr>2052-12.1.0.15398</vt:lpwstr>
-  </property>
-  <property fmtid="{D5CDD505-2E9C-101B-9397-08002B2CF9AE}" pid="3" name="ICV">
-    <vt:lpwstr>2F43CDCA326F48EC864250D066F55124_12</vt:lpwstr>
-  </property>
-</Properties>
-</file>
-
-<file path=word\activeX\activeX1.xml><?xml version="1.0" encoding="utf-8"?>
-<ax:ocx xmlns:ax="http://schemas.microsoft.com/office/2006/activeX" xmlns:r="http://schemas.openxmlformats.org/officeDocument/2006/relationships" ax:classid="{5512D118-5CC6-11CF-8D67-00AA00BDCE1D}" r:id="rId1" ax:persistence="persistStorage"/>
-</file>
-
-<file path=word\activeX\activeX10.xml><?xml version="1.0" encoding="utf-8"?>
-<ax:ocx xmlns:ax="http://schemas.microsoft.com/office/2006/activeX" xmlns:r="http://schemas.openxmlformats.org/officeDocument/2006/relationships" ax:classid="{5512D118-5CC6-11CF-8D67-00AA00BDCE1D}" r:id="rId1" ax:persistence="persistStorage"/>
-</file>
-
-<file path=word\activeX\activeX100.xml><?xml version="1.0" encoding="utf-8"?>
-<ax:ocx xmlns:ax="http://schemas.microsoft.com/office/2006/activeX" xmlns:r="http://schemas.openxmlformats.org/officeDocument/2006/relationships" ax:classid="{5512D118-5CC6-11CF-8D67-00AA00BDCE1D}" r:id="rId1" ax:persistence="persistStorage"/>
-</file>
-
-<file path=word\activeX\activeX101.xml><?xml version="1.0" encoding="utf-8"?>
-<ax:ocx xmlns:ax="http://schemas.microsoft.com/office/2006/activeX" xmlns:r="http://schemas.openxmlformats.org/officeDocument/2006/relationships" ax:classid="{5512D118-5CC6-11CF-8D67-00AA00BDCE1D}" r:id="rId1" ax:persistence="persistStorage"/>
-</file>
-
-<file path=word\activeX\activeX102.xml><?xml version="1.0" encoding="utf-8"?>
-<ax:ocx xmlns:ax="http://schemas.microsoft.com/office/2006/activeX" xmlns:r="http://schemas.openxmlformats.org/officeDocument/2006/relationships" ax:classid="{5512D118-5CC6-11CF-8D67-00AA00BDCE1D}" r:id="rId1" ax:persistence="persistStorage"/>
-</file>
-
-<file path=word\activeX\activeX103.xml><?xml version="1.0" encoding="utf-8"?>
-<ax:ocx xmlns:ax="http://schemas.microsoft.com/office/2006/activeX" xmlns:r="http://schemas.openxmlformats.org/officeDocument/2006/relationships" ax:classid="{5512D118-5CC6-11CF-8D67-00AA00BDCE1D}" r:id="rId1" ax:persistence="persistStorage"/>
-</file>
-
-<file path=word\activeX\activeX104.xml><?xml version="1.0" encoding="utf-8"?>
-<ax:ocx xmlns:ax="http://schemas.microsoft.com/office/2006/activeX" xmlns:r="http://schemas.openxmlformats.org/officeDocument/2006/relationships" ax:classid="{5512D118-5CC6-11CF-8D67-00AA00BDCE1D}" r:id="rId1" ax:persistence="persistStorage"/>
-</file>
-
-<file path=word\activeX\activeX105.xml><?xml version="1.0" encoding="utf-8"?>
-<ax:ocx xmlns:ax="http://schemas.microsoft.com/office/2006/activeX" xmlns:r="http://schemas.openxmlformats.org/officeDocument/2006/relationships" ax:classid="{5512D118-5CC6-11CF-8D67-00AA00BDCE1D}" r:id="rId1" ax:persistence="persistStorage"/>
-</file>
-
-<file path=word\activeX\activeX106.xml><?xml version="1.0" encoding="utf-8"?>
-<ax:ocx xmlns:ax="http://schemas.microsoft.com/office/2006/activeX" xmlns:r="http://schemas.openxmlformats.org/officeDocument/2006/relationships" ax:classid="{5512D118-5CC6-11CF-8D67-00AA00BDCE1D}" r:id="rId1" ax:persistence="persistStorage"/>
-</file>
-
-<file path=word\activeX\activeX107.xml><?xml version="1.0" encoding="utf-8"?>
-<ax:ocx xmlns:ax="http://schemas.microsoft.com/office/2006/activeX" xmlns:r="http://schemas.openxmlformats.org/officeDocument/2006/relationships" ax:classid="{5512D118-5CC6-11CF-8D67-00AA00BDCE1D}" r:id="rId1" ax:persistence="persistStorage"/>
-</file>
-
-<file path=word\activeX\activeX108.xml><?xml version="1.0" encoding="utf-8"?>
-<ax:ocx xmlns:ax="http://schemas.microsoft.com/office/2006/activeX" xmlns:r="http://schemas.openxmlformats.org/officeDocument/2006/relationships" ax:classid="{5512D118-5CC6-11CF-8D67-00AA00BDCE1D}" r:id="rId1" ax:persistence="persistStorage"/>
-</file>
-
-<file path=word\activeX\activeX109.xml><?xml version="1.0" encoding="utf-8"?>
-<ax:ocx xmlns:ax="http://schemas.microsoft.com/office/2006/activeX" xmlns:r="http://schemas.openxmlformats.org/officeDocument/2006/relationships" ax:classid="{5512D118-5CC6-11CF-8D67-00AA00BDCE1D}" r:id="rId1" ax:persistence="persistStorage"/>
-</file>
-
-<file path=word\activeX\activeX11.xml><?xml version="1.0" encoding="utf-8"?>
-<ax:ocx xmlns:ax="http://schemas.microsoft.com/office/2006/activeX" xmlns:r="http://schemas.openxmlformats.org/officeDocument/2006/relationships" ax:classid="{5512D118-5CC6-11CF-8D67-00AA00BDCE1D}" r:id="rId1" ax:persistence="persistStorage"/>
-</file>
-
-<file path=word\activeX\activeX110.xml><?xml version="1.0" encoding="utf-8"?>
-<ax:ocx xmlns:ax="http://schemas.microsoft.com/office/2006/activeX" xmlns:r="http://schemas.openxmlformats.org/officeDocument/2006/relationships" ax:classid="{5512D118-5CC6-11CF-8D67-00AA00BDCE1D}" r:id="rId1" ax:persistence="persistStorage"/>
-</file>
-
-<file path=word\activeX\activeX111.xml><?xml version="1.0" encoding="utf-8"?>
-<ax:ocx xmlns:ax="http://schemas.microsoft.com/office/2006/activeX" xmlns:r="http://schemas.openxmlformats.org/officeDocument/2006/relationships" ax:classid="{5512D118-5CC6-11CF-8D67-00AA00BDCE1D}" r:id="rId1" ax:persistence="persistStorage"/>
-</file>
-
-<file path=word\activeX\activeX112.xml><?xml version="1.0" encoding="utf-8"?>
-<ax:ocx xmlns:ax="http://schemas.microsoft.com/office/2006/activeX" xmlns:r="http://schemas.openxmlformats.org/officeDocument/2006/relationships" ax:classid="{5512D118-5CC6-11CF-8D67-00AA00BDCE1D}" r:id="rId1" ax:persistence="persistStorage"/>
-</file>
-
-<file path=word\activeX\activeX113.xml><?xml version="1.0" encoding="utf-8"?>
-<ax:ocx xmlns:ax="http://schemas.microsoft.com/office/2006/activeX" xmlns:r="http://schemas.openxmlformats.org/officeDocument/2006/relationships" ax:classid="{5512D118-5CC6-11CF-8D67-00AA00BDCE1D}" r:id="rId1" ax:persistence="persistStorage"/>
-</file>
-
-<file path=word\activeX\activeX114.xml><?xml version="1.0" encoding="utf-8"?>
-<ax:ocx xmlns:ax="http://schemas.microsoft.com/office/2006/activeX" xmlns:r="http://schemas.openxmlformats.org/officeDocument/2006/relationships" ax:classid="{5512D118-5CC6-11CF-8D67-00AA00BDCE1D}" r:id="rId1" ax:persistence="persistStorage"/>
-</file>
-
-<file path=word\activeX\activeX115.xml><?xml version="1.0" encoding="utf-8"?>
-<ax:ocx xmlns:ax="http://schemas.microsoft.com/office/2006/activeX" xmlns:r="http://schemas.openxmlformats.org/officeDocument/2006/relationships" ax:classid="{5512D118-5CC6-11CF-8D67-00AA00BDCE1D}" r:id="rId1" ax:persistence="persistStorage"/>
-</file>
-
-<file path=word\activeX\activeX116.xml><?xml version="1.0" encoding="utf-8"?>
-<ax:ocx xmlns:ax="http://schemas.microsoft.com/office/2006/activeX" xmlns:r="http://schemas.openxmlformats.org/officeDocument/2006/relationships" ax:classid="{5512D118-5CC6-11CF-8D67-00AA00BDCE1D}" r:id="rId1" ax:persistence="persistStorage"/>
-</file>
-
-<file path=word\activeX\activeX117.xml><?xml version="1.0" encoding="utf-8"?>
-<ax:ocx xmlns:ax="http://schemas.microsoft.com/office/2006/activeX" xmlns:r="http://schemas.openxmlformats.org/officeDocument/2006/relationships" ax:classid="{5512D118-5CC6-11CF-8D67-00AA00BDCE1D}" r:id="rId1" ax:persistence="persistStorage"/>
-</file>
-
-<file path=word\activeX\activeX118.xml><?xml version="1.0" encoding="utf-8"?>
-<ax:ocx xmlns:ax="http://schemas.microsoft.com/office/2006/activeX" xmlns:r="http://schemas.openxmlformats.org/officeDocument/2006/relationships" ax:classid="{5512D118-5CC6-11CF-8D67-00AA00BDCE1D}" r:id="rId1" ax:persistence="persistStorage"/>
-</file>
-
-<file path=word\activeX\activeX119.xml><?xml version="1.0" encoding="utf-8"?>
-<ax:ocx xmlns:ax="http://schemas.microsoft.com/office/2006/activeX" xmlns:r="http://schemas.openxmlformats.org/officeDocument/2006/relationships" ax:classid="{5512D118-5CC6-11CF-8D67-00AA00BDCE1D}" r:id="rId1" ax:persistence="persistStorage"/>
-</file>
-
-<file path=word\activeX\activeX12.xml><?xml version="1.0" encoding="utf-8"?>
-<ax:ocx xmlns:ax="http://schemas.microsoft.com/office/2006/activeX" xmlns:r="http://schemas.openxmlformats.org/officeDocument/2006/relationships" ax:classid="{5512D118-5CC6-11CF-8D67-00AA00BDCE1D}" r:id="rId1" ax:persistence="persistStorage"/>
-</file>
-
-<file path=word\activeX\activeX120.xml><?xml version="1.0" encoding="utf-8"?>
-<ax:ocx xmlns:ax="http://schemas.microsoft.com/office/2006/activeX" xmlns:r="http://schemas.openxmlformats.org/officeDocument/2006/relationships" ax:classid="{5512D118-5CC6-11CF-8D67-00AA00BDCE1D}" r:id="rId1" ax:persistence="persistStorage"/>
-</file>
-
-<file path=word\activeX\activeX13.xml><?xml version="1.0" encoding="utf-8"?>
-<ax:ocx xmlns:ax="http://schemas.microsoft.com/office/2006/activeX" xmlns:r="http://schemas.openxmlformats.org/officeDocument/2006/relationships" ax:classid="{5512D118-5CC6-11CF-8D67-00AA00BDCE1D}" r:id="rId1" ax:persistence="persistStorage"/>
-</file>
-
-<file path=word\activeX\activeX14.xml><?xml version="1.0" encoding="utf-8"?>
-<ax:ocx xmlns:ax="http://schemas.microsoft.com/office/2006/activeX" xmlns:r="http://schemas.openxmlformats.org/officeDocument/2006/relationships" ax:classid="{5512D118-5CC6-11CF-8D67-00AA00BDCE1D}" r:id="rId1" ax:persistence="persistStorage"/>
-</file>
-
-<file path=word\activeX\activeX15.xml><?xml version="1.0" encoding="utf-8"?>
-<ax:ocx xmlns:ax="http://schemas.microsoft.com/office/2006/activeX" xmlns:r="http://schemas.openxmlformats.org/officeDocument/2006/relationships" ax:classid="{5512D118-5CC6-11CF-8D67-00AA00BDCE1D}" r:id="rId1" ax:persistence="persistStorage"/>
-</file>
-
-<file path=word\activeX\activeX16.xml><?xml version="1.0" encoding="utf-8"?>
-<ax:ocx xmlns:ax="http://schemas.microsoft.com/office/2006/activeX" xmlns:r="http://schemas.openxmlformats.org/officeDocument/2006/relationships" ax:classid="{5512D118-5CC6-11CF-8D67-00AA00BDCE1D}" r:id="rId1" ax:persistence="persistStorage"/>
-</file>
-
-<file path=word\activeX\activeX17.xml><?xml version="1.0" encoding="utf-8"?>
-<ax:ocx xmlns:ax="http://schemas.microsoft.com/office/2006/activeX" xmlns:r="http://schemas.openxmlformats.org/officeDocument/2006/relationships" ax:classid="{5512D118-5CC6-11CF-8D67-00AA00BDCE1D}" r:id="rId1" ax:persistence="persistStorage"/>
-</file>
-
-<file path=word\activeX\activeX18.xml><?xml version="1.0" encoding="utf-8"?>
-<ax:ocx xmlns:ax="http://schemas.microsoft.com/office/2006/activeX" xmlns:r="http://schemas.openxmlformats.org/officeDocument/2006/relationships" ax:classid="{5512D118-5CC6-11CF-8D67-00AA00BDCE1D}" r:id="rId1" ax:persistence="persistStorage"/>
-</file>
-
-<file path=word\activeX\activeX19.xml><?xml version="1.0" encoding="utf-8"?>
-<ax:ocx xmlns:ax="http://schemas.microsoft.com/office/2006/activeX" xmlns:r="http://schemas.openxmlformats.org/officeDocument/2006/relationships" ax:classid="{5512D118-5CC6-11CF-8D67-00AA00BDCE1D}" r:id="rId1" ax:persistence="persistStorage"/>
-</file>
-
-<file path=word\activeX\activeX2.xml><?xml version="1.0" encoding="utf-8"?>
-<ax:ocx xmlns:ax="http://schemas.microsoft.com/office/2006/activeX" xmlns:r="http://schemas.openxmlformats.org/officeDocument/2006/relationships" ax:classid="{5512D118-5CC6-11CF-8D67-00AA00BDCE1D}" r:id="rId1" ax:persistence="persistStorage"/>
-</file>
-
-<file path=word\activeX\activeX20.xml><?xml version="1.0" encoding="utf-8"?>
-<ax:ocx xmlns:ax="http://schemas.microsoft.com/office/2006/activeX" xmlns:r="http://schemas.openxmlformats.org/officeDocument/2006/relationships" ax:classid="{5512D118-5CC6-11CF-8D67-00AA00BDCE1D}" r:id="rId1" ax:persistence="persistStorage"/>
-</file>
-
-<file path=word\activeX\activeX21.xml><?xml version="1.0" encoding="utf-8"?>
-<ax:ocx xmlns:ax="http://schemas.microsoft.com/office/2006/activeX" xmlns:r="http://schemas.openxmlformats.org/officeDocument/2006/relationships" ax:classid="{5512D118-5CC6-11CF-8D67-00AA00BDCE1D}" r:id="rId1" ax:persistence="persistStorage"/>
-</file>
-
-<file path=word\activeX\activeX22.xml><?xml version="1.0" encoding="utf-8"?>
-<ax:ocx xmlns:ax="http://schemas.microsoft.com/office/2006/activeX" xmlns:r="http://schemas.openxmlformats.org/officeDocument/2006/relationships" ax:classid="{5512D118-5CC6-11CF-8D67-00AA00BDCE1D}" r:id="rId1" ax:persistence="persistStorage"/>
-</file>
-
-<file path=word\activeX\activeX23.xml><?xml version="1.0" encoding="utf-8"?>
-<ax:ocx xmlns:ax="http://schemas.microsoft.com/office/2006/activeX" xmlns:r="http://schemas.openxmlformats.org/officeDocument/2006/relationships" ax:classid="{5512D118-5CC6-11CF-8D67-00AA00BDCE1D}" r:id="rId1" ax:persistence="persistStorage"/>
-</file>
-
-<file path=word\activeX\activeX24.xml><?xml version="1.0" encoding="utf-8"?>
-<ax:ocx xmlns:ax="http://schemas.microsoft.com/office/2006/activeX" xmlns:r="http://schemas.openxmlformats.org/officeDocument/2006/relationships" ax:classid="{5512D118-5CC6-11CF-8D67-00AA00BDCE1D}" r:id="rId1" ax:persistence="persistStorage"/>
-</file>
-
-<file path=word\activeX\activeX25.xml><?xml version="1.0" encoding="utf-8"?>
-<ax:ocx xmlns:ax="http://schemas.microsoft.com/office/2006/activeX" xmlns:r="http://schemas.openxmlformats.org/officeDocument/2006/relationships" ax:classid="{5512D118-5CC6-11CF-8D67-00AA00BDCE1D}" r:id="rId1" ax:persistence="persistStorage"/>
-</file>
-
-<file path=word\activeX\activeX26.xml><?xml version="1.0" encoding="utf-8"?>
-<ax:ocx xmlns:ax="http://schemas.microsoft.com/office/2006/activeX" xmlns:r="http://schemas.openxmlformats.org/officeDocument/2006/relationships" ax:classid="{5512D118-5CC6-11CF-8D67-00AA00BDCE1D}" r:id="rId1" ax:persistence="persistStorage"/>
-</file>
-
-<file path=word\activeX\activeX27.xml><?xml version="1.0" encoding="utf-8"?>
-<ax:ocx xmlns:ax="http://schemas.microsoft.com/office/2006/activeX" xmlns:r="http://schemas.openxmlformats.org/officeDocument/2006/relationships" ax:classid="{5512D118-5CC6-11CF-8D67-00AA00BDCE1D}" r:id="rId1" ax:persistence="persistStorage"/>
-</file>
-
-<file path=word\activeX\activeX28.xml><?xml version="1.0" encoding="utf-8"?>
-<ax:ocx xmlns:ax="http://schemas.microsoft.com/office/2006/activeX" xmlns:r="http://schemas.openxmlformats.org/officeDocument/2006/relationships" ax:classid="{5512D118-5CC6-11CF-8D67-00AA00BDCE1D}" r:id="rId1" ax:persistence="persistStorage"/>
-</file>
-
-<file path=word\activeX\activeX29.xml><?xml version="1.0" encoding="utf-8"?>
-<ax:ocx xmlns:ax="http://schemas.microsoft.com/office/2006/activeX" xmlns:r="http://schemas.openxmlformats.org/officeDocument/2006/relationships" ax:classid="{5512D118-5CC6-11CF-8D67-00AA00BDCE1D}" r:id="rId1" ax:persistence="persistStorage"/>
-</file>
-
-<file path=word\activeX\activeX3.xml><?xml version="1.0" encoding="utf-8"?>
-<ax:ocx xmlns:ax="http://schemas.microsoft.com/office/2006/activeX" xmlns:r="http://schemas.openxmlformats.org/officeDocument/2006/relationships" ax:classid="{5512D118-5CC6-11CF-8D67-00AA00BDCE1D}" r:id="rId1" ax:persistence="persistStorage"/>
-</file>
-
-<file path=word\activeX\activeX30.xml><?xml version="1.0" encoding="utf-8"?>
-<ax:ocx xmlns:ax="http://schemas.microsoft.com/office/2006/activeX" xmlns:r="http://schemas.openxmlformats.org/officeDocument/2006/relationships" ax:classid="{5512D118-5CC6-11CF-8D67-00AA00BDCE1D}" r:id="rId1" ax:persistence="persistStorage"/>
-</file>
-
-<file path=word\activeX\activeX31.xml><?xml version="1.0" encoding="utf-8"?>
-<ax:ocx xmlns:ax="http://schemas.microsoft.com/office/2006/activeX" xmlns:r="http://schemas.openxmlformats.org/officeDocument/2006/relationships" ax:classid="{5512D118-5CC6-11CF-8D67-00AA00BDCE1D}" r:id="rId1" ax:persistence="persistStorage"/>
-</file>
-
-<file path=word\activeX\activeX32.xml><?xml version="1.0" encoding="utf-8"?>
-<ax:ocx xmlns:ax="http://schemas.microsoft.com/office/2006/activeX" xmlns:r="http://schemas.openxmlformats.org/officeDocument/2006/relationships" ax:classid="{5512D118-5CC6-11CF-8D67-00AA00BDCE1D}" r:id="rId1" ax:persistence="persistStorage"/>
-</file>
-
-<file path=word\activeX\activeX33.xml><?xml version="1.0" encoding="utf-8"?>
-<ax:ocx xmlns:ax="http://schemas.microsoft.com/office/2006/activeX" xmlns:r="http://schemas.openxmlformats.org/officeDocument/2006/relationships" ax:classid="{5512D118-5CC6-11CF-8D67-00AA00BDCE1D}" r:id="rId1" ax:persistence="persistStorage"/>
-</file>
-
-<file path=word\activeX\activeX34.xml><?xml version="1.0" encoding="utf-8"?>
-<ax:ocx xmlns:ax="http://schemas.microsoft.com/office/2006/activeX" xmlns:r="http://schemas.openxmlformats.org/officeDocument/2006/relationships" ax:classid="{5512D118-5CC6-11CF-8D67-00AA00BDCE1D}" r:id="rId1" ax:persistence="persistStorage"/>
-</file>
-
-<file path=word\activeX\activeX35.xml><?xml version="1.0" encoding="utf-8"?>
-<ax:ocx xmlns:ax="http://schemas.microsoft.com/office/2006/activeX" xmlns:r="http://schemas.openxmlformats.org/officeDocument/2006/relationships" ax:classid="{5512D118-5CC6-11CF-8D67-00AA00BDCE1D}" r:id="rId1" ax:persistence="persistStorage"/>
-</file>
-
-<file path=word\activeX\activeX36.xml><?xml version="1.0" encoding="utf-8"?>
-<ax:ocx xmlns:ax="http://schemas.microsoft.com/office/2006/activeX" xmlns:r="http://schemas.openxmlformats.org/officeDocument/2006/relationships" ax:classid="{5512D118-5CC6-11CF-8D67-00AA00BDCE1D}" r:id="rId1" ax:persistence="persistStorage"/>
-</file>
-
-<file path=word\activeX\activeX37.xml><?xml version="1.0" encoding="utf-8"?>
-<ax:ocx xmlns:ax="http://schemas.microsoft.com/office/2006/activeX" xmlns:r="http://schemas.openxmlformats.org/officeDocument/2006/relationships" ax:classid="{5512D118-5CC6-11CF-8D67-00AA00BDCE1D}" r:id="rId1" ax:persistence="persistStorage"/>
-</file>
-
-<file path=word\activeX\activeX38.xml><?xml version="1.0" encoding="utf-8"?>
-<ax:ocx xmlns:ax="http://schemas.microsoft.com/office/2006/activeX" xmlns:r="http://schemas.openxmlformats.org/officeDocument/2006/relationships" ax:classid="{5512D118-5CC6-11CF-8D67-00AA00BDCE1D}" r:id="rId1" ax:persistence="persistStorage"/>
-</file>
-
-<file path=word\activeX\activeX39.xml><?xml version="1.0" encoding="utf-8"?>
-<ax:ocx xmlns:ax="http://schemas.microsoft.com/office/2006/activeX" xmlns:r="http://schemas.openxmlformats.org/officeDocument/2006/relationships" ax:classid="{5512D118-5CC6-11CF-8D67-00AA00BDCE1D}" r:id="rId1" ax:persistence="persistStorage"/>
-</file>
-
-<file path=word\activeX\activeX4.xml><?xml version="1.0" encoding="utf-8"?>
-<ax:ocx xmlns:ax="http://schemas.microsoft.com/office/2006/activeX" xmlns:r="http://schemas.openxmlformats.org/officeDocument/2006/relationships" ax:classid="{5512D118-5CC6-11CF-8D67-00AA00BDCE1D}" r:id="rId1" ax:persistence="persistStorage"/>
-</file>
-
-<file path=word\activeX\activeX40.xml><?xml version="1.0" encoding="utf-8"?>
-<ax:ocx xmlns:ax="http://schemas.microsoft.com/office/2006/activeX" xmlns:r="http://schemas.openxmlformats.org/officeDocument/2006/relationships" ax:classid="{5512D118-5CC6-11CF-8D67-00AA00BDCE1D}" r:id="rId1" ax:persistence="persistStorage"/>
-</file>
-
-<file path=word\activeX\activeX41.xml><?xml version="1.0" encoding="utf-8"?>
-<ax:ocx xmlns:ax="http://schemas.microsoft.com/office/2006/activeX" xmlns:r="http://schemas.openxmlformats.org/officeDocument/2006/relationships" ax:classid="{5512D118-5CC6-11CF-8D67-00AA00BDCE1D}" r:id="rId1" ax:persistence="persistStorage"/>
-</file>
-
-<file path=word\activeX\activeX42.xml><?xml version="1.0" encoding="utf-8"?>
-<ax:ocx xmlns:ax="http://schemas.microsoft.com/office/2006/activeX" xmlns:r="http://schemas.openxmlformats.org/officeDocument/2006/relationships" ax:classid="{5512D118-5CC6-11CF-8D67-00AA00BDCE1D}" r:id="rId1" ax:persistence="persistStorage"/>
-</file>
-
-<file path=word\activeX\activeX43.xml><?xml version="1.0" encoding="utf-8"?>
-<ax:ocx xmlns:ax="http://schemas.microsoft.com/office/2006/activeX" xmlns:r="http://schemas.openxmlformats.org/officeDocument/2006/relationships" ax:classid="{5512D118-5CC6-11CF-8D67-00AA00BDCE1D}" r:id="rId1" ax:persistence="persistStorage"/>
-</file>
-
-<file path=word\activeX\activeX44.xml><?xml version="1.0" encoding="utf-8"?>
-<ax:ocx xmlns:ax="http://schemas.microsoft.com/office/2006/activeX" xmlns:r="http://schemas.openxmlformats.org/officeDocument/2006/relationships" ax:classid="{5512D118-5CC6-11CF-8D67-00AA00BDCE1D}" r:id="rId1" ax:persistence="persistStorage"/>
-</file>
-
-<file path=word\activeX\activeX45.xml><?xml version="1.0" encoding="utf-8"?>
-<ax:ocx xmlns:ax="http://schemas.microsoft.com/office/2006/activeX" xmlns:r="http://schemas.openxmlformats.org/officeDocument/2006/relationships" ax:classid="{5512D118-5CC6-11CF-8D67-00AA00BDCE1D}" r:id="rId1" ax:persistence="persistStorage"/>
-</file>
-
-<file path=word\activeX\activeX46.xml><?xml version="1.0" encoding="utf-8"?>
-<ax:ocx xmlns:ax="http://schemas.microsoft.com/office/2006/activeX" xmlns:r="http://schemas.openxmlformats.org/officeDocument/2006/relationships" ax:classid="{5512D118-5CC6-11CF-8D67-00AA00BDCE1D}" r:id="rId1" ax:persistence="persistStorage"/>
-</file>
-
-<file path=word\activeX\activeX47.xml><?xml version="1.0" encoding="utf-8"?>
-<ax:ocx xmlns:ax="http://schemas.microsoft.com/office/2006/activeX" xmlns:r="http://schemas.openxmlformats.org/officeDocument/2006/relationships" ax:classid="{5512D118-5CC6-11CF-8D67-00AA00BDCE1D}" r:id="rId1" ax:persistence="persistStorage"/>
-</file>
-
-<file path=word\activeX\activeX48.xml><?xml version="1.0" encoding="utf-8"?>
-<ax:ocx xmlns:ax="http://schemas.microsoft.com/office/2006/activeX" xmlns:r="http://schemas.openxmlformats.org/officeDocument/2006/relationships" ax:classid="{5512D118-5CC6-11CF-8D67-00AA00BDCE1D}" r:id="rId1" ax:persistence="persistStorage"/>
-</file>
-
-<file path=word\activeX\activeX49.xml><?xml version="1.0" encoding="utf-8"?>
-<ax:ocx xmlns:ax="http://schemas.microsoft.com/office/2006/activeX" xmlns:r="http://schemas.openxmlformats.org/officeDocument/2006/relationships" ax:classid="{5512D118-5CC6-11CF-8D67-00AA00BDCE1D}" r:id="rId1" ax:persistence="persistStorage"/>
-</file>
-
-<file path=word\activeX\activeX5.xml><?xml version="1.0" encoding="utf-8"?>
-<ax:ocx xmlns:ax="http://schemas.microsoft.com/office/2006/activeX" xmlns:r="http://schemas.openxmlformats.org/officeDocument/2006/relationships" ax:classid="{5512D118-5CC6-11CF-8D67-00AA00BDCE1D}" r:id="rId1" ax:persistence="persistStorage"/>
-</file>
-
-<file path=word\activeX\activeX50.xml><?xml version="1.0" encoding="utf-8"?>
-<ax:ocx xmlns:ax="http://schemas.microsoft.com/office/2006/activeX" xmlns:r="http://schemas.openxmlformats.org/officeDocument/2006/relationships" ax:classid="{5512D118-5CC6-11CF-8D67-00AA00BDCE1D}" r:id="rId1" ax:persistence="persistStorage"/>
-</file>
-
-<file path=word\activeX\activeX51.xml><?xml version="1.0" encoding="utf-8"?>
-<ax:ocx xmlns:ax="http://schemas.microsoft.com/office/2006/activeX" xmlns:r="http://schemas.openxmlformats.org/officeDocument/2006/relationships" ax:classid="{5512D118-5CC6-11CF-8D67-00AA00BDCE1D}" r:id="rId1" ax:persistence="persistStorage"/>
-</file>
-
-<file path=word\activeX\activeX52.xml><?xml version="1.0" encoding="utf-8"?>
-<ax:ocx xmlns:ax="http://schemas.microsoft.com/office/2006/activeX" xmlns:r="http://schemas.openxmlformats.org/officeDocument/2006/relationships" ax:classid="{5512D118-5CC6-11CF-8D67-00AA00BDCE1D}" r:id="rId1" ax:persistence="persistStorage"/>
-</file>
-
-<file path=word\activeX\activeX53.xml><?xml version="1.0" encoding="utf-8"?>
-<ax:ocx xmlns:ax="http://schemas.microsoft.com/office/2006/activeX" xmlns:r="http://schemas.openxmlformats.org/officeDocument/2006/relationships" ax:classid="{5512D118-5CC6-11CF-8D67-00AA00BDCE1D}" r:id="rId1" ax:persistence="persistStorage"/>
-</file>
-
-<file path=word\activeX\activeX54.xml><?xml version="1.0" encoding="utf-8"?>
-<ax:ocx xmlns:ax="http://schemas.microsoft.com/office/2006/activeX" xmlns:r="http://schemas.openxmlformats.org/officeDocument/2006/relationships" ax:classid="{5512D118-5CC6-11CF-8D67-00AA00BDCE1D}" r:id="rId1" ax:persistence="persistStorage"/>
-</file>
-
-<file path=word\activeX\activeX55.xml><?xml version="1.0" encoding="utf-8"?>
-<ax:ocx xmlns:ax="http://schemas.microsoft.com/office/2006/activeX" xmlns:r="http://schemas.openxmlformats.org/officeDocument/2006/relationships" ax:classid="{5512D118-5CC6-11CF-8D67-00AA00BDCE1D}" r:id="rId1" ax:persistence="persistStorage"/>
-</file>
-
-<file path=word\activeX\activeX56.xml><?xml version="1.0" encoding="utf-8"?>
-<ax:ocx xmlns:ax="http://schemas.microsoft.com/office/2006/activeX" xmlns:r="http://schemas.openxmlformats.org/officeDocument/2006/relationships" ax:classid="{5512D118-5CC6-11CF-8D67-00AA00BDCE1D}" r:id="rId1" ax:persistence="persistStorage"/>
-</file>
-
-<file path=word\activeX\activeX57.xml><?xml version="1.0" encoding="utf-8"?>
-<ax:ocx xmlns:ax="http://schemas.microsoft.com/office/2006/activeX" xmlns:r="http://schemas.openxmlformats.org/officeDocument/2006/relationships" ax:classid="{5512D118-5CC6-11CF-8D67-00AA00BDCE1D}" r:id="rId1" ax:persistence="persistStorage"/>
-</file>
-
-<file path=word\activeX\activeX58.xml><?xml version="1.0" encoding="utf-8"?>
-<ax:ocx xmlns:ax="http://schemas.microsoft.com/office/2006/activeX" xmlns:r="http://schemas.openxmlformats.org/officeDocument/2006/relationships" ax:classid="{5512D118-5CC6-11CF-8D67-00AA00BDCE1D}" r:id="rId1" ax:persistence="persistStorage"/>
-</file>
-
-<file path=word\activeX\activeX59.xml><?xml version="1.0" encoding="utf-8"?>
-<ax:ocx xmlns:ax="http://schemas.microsoft.com/office/2006/activeX" xmlns:r="http://schemas.openxmlformats.org/officeDocument/2006/relationships" ax:classid="{5512D118-5CC6-11CF-8D67-00AA00BDCE1D}" r:id="rId1" ax:persistence="persistStorage"/>
-</file>
-
-<file path=word\activeX\activeX6.xml><?xml version="1.0" encoding="utf-8"?>
-<ax:ocx xmlns:ax="http://schemas.microsoft.com/office/2006/activeX" xmlns:r="http://schemas.openxmlformats.org/officeDocument/2006/relationships" ax:classid="{5512D118-5CC6-11CF-8D67-00AA00BDCE1D}" r:id="rId1" ax:persistence="persistStorage"/>
-</file>
-
-<file path=word\activeX\activeX60.xml><?xml version="1.0" encoding="utf-8"?>
-<ax:ocx xmlns:ax="http://schemas.microsoft.com/office/2006/activeX" xmlns:r="http://schemas.openxmlformats.org/officeDocument/2006/relationships" ax:classid="{5512D118-5CC6-11CF-8D67-00AA00BDCE1D}" r:id="rId1" ax:persistence="persistStorage"/>
-</file>
-
-<file path=word\activeX\activeX61.xml><?xml version="1.0" encoding="utf-8"?>
-<ax:ocx xmlns:ax="http://schemas.microsoft.com/office/2006/activeX" xmlns:r="http://schemas.openxmlformats.org/officeDocument/2006/relationships" ax:classid="{5512D118-5CC6-11CF-8D67-00AA00BDCE1D}" r:id="rId1" ax:persistence="persistStorage"/>
-</file>
-
-<file path=word\activeX\activeX62.xml><?xml version="1.0" encoding="utf-8"?>
-<ax:ocx xmlns:ax="http://schemas.microsoft.com/office/2006/activeX" xmlns:r="http://schemas.openxmlformats.org/officeDocument/2006/relationships" ax:classid="{5512D118-5CC6-11CF-8D67-00AA00BDCE1D}" r:id="rId1" ax:persistence="persistStorage"/>
-</file>
-
-<file path=word\activeX\activeX63.xml><?xml version="1.0" encoding="utf-8"?>
-<ax:ocx xmlns:ax="http://schemas.microsoft.com/office/2006/activeX" xmlns:r="http://schemas.openxmlformats.org/officeDocument/2006/relationships" ax:classid="{5512D118-5CC6-11CF-8D67-00AA00BDCE1D}" r:id="rId1" ax:persistence="persistStorage"/>
-</file>
-
-<file path=word\activeX\activeX64.xml><?xml version="1.0" encoding="utf-8"?>
-<ax:ocx xmlns:ax="http://schemas.microsoft.com/office/2006/activeX" xmlns:r="http://schemas.openxmlformats.org/officeDocument/2006/relationships" ax:classid="{5512D118-5CC6-11CF-8D67-00AA00BDCE1D}" r:id="rId1" ax:persistence="persistStorage"/>
-</file>
-
-<file path=word\activeX\activeX65.xml><?xml version="1.0" encoding="utf-8"?>
-<ax:ocx xmlns:ax="http://schemas.microsoft.com/office/2006/activeX" xmlns:r="http://schemas.openxmlformats.org/officeDocument/2006/relationships" ax:classid="{5512D118-5CC6-11CF-8D67-00AA00BDCE1D}" r:id="rId1" ax:persistence="persistStorage"/>
-</file>
-
-<file path=word\activeX\activeX66.xml><?xml version="1.0" encoding="utf-8"?>
-<ax:ocx xmlns:ax="http://schemas.microsoft.com/office/2006/activeX" xmlns:r="http://schemas.openxmlformats.org/officeDocument/2006/relationships" ax:classid="{5512D118-5CC6-11CF-8D67-00AA00BDCE1D}" r:id="rId1" ax:persistence="persistStorage"/>
-</file>
-
-<file path=word\activeX\activeX67.xml><?xml version="1.0" encoding="utf-8"?>
-<ax:ocx xmlns:ax="http://schemas.microsoft.com/office/2006/activeX" xmlns:r="http://schemas.openxmlformats.org/officeDocument/2006/relationships" ax:classid="{5512D118-5CC6-11CF-8D67-00AA00BDCE1D}" r:id="rId1" ax:persistence="persistStorage"/>
-</file>
-
-<file path=word\activeX\activeX68.xml><?xml version="1.0" encoding="utf-8"?>
-<ax:ocx xmlns:ax="http://schemas.microsoft.com/office/2006/activeX" xmlns:r="http://schemas.openxmlformats.org/officeDocument/2006/relationships" ax:classid="{5512D118-5CC6-11CF-8D67-00AA00BDCE1D}" r:id="rId1" ax:persistence="persistStorage"/>
-</file>
-
-<file path=word\activeX\activeX69.xml><?xml version="1.0" encoding="utf-8"?>
-<ax:ocx xmlns:ax="http://schemas.microsoft.com/office/2006/activeX" xmlns:r="http://schemas.openxmlformats.org/officeDocument/2006/relationships" ax:classid="{5512D118-5CC6-11CF-8D67-00AA00BDCE1D}" r:id="rId1" ax:persistence="persistStorage"/>
-</file>
-
-<file path=word\activeX\activeX7.xml><?xml version="1.0" encoding="utf-8"?>
-<ax:ocx xmlns:ax="http://schemas.microsoft.com/office/2006/activeX" xmlns:r="http://schemas.openxmlformats.org/officeDocument/2006/relationships" ax:classid="{5512D118-5CC6-11CF-8D67-00AA00BDCE1D}" r:id="rId1" ax:persistence="persistStorage"/>
-</file>
-
-<file path=word\activeX\activeX70.xml><?xml version="1.0" encoding="utf-8"?>
-<ax:ocx xmlns:ax="http://schemas.microsoft.com/office/2006/activeX" xmlns:r="http://schemas.openxmlformats.org/officeDocument/2006/relationships" ax:classid="{5512D118-5CC6-11CF-8D67-00AA00BDCE1D}" r:id="rId1" ax:persistence="persistStorage"/>
-</file>
-
-<file path=word\activeX\activeX71.xml><?xml version="1.0" encoding="utf-8"?>
-<ax:ocx xmlns:ax="http://schemas.microsoft.com/office/2006/activeX" xmlns:r="http://schemas.openxmlformats.org/officeDocument/2006/relationships" ax:classid="{5512D118-5CC6-11CF-8D67-00AA00BDCE1D}" r:id="rId1" ax:persistence="persistStorage"/>
-</file>
-
-<file path=word\activeX\activeX72.xml><?xml version="1.0" encoding="utf-8"?>
-<ax:ocx xmlns:ax="http://schemas.microsoft.com/office/2006/activeX" xmlns:r="http://schemas.openxmlformats.org/officeDocument/2006/relationships" ax:classid="{5512D118-5CC6-11CF-8D67-00AA00BDCE1D}" r:id="rId1" ax:persistence="persistStorage"/>
-</file>
-
-<file path=word\activeX\activeX73.xml><?xml version="1.0" encoding="utf-8"?>
-<ax:ocx xmlns:ax="http://schemas.microsoft.com/office/2006/activeX" xmlns:r="http://schemas.openxmlformats.org/officeDocument/2006/relationships" ax:classid="{5512D118-5CC6-11CF-8D67-00AA00BDCE1D}" r:id="rId1" ax:persistence="persistStorage"/>
-</file>
-
-<file path=word\activeX\activeX74.xml><?xml version="1.0" encoding="utf-8"?>
-<ax:ocx xmlns:ax="http://schemas.microsoft.com/office/2006/activeX" xmlns:r="http://schemas.openxmlformats.org/officeDocument/2006/relationships" ax:classid="{5512D118-5CC6-11CF-8D67-00AA00BDCE1D}" r:id="rId1" ax:persistence="persistStorage"/>
-</file>
-
-<file path=word\activeX\activeX75.xml><?xml version="1.0" encoding="utf-8"?>
-<ax:ocx xmlns:ax="http://schemas.microsoft.com/office/2006/activeX" xmlns:r="http://schemas.openxmlformats.org/officeDocument/2006/relationships" ax:classid="{5512D118-5CC6-11CF-8D67-00AA00BDCE1D}" r:id="rId1" ax:persistence="persistStorage"/>
-</file>
-
-<file path=word\activeX\activeX76.xml><?xml version="1.0" encoding="utf-8"?>
-<ax:ocx xmlns:ax="http://schemas.microsoft.com/office/2006/activeX" xmlns:r="http://schemas.openxmlformats.org/officeDocument/2006/relationships" ax:classid="{5512D118-5CC6-11CF-8D67-00AA00BDCE1D}" r:id="rId1" ax:persistence="persistStorage"/>
-</file>
-
-<file path=word\activeX\activeX77.xml><?xml version="1.0" encoding="utf-8"?>
-<ax:ocx xmlns:ax="http://schemas.microsoft.com/office/2006/activeX" xmlns:r="http://schemas.openxmlformats.org/officeDocument/2006/relationships" ax:classid="{5512D118-5CC6-11CF-8D67-00AA00BDCE1D}" r:id="rId1" ax:persistence="persistStorage"/>
-</file>
-
-<file path=word\activeX\activeX78.xml><?xml version="1.0" encoding="utf-8"?>
-<ax:ocx xmlns:ax="http://schemas.microsoft.com/office/2006/activeX" xmlns:r="http://schemas.openxmlformats.org/officeDocument/2006/relationships" ax:classid="{5512D118-5CC6-11CF-8D67-00AA00BDCE1D}" r:id="rId1" ax:persistence="persistStorage"/>
-</file>
-
-<file path=word\activeX\activeX79.xml><?xml version="1.0" encoding="utf-8"?>
-<ax:ocx xmlns:ax="http://schemas.microsoft.com/office/2006/activeX" xmlns:r="http://schemas.openxmlformats.org/officeDocument/2006/relationships" ax:classid="{5512D118-5CC6-11CF-8D67-00AA00BDCE1D}" r:id="rId1" ax:persistence="persistStorage"/>
-</file>
-
-<file path=word\activeX\activeX8.xml><?xml version="1.0" encoding="utf-8"?>
-<ax:ocx xmlns:ax="http://schemas.microsoft.com/office/2006/activeX" xmlns:r="http://schemas.openxmlformats.org/officeDocument/2006/relationships" ax:classid="{5512D118-5CC6-11CF-8D67-00AA00BDCE1D}" r:id="rId1" ax:persistence="persistStorage"/>
-</file>
-
-<file path=word\activeX\activeX80.xml><?xml version="1.0" encoding="utf-8"?>
-<ax:ocx xmlns:ax="http://schemas.microsoft.com/office/2006/activeX" xmlns:r="http://schemas.openxmlformats.org/officeDocument/2006/relationships" ax:classid="{5512D118-5CC6-11CF-8D67-00AA00BDCE1D}" r:id="rId1" ax:persistence="persistStorage"/>
-</file>
-
-<file path=word\activeX\activeX81.xml><?xml version="1.0" encoding="utf-8"?>
-<ax:ocx xmlns:ax="http://schemas.microsoft.com/office/2006/activeX" xmlns:r="http://schemas.openxmlformats.org/officeDocument/2006/relationships" ax:classid="{5512D118-5CC6-11CF-8D67-00AA00BDCE1D}" r:id="rId1" ax:persistence="persistStorage"/>
-</file>
-
-<file path=word\activeX\activeX82.xml><?xml version="1.0" encoding="utf-8"?>
-<ax:ocx xmlns:ax="http://schemas.microsoft.com/office/2006/activeX" xmlns:r="http://schemas.openxmlformats.org/officeDocument/2006/relationships" ax:classid="{5512D118-5CC6-11CF-8D67-00AA00BDCE1D}" r:id="rId1" ax:persistence="persistStorage"/>
-</file>
-
-<file path=word\activeX\activeX83.xml><?xml version="1.0" encoding="utf-8"?>
-<ax:ocx xmlns:ax="http://schemas.microsoft.com/office/2006/activeX" xmlns:r="http://schemas.openxmlformats.org/officeDocument/2006/relationships" ax:classid="{5512D118-5CC6-11CF-8D67-00AA00BDCE1D}" r:id="rId1" ax:persistence="persistStorage"/>
-</file>
-
-<file path=word\activeX\activeX84.xml><?xml version="1.0" encoding="utf-8"?>
-<ax:ocx xmlns:ax="http://schemas.microsoft.com/office/2006/activeX" xmlns:r="http://schemas.openxmlformats.org/officeDocument/2006/relationships" ax:classid="{5512D118-5CC6-11CF-8D67-00AA00BDCE1D}" r:id="rId1" ax:persistence="persistStorage"/>
-</file>
-
-<file path=word\activeX\activeX85.xml><?xml version="1.0" encoding="utf-8"?>
-<ax:ocx xmlns:ax="http://schemas.microsoft.com/office/2006/activeX" xmlns:r="http://schemas.openxmlformats.org/officeDocument/2006/relationships" ax:classid="{5512D118-5CC6-11CF-8D67-00AA00BDCE1D}" r:id="rId1" ax:persistence="persistStorage"/>
-</file>
-
-<file path=word\activeX\activeX86.xml><?xml version="1.0" encoding="utf-8"?>
-<ax:ocx xmlns:ax="http://schemas.microsoft.com/office/2006/activeX" xmlns:r="http://schemas.openxmlformats.org/officeDocument/2006/relationships" ax:classid="{5512D118-5CC6-11CF-8D67-00AA00BDCE1D}" r:id="rId1" ax:persistence="persistStorage"/>
-</file>
-
-<file path=word\activeX\activeX87.xml><?xml version="1.0" encoding="utf-8"?>
-<ax:ocx xmlns:ax="http://schemas.microsoft.com/office/2006/activeX" xmlns:r="http://schemas.openxmlformats.org/officeDocument/2006/relationships" ax:classid="{5512D118-5CC6-11CF-8D67-00AA00BDCE1D}" r:id="rId1" ax:persistence="persistStorage"/>
-</file>
-
-<file path=word\activeX\activeX88.xml><?xml version="1.0" encoding="utf-8"?>
-<ax:ocx xmlns:ax="http://schemas.microsoft.com/office/2006/activeX" xmlns:r="http://schemas.openxmlformats.org/officeDocument/2006/relationships" ax:classid="{5512D118-5CC6-11CF-8D67-00AA00BDCE1D}" r:id="rId1" ax:persistence="persistStorage"/>
-</file>
-
-<file path=word\activeX\activeX89.xml><?xml version="1.0" encoding="utf-8"?>
-<ax:ocx xmlns:ax="http://schemas.microsoft.com/office/2006/activeX" xmlns:r="http://schemas.openxmlformats.org/officeDocument/2006/relationships" ax:classid="{5512D118-5CC6-11CF-8D67-00AA00BDCE1D}" r:id="rId1" ax:persistence="persistStorage"/>
-</file>
-
-<file path=word\activeX\activeX9.xml><?xml version="1.0" encoding="utf-8"?>
-<ax:ocx xmlns:ax="http://schemas.microsoft.com/office/2006/activeX" xmlns:r="http://schemas.openxmlformats.org/officeDocument/2006/relationships" ax:classid="{5512D118-5CC6-11CF-8D67-00AA00BDCE1D}" r:id="rId1" ax:persistence="persistStorage"/>
-</file>
-
-<file path=word\activeX\activeX90.xml><?xml version="1.0" encoding="utf-8"?>
-<ax:ocx xmlns:ax="http://schemas.microsoft.com/office/2006/activeX" xmlns:r="http://schemas.openxmlformats.org/officeDocument/2006/relationships" ax:classid="{5512D118-5CC6-11CF-8D67-00AA00BDCE1D}" r:id="rId1" ax:persistence="persistStorage"/>
-</file>
-
-<file path=word\activeX\activeX91.xml><?xml version="1.0" encoding="utf-8"?>
-<ax:ocx xmlns:ax="http://schemas.microsoft.com/office/2006/activeX" xmlns:r="http://schemas.openxmlformats.org/officeDocument/2006/relationships" ax:classid="{5512D118-5CC6-11CF-8D67-00AA00BDCE1D}" r:id="rId1" ax:persistence="persistStorage"/>
-</file>
-
-<file path=word\activeX\activeX92.xml><?xml version="1.0" encoding="utf-8"?>
-<ax:ocx xmlns:ax="http://schemas.microsoft.com/office/2006/activeX" xmlns:r="http://schemas.openxmlformats.org/officeDocument/2006/relationships" ax:classid="{5512D118-5CC6-11CF-8D67-00AA00BDCE1D}" r:id="rId1" ax:persistence="persistStorage"/>
-</file>
-
-<file path=word\activeX\activeX93.xml><?xml version="1.0" encoding="utf-8"?>
-<ax:ocx xmlns:ax="http://schemas.microsoft.com/office/2006/activeX" xmlns:r="http://schemas.openxmlformats.org/officeDocument/2006/relationships" ax:classid="{5512D118-5CC6-11CF-8D67-00AA00BDCE1D}" r:id="rId1" ax:persistence="persistStorage"/>
-</file>
-
-<file path=word\activeX\activeX94.xml><?xml version="1.0" encoding="utf-8"?>
-<ax:ocx xmlns:ax="http://schemas.microsoft.com/office/2006/activeX" xmlns:r="http://schemas.openxmlformats.org/officeDocument/2006/relationships" ax:classid="{5512D118-5CC6-11CF-8D67-00AA00BDCE1D}" r:id="rId1" ax:persistence="persistStorage"/>
-</file>
-
-<file path=word\activeX\activeX95.xml><?xml version="1.0" encoding="utf-8"?>
-<ax:ocx xmlns:ax="http://schemas.microsoft.com/office/2006/activeX" xmlns:r="http://schemas.openxmlformats.org/officeDocument/2006/relationships" ax:classid="{5512D118-5CC6-11CF-8D67-00AA00BDCE1D}" r:id="rId1" ax:persistence="persistStorage"/>
-</file>
-
-<file path=word\activeX\activeX96.xml><?xml version="1.0" encoding="utf-8"?>
-<ax:ocx xmlns:ax="http://schemas.microsoft.com/office/2006/activeX" xmlns:r="http://schemas.openxmlformats.org/officeDocument/2006/relationships" ax:classid="{5512D118-5CC6-11CF-8D67-00AA00BDCE1D}" r:id="rId1" ax:persistence="persistStorage"/>
-</file>
-
-<file path=word\activeX\activeX97.xml><?xml version="1.0" encoding="utf-8"?>
-<ax:ocx xmlns:ax="http://schemas.microsoft.com/office/2006/activeX" xmlns:r="http://schemas.openxmlformats.org/officeDocument/2006/relationships" ax:classid="{5512D118-5CC6-11CF-8D67-00AA00BDCE1D}" r:id="rId1" ax:persistence="persistStorage"/>
-</file>
-
-<file path=word\activeX\activeX98.xml><?xml version="1.0" encoding="utf-8"?>
-<ax:ocx xmlns:ax="http://schemas.microsoft.com/office/2006/activeX" xmlns:r="http://schemas.openxmlformats.org/officeDocument/2006/relationships" ax:classid="{5512D118-5CC6-11CF-8D67-00AA00BDCE1D}" r:id="rId1" ax:persistence="persistStorage"/>
-</file>
-
-<file path=word\activeX\activeX99.xml><?xml version="1.0" encoding="utf-8"?>
-<ax:ocx xmlns:ax="http://schemas.microsoft.com/office/2006/activeX" xmlns:r="http://schemas.openxmlformats.org/officeDocument/2006/relationships" ax:classid="{5512D118-5CC6-11CF-8D67-00AA00BDCE1D}" r:id="rId1" ax:persistence="persistStorage"/>
-</file>
-
-<file path=word\document.xml><?xml version="1.0" encoding="utf-8"?>
+<file path=word/document.xml><?xml version="1.0" encoding="utf-8"?>
 <w:document xmlns:w="http://schemas.openxmlformats.org/wordprocessingml/2006/main" xmlns:r="http://schemas.openxmlformats.org/officeDocument/2006/relationships" xmlns:wp="http://schemas.openxmlformats.org/drawingml/2006/wordprocessingDrawing" xmlns:a="http://schemas.openxmlformats.org/drawingml/2006/main" xmlns:pic="http://schemas.openxmlformats.org/drawingml/2006/picture">
   <w:body>
     <w:p>
@@ -1287,23 +770,23 @@
               </w:rPr>
               <w:drawing>
                 <wp:inline distT="0" distB="0" distL="0" distR="0">
-                  <wp:extent cx="2571750" cy="2857500"/>
+                  <wp:extent cx="257175" cy="200025"/>
                   <wp:effectExtent l="0" t="0" r="0" b="0"/>
-                  <wp:docPr id="108" name="Picture 108" descr="image"/>
+                  <wp:docPr id="236" name="Picture 236" descr="image"/>
                   <wp:cNvGraphicFramePr>
-                    <a:graphicFrameLocks xmlns:a="http://schemas.openxmlformats.org/drawingml/2006/main" noChangeAspect="1"/>
+                    <a:graphicFrameLocks noChangeAspect="1"/>
                   </wp:cNvGraphicFramePr>
-                  <a:graphic xmlns:a="http://schemas.openxmlformats.org/drawingml/2006/main">
+                  <a:graphic>
                     <a:graphicData uri="http://schemas.openxmlformats.org/drawingml/2006/picture">
-                      <pic:pic xmlns:pic="http://schemas.openxmlformats.org/drawingml/2006/picture">
+                      <pic:pic>
                         <pic:nvPicPr>
-                          <pic:cNvPr id="108" name="Picture 108" descr="image"/>
+                          <pic:cNvPr id="236" name="Picture 236" descr="image"/>
                           <pic:cNvPicPr>
                             <a:picLocks noChangeAspect="1"/>
                           </pic:cNvPicPr>
                         </pic:nvPicPr>
                         <pic:blipFill>
-                          <a:blip r:embed="rId9|rId14"/>
+                          <a:blip r:embed="rId9"/>
                           <a:stretch>
                             <a:fillRect/>
                           </a:stretch>
@@ -1311,7 +794,44 @@
                         <pic:spPr>
                           <a:xfrm>
                             <a:off x="0" y="0"/>
-                            <a:ext cx="2571750" cy="2857500"/>
+                            <a:ext cx="257175" cy="200025"/>
+                          </a:xfrm>
+                          <a:prstGeom prst="rect">
+                            <a:avLst/>
+                          </a:prstGeom>
+                        </pic:spPr>
+                      </pic:pic>
+                    </a:graphicData>
+                  </a:graphic>
+                </wp:inline>
+              </w:drawing>
+              <w:drawing>
+                <wp:inline distT="0" distB="0" distL="0" distR="0">
+                  <wp:extent cx="847725" cy="590550"/>
+                  <wp:effectExtent l="0" t="0" r="0" b="0"/>
+                  <wp:docPr id="237" name="Picture 237" descr="image"/>
+                  <wp:cNvGraphicFramePr>
+                    <a:graphicFrameLocks noChangeAspect="1"/>
+                  </wp:cNvGraphicFramePr>
+                  <a:graphic>
+                    <a:graphicData uri="http://schemas.openxmlformats.org/drawingml/2006/picture">
+                      <pic:pic>
+                        <pic:nvPicPr>
+                          <pic:cNvPr id="237" name="Picture 237" descr="image"/>
+                          <pic:cNvPicPr>
+                            <a:picLocks noChangeAspect="1"/>
+                          </pic:cNvPicPr>
+                        </pic:nvPicPr>
+                        <pic:blipFill>
+                          <a:blip r:embed="rId14"/>
+                          <a:stretch>
+                            <a:fillRect/>
+                          </a:stretch>
+                        </pic:blipFill>
+                        <pic:spPr>
+                          <a:xfrm>
+                            <a:off x="0" y="0"/>
+                            <a:ext cx="847725" cy="590550"/>
                           </a:xfrm>
                           <a:prstGeom prst="rect">
                             <a:avLst/>
@@ -1375,23 +895,23 @@
               </w:rPr>
               <w:drawing>
                 <wp:inline distT="0" distB="0" distL="0" distR="0">
-                  <wp:extent cx="2571750" cy="2857500"/>
+                  <wp:extent cx="257175" cy="200025"/>
                   <wp:effectExtent l="0" t="0" r="0" b="0"/>
-                  <wp:docPr id="109" name="Picture 109" descr="image"/>
+                  <wp:docPr id="238" name="Picture 238" descr="image"/>
                   <wp:cNvGraphicFramePr>
-                    <a:graphicFrameLocks xmlns:a="http://schemas.openxmlformats.org/drawingml/2006/main" noChangeAspect="1"/>
+                    <a:graphicFrameLocks noChangeAspect="1"/>
                   </wp:cNvGraphicFramePr>
-                  <a:graphic xmlns:a="http://schemas.openxmlformats.org/drawingml/2006/main">
+                  <a:graphic>
                     <a:graphicData uri="http://schemas.openxmlformats.org/drawingml/2006/picture">
-                      <pic:pic xmlns:pic="http://schemas.openxmlformats.org/drawingml/2006/picture">
+                      <pic:pic>
                         <pic:nvPicPr>
-                          <pic:cNvPr id="109" name="Picture 109" descr="image"/>
+                          <pic:cNvPr id="238" name="Picture 238" descr="image"/>
                           <pic:cNvPicPr>
                             <a:picLocks noChangeAspect="1"/>
                           </pic:cNvPicPr>
                         </pic:nvPicPr>
                         <pic:blipFill>
-                          <a:blip r:embed="rId6|rId16"/>
+                          <a:blip r:embed="rId6"/>
                           <a:stretch>
                             <a:fillRect/>
                           </a:stretch>
@@ -1399,7 +919,44 @@
                         <pic:spPr>
                           <a:xfrm>
                             <a:off x="0" y="0"/>
-                            <a:ext cx="2571750" cy="2857500"/>
+                            <a:ext cx="257175" cy="200025"/>
+                          </a:xfrm>
+                          <a:prstGeom prst="rect">
+                            <a:avLst/>
+                          </a:prstGeom>
+                        </pic:spPr>
+                      </pic:pic>
+                    </a:graphicData>
+                  </a:graphic>
+                </wp:inline>
+              </w:drawing>
+              <w:drawing>
+                <wp:inline distT="0" distB="0" distL="0" distR="0">
+                  <wp:extent cx="571500" cy="466725"/>
+                  <wp:effectExtent l="0" t="0" r="0" b="0"/>
+                  <wp:docPr id="239" name="Picture 239" descr="image"/>
+                  <wp:cNvGraphicFramePr>
+                    <a:graphicFrameLocks noChangeAspect="1"/>
+                  </wp:cNvGraphicFramePr>
+                  <a:graphic>
+                    <a:graphicData uri="http://schemas.openxmlformats.org/drawingml/2006/picture">
+                      <pic:pic>
+                        <pic:nvPicPr>
+                          <pic:cNvPr id="239" name="Picture 239" descr="image"/>
+                          <pic:cNvPicPr>
+                            <a:picLocks noChangeAspect="1"/>
+                          </pic:cNvPicPr>
+                        </pic:nvPicPr>
+                        <pic:blipFill>
+                          <a:blip r:embed="rId16"/>
+                          <a:stretch>
+                            <a:fillRect/>
+                          </a:stretch>
+                        </pic:blipFill>
+                        <pic:spPr>
+                          <a:xfrm>
+                            <a:off x="0" y="0"/>
+                            <a:ext cx="571500" cy="466725"/>
                           </a:xfrm>
                           <a:prstGeom prst="rect">
                             <a:avLst/>
@@ -1468,23 +1025,23 @@
               </w:rPr>
               <w:drawing>
                 <wp:inline distT="0" distB="0" distL="0" distR="0">
-                  <wp:extent cx="2571750" cy="2857500"/>
+                  <wp:extent cx="257175" cy="200025"/>
                   <wp:effectExtent l="0" t="0" r="0" b="0"/>
-                  <wp:docPr id="110" name="Picture 110" descr="image"/>
+                  <wp:docPr id="240" name="Picture 240" descr="image"/>
                   <wp:cNvGraphicFramePr>
-                    <a:graphicFrameLocks xmlns:a="http://schemas.openxmlformats.org/drawingml/2006/main" noChangeAspect="1"/>
+                    <a:graphicFrameLocks noChangeAspect="1"/>
                   </wp:cNvGraphicFramePr>
-                  <a:graphic xmlns:a="http://schemas.openxmlformats.org/drawingml/2006/main">
+                  <a:graphic>
                     <a:graphicData uri="http://schemas.openxmlformats.org/drawingml/2006/picture">
-                      <pic:pic xmlns:pic="http://schemas.openxmlformats.org/drawingml/2006/picture">
+                      <pic:pic>
                         <pic:nvPicPr>
-                          <pic:cNvPr id="110" name="Picture 110" descr="image"/>
+                          <pic:cNvPr id="240" name="Picture 240" descr="image"/>
                           <pic:cNvPicPr>
                             <a:picLocks noChangeAspect="1"/>
                           </pic:cNvPicPr>
                         </pic:nvPicPr>
                         <pic:blipFill>
-                          <a:blip r:embed="rId6|rId18"/>
+                          <a:blip r:embed="rId6"/>
                           <a:stretch>
                             <a:fillRect/>
                           </a:stretch>
@@ -1492,7 +1049,44 @@
                         <pic:spPr>
                           <a:xfrm>
                             <a:off x="0" y="0"/>
-                            <a:ext cx="2571750" cy="2857500"/>
+                            <a:ext cx="257175" cy="200025"/>
+                          </a:xfrm>
+                          <a:prstGeom prst="rect">
+                            <a:avLst/>
+                          </a:prstGeom>
+                        </pic:spPr>
+                      </pic:pic>
+                    </a:graphicData>
+                  </a:graphic>
+                </wp:inline>
+              </w:drawing>
+              <w:drawing>
+                <wp:inline distT="0" distB="0" distL="0" distR="0">
+                  <wp:extent cx="828675" cy="485775"/>
+                  <wp:effectExtent l="0" t="0" r="0" b="0"/>
+                  <wp:docPr id="241" name="Picture 241" descr="image"/>
+                  <wp:cNvGraphicFramePr>
+                    <a:graphicFrameLocks noChangeAspect="1"/>
+                  </wp:cNvGraphicFramePr>
+                  <a:graphic>
+                    <a:graphicData uri="http://schemas.openxmlformats.org/drawingml/2006/picture">
+                      <pic:pic>
+                        <pic:nvPicPr>
+                          <pic:cNvPr id="241" name="Picture 241" descr="image"/>
+                          <pic:cNvPicPr>
+                            <a:picLocks noChangeAspect="1"/>
+                          </pic:cNvPicPr>
+                        </pic:nvPicPr>
+                        <pic:blipFill>
+                          <a:blip r:embed="rId18"/>
+                          <a:stretch>
+                            <a:fillRect/>
+                          </a:stretch>
+                        </pic:blipFill>
+                        <pic:spPr>
+                          <a:xfrm>
+                            <a:off x="0" y="0"/>
+                            <a:ext cx="828675" cy="485775"/>
                           </a:xfrm>
                           <a:prstGeom prst="rect">
                             <a:avLst/>
@@ -1556,23 +1150,23 @@
               </w:rPr>
               <w:drawing>
                 <wp:inline distT="0" distB="0" distL="0" distR="0">
-                  <wp:extent cx="2571750" cy="2857500"/>
+                  <wp:extent cx="257175" cy="200025"/>
                   <wp:effectExtent l="0" t="0" r="0" b="0"/>
-                  <wp:docPr id="111" name="Picture 111" descr="image"/>
+                  <wp:docPr id="242" name="Picture 242" descr="image"/>
                   <wp:cNvGraphicFramePr>
-                    <a:graphicFrameLocks xmlns:a="http://schemas.openxmlformats.org/drawingml/2006/main" noChangeAspect="1"/>
+                    <a:graphicFrameLocks noChangeAspect="1"/>
                   </wp:cNvGraphicFramePr>
-                  <a:graphic xmlns:a="http://schemas.openxmlformats.org/drawingml/2006/main">
+                  <a:graphic>
                     <a:graphicData uri="http://schemas.openxmlformats.org/drawingml/2006/picture">
-                      <pic:pic xmlns:pic="http://schemas.openxmlformats.org/drawingml/2006/picture">
+                      <pic:pic>
                         <pic:nvPicPr>
-                          <pic:cNvPr id="111" name="Picture 111" descr="image"/>
+                          <pic:cNvPr id="242" name="Picture 242" descr="image"/>
                           <pic:cNvPicPr>
                             <a:picLocks noChangeAspect="1"/>
                           </pic:cNvPicPr>
                         </pic:nvPicPr>
                         <pic:blipFill>
-                          <a:blip r:embed="rId6|rId20"/>
+                          <a:blip r:embed="rId6"/>
                           <a:stretch>
                             <a:fillRect/>
                           </a:stretch>
@@ -1580,7 +1174,44 @@
                         <pic:spPr>
                           <a:xfrm>
                             <a:off x="0" y="0"/>
-                            <a:ext cx="2571750" cy="2857500"/>
+                            <a:ext cx="257175" cy="200025"/>
+                          </a:xfrm>
+                          <a:prstGeom prst="rect">
+                            <a:avLst/>
+                          </a:prstGeom>
+                        </pic:spPr>
+                      </pic:pic>
+                    </a:graphicData>
+                  </a:graphic>
+                </wp:inline>
+              </w:drawing>
+              <w:drawing>
+                <wp:inline distT="0" distB="0" distL="0" distR="0">
+                  <wp:extent cx="800100" cy="457200"/>
+                  <wp:effectExtent l="0" t="0" r="0" b="0"/>
+                  <wp:docPr id="243" name="Picture 243" descr="image"/>
+                  <wp:cNvGraphicFramePr>
+                    <a:graphicFrameLocks noChangeAspect="1"/>
+                  </wp:cNvGraphicFramePr>
+                  <a:graphic>
+                    <a:graphicData uri="http://schemas.openxmlformats.org/drawingml/2006/picture">
+                      <pic:pic>
+                        <pic:nvPicPr>
+                          <pic:cNvPr id="243" name="Picture 243" descr="image"/>
+                          <pic:cNvPicPr>
+                            <a:picLocks noChangeAspect="1"/>
+                          </pic:cNvPicPr>
+                        </pic:nvPicPr>
+                        <pic:blipFill>
+                          <a:blip r:embed="rId20"/>
+                          <a:stretch>
+                            <a:fillRect/>
+                          </a:stretch>
+                        </pic:blipFill>
+                        <pic:spPr>
+                          <a:xfrm>
+                            <a:off x="0" y="0"/>
+                            <a:ext cx="800100" cy="457200"/>
                           </a:xfrm>
                           <a:prstGeom prst="rect">
                             <a:avLst/>
@@ -2211,23 +1842,23 @@
               </w:rPr>
               <w:drawing>
                 <wp:inline distT="0" distB="0" distL="0" distR="0">
-                  <wp:extent cx="2571750" cy="2857500"/>
+                  <wp:extent cx="257175" cy="200025"/>
                   <wp:effectExtent l="0" t="0" r="0" b="0"/>
-                  <wp:docPr id="117" name="Picture 117" descr="image"/>
+                  <wp:docPr id="244" name="Picture 244" descr="image"/>
                   <wp:cNvGraphicFramePr>
-                    <a:graphicFrameLocks xmlns:a="http://schemas.openxmlformats.org/drawingml/2006/main" noChangeAspect="1"/>
+                    <a:graphicFrameLocks noChangeAspect="1"/>
                   </wp:cNvGraphicFramePr>
-                  <a:graphic xmlns:a="http://schemas.openxmlformats.org/drawingml/2006/main">
+                  <a:graphic>
                     <a:graphicData uri="http://schemas.openxmlformats.org/drawingml/2006/picture">
-                      <pic:pic xmlns:pic="http://schemas.openxmlformats.org/drawingml/2006/picture">
+                      <pic:pic>
                         <pic:nvPicPr>
-                          <pic:cNvPr id="117" name="Picture 117" descr="image"/>
+                          <pic:cNvPr id="244" name="Picture 244" descr="image"/>
                           <pic:cNvPicPr>
                             <a:picLocks noChangeAspect="1"/>
                           </pic:cNvPicPr>
                         </pic:nvPicPr>
                         <pic:blipFill>
-                          <a:blip r:embed="rId9|rId27"/>
+                          <a:blip r:embed="rId9"/>
                           <a:stretch>
                             <a:fillRect/>
                           </a:stretch>
@@ -2235,7 +1866,44 @@
                         <pic:spPr>
                           <a:xfrm>
                             <a:off x="0" y="0"/>
-                            <a:ext cx="2571750" cy="2857500"/>
+                            <a:ext cx="257175" cy="200025"/>
+                          </a:xfrm>
+                          <a:prstGeom prst="rect">
+                            <a:avLst/>
+                          </a:prstGeom>
+                        </pic:spPr>
+                      </pic:pic>
+                    </a:graphicData>
+                  </a:graphic>
+                </wp:inline>
+              </w:drawing>
+              <w:drawing>
+                <wp:inline distT="0" distB="0" distL="0" distR="0">
+                  <wp:extent cx="1524000" cy="638175"/>
+                  <wp:effectExtent l="0" t="0" r="0" b="0"/>
+                  <wp:docPr id="245" name="Picture 245" descr="image"/>
+                  <wp:cNvGraphicFramePr>
+                    <a:graphicFrameLocks noChangeAspect="1"/>
+                  </wp:cNvGraphicFramePr>
+                  <a:graphic>
+                    <a:graphicData uri="http://schemas.openxmlformats.org/drawingml/2006/picture">
+                      <pic:pic>
+                        <pic:nvPicPr>
+                          <pic:cNvPr id="245" name="Picture 245" descr="image"/>
+                          <pic:cNvPicPr>
+                            <a:picLocks noChangeAspect="1"/>
+                          </pic:cNvPicPr>
+                        </pic:nvPicPr>
+                        <pic:blipFill>
+                          <a:blip r:embed="rId27"/>
+                          <a:stretch>
+                            <a:fillRect/>
+                          </a:stretch>
+                        </pic:blipFill>
+                        <pic:spPr>
+                          <a:xfrm>
+                            <a:off x="0" y="0"/>
+                            <a:ext cx="1524000" cy="638175"/>
                           </a:xfrm>
                           <a:prstGeom prst="rect">
                             <a:avLst/>
@@ -2299,23 +1967,23 @@
               </w:rPr>
               <w:drawing>
                 <wp:inline distT="0" distB="0" distL="0" distR="0">
-                  <wp:extent cx="2571750" cy="2857500"/>
+                  <wp:extent cx="257175" cy="200025"/>
                   <wp:effectExtent l="0" t="0" r="0" b="0"/>
-                  <wp:docPr id="118" name="Picture 118" descr="image"/>
+                  <wp:docPr id="246" name="Picture 246" descr="image"/>
                   <wp:cNvGraphicFramePr>
-                    <a:graphicFrameLocks xmlns:a="http://schemas.openxmlformats.org/drawingml/2006/main" noChangeAspect="1"/>
+                    <a:graphicFrameLocks noChangeAspect="1"/>
                   </wp:cNvGraphicFramePr>
-                  <a:graphic xmlns:a="http://schemas.openxmlformats.org/drawingml/2006/main">
+                  <a:graphic>
                     <a:graphicData uri="http://schemas.openxmlformats.org/drawingml/2006/picture">
-                      <pic:pic xmlns:pic="http://schemas.openxmlformats.org/drawingml/2006/picture">
+                      <pic:pic>
                         <pic:nvPicPr>
-                          <pic:cNvPr id="118" name="Picture 118" descr="image"/>
+                          <pic:cNvPr id="246" name="Picture 246" descr="image"/>
                           <pic:cNvPicPr>
                             <a:picLocks noChangeAspect="1"/>
                           </pic:cNvPicPr>
                         </pic:nvPicPr>
                         <pic:blipFill>
-                          <a:blip r:embed="rId6|rId29"/>
+                          <a:blip r:embed="rId6"/>
                           <a:stretch>
                             <a:fillRect/>
                           </a:stretch>
@@ -2323,7 +1991,44 @@
                         <pic:spPr>
                           <a:xfrm>
                             <a:off x="0" y="0"/>
-                            <a:ext cx="2571750" cy="2857500"/>
+                            <a:ext cx="257175" cy="200025"/>
+                          </a:xfrm>
+                          <a:prstGeom prst="rect">
+                            <a:avLst/>
+                          </a:prstGeom>
+                        </pic:spPr>
+                      </pic:pic>
+                    </a:graphicData>
+                  </a:graphic>
+                </wp:inline>
+              </w:drawing>
+              <w:drawing>
+                <wp:inline distT="0" distB="0" distL="0" distR="0">
+                  <wp:extent cx="1476375" cy="647700"/>
+                  <wp:effectExtent l="0" t="0" r="0" b="0"/>
+                  <wp:docPr id="247" name="Picture 247" descr="image"/>
+                  <wp:cNvGraphicFramePr>
+                    <a:graphicFrameLocks noChangeAspect="1"/>
+                  </wp:cNvGraphicFramePr>
+                  <a:graphic>
+                    <a:graphicData uri="http://schemas.openxmlformats.org/drawingml/2006/picture">
+                      <pic:pic>
+                        <pic:nvPicPr>
+                          <pic:cNvPr id="247" name="Picture 247" descr="image"/>
+                          <pic:cNvPicPr>
+                            <a:picLocks noChangeAspect="1"/>
+                          </pic:cNvPicPr>
+                        </pic:nvPicPr>
+                        <pic:blipFill>
+                          <a:blip r:embed="rId29"/>
+                          <a:stretch>
+                            <a:fillRect/>
+                          </a:stretch>
+                        </pic:blipFill>
+                        <pic:spPr>
+                          <a:xfrm>
+                            <a:off x="0" y="0"/>
+                            <a:ext cx="1476375" cy="647700"/>
                           </a:xfrm>
                           <a:prstGeom prst="rect">
                             <a:avLst/>
@@ -2392,23 +2097,23 @@
               </w:rPr>
               <w:drawing>
                 <wp:inline distT="0" distB="0" distL="0" distR="0">
-                  <wp:extent cx="2571750" cy="2857500"/>
+                  <wp:extent cx="257175" cy="200025"/>
                   <wp:effectExtent l="0" t="0" r="0" b="0"/>
-                  <wp:docPr id="119" name="Picture 119" descr="image"/>
+                  <wp:docPr id="248" name="Picture 248" descr="image"/>
                   <wp:cNvGraphicFramePr>
-                    <a:graphicFrameLocks xmlns:a="http://schemas.openxmlformats.org/drawingml/2006/main" noChangeAspect="1"/>
+                    <a:graphicFrameLocks noChangeAspect="1"/>
                   </wp:cNvGraphicFramePr>
-                  <a:graphic xmlns:a="http://schemas.openxmlformats.org/drawingml/2006/main">
+                  <a:graphic>
                     <a:graphicData uri="http://schemas.openxmlformats.org/drawingml/2006/picture">
-                      <pic:pic xmlns:pic="http://schemas.openxmlformats.org/drawingml/2006/picture">
+                      <pic:pic>
                         <pic:nvPicPr>
-                          <pic:cNvPr id="119" name="Picture 119" descr="image"/>
+                          <pic:cNvPr id="248" name="Picture 248" descr="image"/>
                           <pic:cNvPicPr>
                             <a:picLocks noChangeAspect="1"/>
                           </pic:cNvPicPr>
                         </pic:nvPicPr>
                         <pic:blipFill>
-                          <a:blip r:embed="rId6|rId31"/>
+                          <a:blip r:embed="rId6"/>
                           <a:stretch>
                             <a:fillRect/>
                           </a:stretch>
@@ -2416,7 +2121,44 @@
                         <pic:spPr>
                           <a:xfrm>
                             <a:off x="0" y="0"/>
-                            <a:ext cx="2571750" cy="2857500"/>
+                            <a:ext cx="257175" cy="200025"/>
+                          </a:xfrm>
+                          <a:prstGeom prst="rect">
+                            <a:avLst/>
+                          </a:prstGeom>
+                        </pic:spPr>
+                      </pic:pic>
+                    </a:graphicData>
+                  </a:graphic>
+                </wp:inline>
+              </w:drawing>
+              <w:drawing>
+                <wp:inline distT="0" distB="0" distL="0" distR="0">
+                  <wp:extent cx="1981200" cy="638175"/>
+                  <wp:effectExtent l="0" t="0" r="0" b="0"/>
+                  <wp:docPr id="249" name="Picture 249" descr="image"/>
+                  <wp:cNvGraphicFramePr>
+                    <a:graphicFrameLocks noChangeAspect="1"/>
+                  </wp:cNvGraphicFramePr>
+                  <a:graphic>
+                    <a:graphicData uri="http://schemas.openxmlformats.org/drawingml/2006/picture">
+                      <pic:pic>
+                        <pic:nvPicPr>
+                          <pic:cNvPr id="249" name="Picture 249" descr="image"/>
+                          <pic:cNvPicPr>
+                            <a:picLocks noChangeAspect="1"/>
+                          </pic:cNvPicPr>
+                        </pic:nvPicPr>
+                        <pic:blipFill>
+                          <a:blip r:embed="rId31"/>
+                          <a:stretch>
+                            <a:fillRect/>
+                          </a:stretch>
+                        </pic:blipFill>
+                        <pic:spPr>
+                          <a:xfrm>
+                            <a:off x="0" y="0"/>
+                            <a:ext cx="1981200" cy="638175"/>
                           </a:xfrm>
                           <a:prstGeom prst="rect">
                             <a:avLst/>
@@ -2480,23 +2222,23 @@
               </w:rPr>
               <w:drawing>
                 <wp:inline distT="0" distB="0" distL="0" distR="0">
-                  <wp:extent cx="2571750" cy="2857500"/>
+                  <wp:extent cx="257175" cy="200025"/>
                   <wp:effectExtent l="0" t="0" r="0" b="0"/>
-                  <wp:docPr id="120" name="Picture 120" descr="image"/>
+                  <wp:docPr id="250" name="Picture 250" descr="image"/>
                   <wp:cNvGraphicFramePr>
-                    <a:graphicFrameLocks xmlns:a="http://schemas.openxmlformats.org/drawingml/2006/main" noChangeAspect="1"/>
+                    <a:graphicFrameLocks noChangeAspect="1"/>
                   </wp:cNvGraphicFramePr>
-                  <a:graphic xmlns:a="http://schemas.openxmlformats.org/drawingml/2006/main">
+                  <a:graphic>
                     <a:graphicData uri="http://schemas.openxmlformats.org/drawingml/2006/picture">
-                      <pic:pic xmlns:pic="http://schemas.openxmlformats.org/drawingml/2006/picture">
+                      <pic:pic>
                         <pic:nvPicPr>
-                          <pic:cNvPr id="120" name="Picture 120" descr="image"/>
+                          <pic:cNvPr id="250" name="Picture 250" descr="image"/>
                           <pic:cNvPicPr>
                             <a:picLocks noChangeAspect="1"/>
                           </pic:cNvPicPr>
                         </pic:nvPicPr>
                         <pic:blipFill>
-                          <a:blip r:embed="rId6|rId33"/>
+                          <a:blip r:embed="rId6"/>
                           <a:stretch>
                             <a:fillRect/>
                           </a:stretch>
@@ -2504,7 +2246,44 @@
                         <pic:spPr>
                           <a:xfrm>
                             <a:off x="0" y="0"/>
-                            <a:ext cx="2571750" cy="2857500"/>
+                            <a:ext cx="257175" cy="200025"/>
+                          </a:xfrm>
+                          <a:prstGeom prst="rect">
+                            <a:avLst/>
+                          </a:prstGeom>
+                        </pic:spPr>
+                      </pic:pic>
+                    </a:graphicData>
+                  </a:graphic>
+                </wp:inline>
+              </w:drawing>
+              <w:drawing>
+                <wp:inline distT="0" distB="0" distL="0" distR="0">
+                  <wp:extent cx="1971675" cy="638175"/>
+                  <wp:effectExtent l="0" t="0" r="0" b="0"/>
+                  <wp:docPr id="251" name="Picture 251" descr="image"/>
+                  <wp:cNvGraphicFramePr>
+                    <a:graphicFrameLocks noChangeAspect="1"/>
+                  </wp:cNvGraphicFramePr>
+                  <a:graphic>
+                    <a:graphicData uri="http://schemas.openxmlformats.org/drawingml/2006/picture">
+                      <pic:pic>
+                        <pic:nvPicPr>
+                          <pic:cNvPr id="251" name="Picture 251" descr="image"/>
+                          <pic:cNvPicPr>
+                            <a:picLocks noChangeAspect="1"/>
+                          </pic:cNvPicPr>
+                        </pic:nvPicPr>
+                        <pic:blipFill>
+                          <a:blip r:embed="rId33"/>
+                          <a:stretch>
+                            <a:fillRect/>
+                          </a:stretch>
+                        </pic:blipFill>
+                        <pic:spPr>
+                          <a:xfrm>
+                            <a:off x="0" y="0"/>
+                            <a:ext cx="1971675" cy="638175"/>
                           </a:xfrm>
                           <a:prstGeom prst="rect">
                             <a:avLst/>
@@ -2689,23 +2468,23 @@
               </w:rPr>
               <w:drawing>
                 <wp:inline distT="0" distB="0" distL="0" distR="0">
-                  <wp:extent cx="2571750" cy="2857500"/>
+                  <wp:extent cx="257175" cy="200025"/>
                   <wp:effectExtent l="0" t="0" r="0" b="0"/>
-                  <wp:docPr id="122" name="Picture 122" descr="image"/>
+                  <wp:docPr id="252" name="Picture 252" descr="image"/>
                   <wp:cNvGraphicFramePr>
-                    <a:graphicFrameLocks xmlns:a="http://schemas.openxmlformats.org/drawingml/2006/main" noChangeAspect="1"/>
+                    <a:graphicFrameLocks noChangeAspect="1"/>
                   </wp:cNvGraphicFramePr>
-                  <a:graphic xmlns:a="http://schemas.openxmlformats.org/drawingml/2006/main">
+                  <a:graphic>
                     <a:graphicData uri="http://schemas.openxmlformats.org/drawingml/2006/picture">
-                      <pic:pic xmlns:pic="http://schemas.openxmlformats.org/drawingml/2006/picture">
+                      <pic:pic>
                         <pic:nvPicPr>
-                          <pic:cNvPr id="122" name="Picture 122" descr="image"/>
+                          <pic:cNvPr id="252" name="Picture 252" descr="image"/>
                           <pic:cNvPicPr>
                             <a:picLocks noChangeAspect="1"/>
                           </pic:cNvPicPr>
                         </pic:nvPicPr>
                         <pic:blipFill>
-                          <a:blip r:embed="rId6|rId36"/>
+                          <a:blip r:embed="rId6"/>
                           <a:stretch>
                             <a:fillRect/>
                           </a:stretch>
@@ -2713,7 +2492,44 @@
                         <pic:spPr>
                           <a:xfrm>
                             <a:off x="0" y="0"/>
-                            <a:ext cx="2571750" cy="2857500"/>
+                            <a:ext cx="257175" cy="200025"/>
+                          </a:xfrm>
+                          <a:prstGeom prst="rect">
+                            <a:avLst/>
+                          </a:prstGeom>
+                        </pic:spPr>
+                      </pic:pic>
+                    </a:graphicData>
+                  </a:graphic>
+                </wp:inline>
+              </w:drawing>
+              <w:drawing>
+                <wp:inline distT="0" distB="0" distL="0" distR="0">
+                  <wp:extent cx="1524000" cy="2562225"/>
+                  <wp:effectExtent l="0" t="0" r="0" b="0"/>
+                  <wp:docPr id="253" name="Picture 253" descr="image"/>
+                  <wp:cNvGraphicFramePr>
+                    <a:graphicFrameLocks noChangeAspect="1"/>
+                  </wp:cNvGraphicFramePr>
+                  <a:graphic>
+                    <a:graphicData uri="http://schemas.openxmlformats.org/drawingml/2006/picture">
+                      <pic:pic>
+                        <pic:nvPicPr>
+                          <pic:cNvPr id="253" name="Picture 253" descr="image"/>
+                          <pic:cNvPicPr>
+                            <a:picLocks noChangeAspect="1"/>
+                          </pic:cNvPicPr>
+                        </pic:nvPicPr>
+                        <pic:blipFill>
+                          <a:blip r:embed="rId36"/>
+                          <a:stretch>
+                            <a:fillRect/>
+                          </a:stretch>
+                        </pic:blipFill>
+                        <pic:spPr>
+                          <a:xfrm>
+                            <a:off x="0" y="0"/>
+                            <a:ext cx="1524000" cy="2562225"/>
                           </a:xfrm>
                           <a:prstGeom prst="rect">
                             <a:avLst/>
@@ -2777,23 +2593,23 @@
               </w:rPr>
               <w:drawing>
                 <wp:inline distT="0" distB="0" distL="0" distR="0">
-                  <wp:extent cx="2571750" cy="2857500"/>
+                  <wp:extent cx="257175" cy="200025"/>
                   <wp:effectExtent l="0" t="0" r="0" b="0"/>
-                  <wp:docPr id="123" name="Picture 123" descr="image"/>
+                  <wp:docPr id="254" name="Picture 254" descr="image"/>
                   <wp:cNvGraphicFramePr>
-                    <a:graphicFrameLocks xmlns:a="http://schemas.openxmlformats.org/drawingml/2006/main" noChangeAspect="1"/>
+                    <a:graphicFrameLocks noChangeAspect="1"/>
                   </wp:cNvGraphicFramePr>
-                  <a:graphic xmlns:a="http://schemas.openxmlformats.org/drawingml/2006/main">
+                  <a:graphic>
                     <a:graphicData uri="http://schemas.openxmlformats.org/drawingml/2006/picture">
-                      <pic:pic xmlns:pic="http://schemas.openxmlformats.org/drawingml/2006/picture">
+                      <pic:pic>
                         <pic:nvPicPr>
-                          <pic:cNvPr id="123" name="Picture 123" descr="image"/>
+                          <pic:cNvPr id="254" name="Picture 254" descr="image"/>
                           <pic:cNvPicPr>
                             <a:picLocks noChangeAspect="1"/>
                           </pic:cNvPicPr>
                         </pic:nvPicPr>
                         <pic:blipFill>
-                          <a:blip r:embed="rId6|rId38"/>
+                          <a:blip r:embed="rId6"/>
                           <a:stretch>
                             <a:fillRect/>
                           </a:stretch>
@@ -2801,7 +2617,44 @@
                         <pic:spPr>
                           <a:xfrm>
                             <a:off x="0" y="0"/>
-                            <a:ext cx="2571750" cy="2857500"/>
+                            <a:ext cx="257175" cy="200025"/>
+                          </a:xfrm>
+                          <a:prstGeom prst="rect">
+                            <a:avLst/>
+                          </a:prstGeom>
+                        </pic:spPr>
+                      </pic:pic>
+                    </a:graphicData>
+                  </a:graphic>
+                </wp:inline>
+              </w:drawing>
+              <w:drawing>
+                <wp:inline distT="0" distB="0" distL="0" distR="0">
+                  <wp:extent cx="1504950" cy="2533650"/>
+                  <wp:effectExtent l="0" t="0" r="0" b="0"/>
+                  <wp:docPr id="255" name="Picture 255" descr="image"/>
+                  <wp:cNvGraphicFramePr>
+                    <a:graphicFrameLocks noChangeAspect="1"/>
+                  </wp:cNvGraphicFramePr>
+                  <a:graphic>
+                    <a:graphicData uri="http://schemas.openxmlformats.org/drawingml/2006/picture">
+                      <pic:pic>
+                        <pic:nvPicPr>
+                          <pic:cNvPr id="255" name="Picture 255" descr="image"/>
+                          <pic:cNvPicPr>
+                            <a:picLocks noChangeAspect="1"/>
+                          </pic:cNvPicPr>
+                        </pic:nvPicPr>
+                        <pic:blipFill>
+                          <a:blip r:embed="rId38"/>
+                          <a:stretch>
+                            <a:fillRect/>
+                          </a:stretch>
+                        </pic:blipFill>
+                        <pic:spPr>
+                          <a:xfrm>
+                            <a:off x="0" y="0"/>
+                            <a:ext cx="1504950" cy="2533650"/>
                           </a:xfrm>
                           <a:prstGeom prst="rect">
                             <a:avLst/>
@@ -2870,23 +2723,23 @@
               </w:rPr>
               <w:drawing>
                 <wp:inline distT="0" distB="0" distL="0" distR="0">
-                  <wp:extent cx="2571750" cy="2857500"/>
+                  <wp:extent cx="257175" cy="200025"/>
                   <wp:effectExtent l="0" t="0" r="0" b="0"/>
-                  <wp:docPr id="124" name="Picture 124" descr="image"/>
+                  <wp:docPr id="256" name="Picture 256" descr="image"/>
                   <wp:cNvGraphicFramePr>
-                    <a:graphicFrameLocks xmlns:a="http://schemas.openxmlformats.org/drawingml/2006/main" noChangeAspect="1"/>
+                    <a:graphicFrameLocks noChangeAspect="1"/>
                   </wp:cNvGraphicFramePr>
-                  <a:graphic xmlns:a="http://schemas.openxmlformats.org/drawingml/2006/main">
+                  <a:graphic>
                     <a:graphicData uri="http://schemas.openxmlformats.org/drawingml/2006/picture">
-                      <pic:pic xmlns:pic="http://schemas.openxmlformats.org/drawingml/2006/picture">
+                      <pic:pic>
                         <pic:nvPicPr>
-                          <pic:cNvPr id="124" name="Picture 124" descr="image"/>
+                          <pic:cNvPr id="256" name="Picture 256" descr="image"/>
                           <pic:cNvPicPr>
                             <a:picLocks noChangeAspect="1"/>
                           </pic:cNvPicPr>
                         </pic:nvPicPr>
                         <pic:blipFill>
-                          <a:blip r:embed="rId6|rId40"/>
+                          <a:blip r:embed="rId6"/>
                           <a:stretch>
                             <a:fillRect/>
                           </a:stretch>
@@ -2894,7 +2747,44 @@
                         <pic:spPr>
                           <a:xfrm>
                             <a:off x="0" y="0"/>
-                            <a:ext cx="2571750" cy="2857500"/>
+                            <a:ext cx="257175" cy="200025"/>
+                          </a:xfrm>
+                          <a:prstGeom prst="rect">
+                            <a:avLst/>
+                          </a:prstGeom>
+                        </pic:spPr>
+                      </pic:pic>
+                    </a:graphicData>
+                  </a:graphic>
+                </wp:inline>
+              </w:drawing>
+              <w:drawing>
+                <wp:inline distT="0" distB="0" distL="0" distR="0">
+                  <wp:extent cx="1543050" cy="2533650"/>
+                  <wp:effectExtent l="0" t="0" r="0" b="0"/>
+                  <wp:docPr id="257" name="Picture 257" descr="image"/>
+                  <wp:cNvGraphicFramePr>
+                    <a:graphicFrameLocks noChangeAspect="1"/>
+                  </wp:cNvGraphicFramePr>
+                  <a:graphic>
+                    <a:graphicData uri="http://schemas.openxmlformats.org/drawingml/2006/picture">
+                      <pic:pic>
+                        <pic:nvPicPr>
+                          <pic:cNvPr id="257" name="Picture 257" descr="image"/>
+                          <pic:cNvPicPr>
+                            <a:picLocks noChangeAspect="1"/>
+                          </pic:cNvPicPr>
+                        </pic:nvPicPr>
+                        <pic:blipFill>
+                          <a:blip r:embed="rId40"/>
+                          <a:stretch>
+                            <a:fillRect/>
+                          </a:stretch>
+                        </pic:blipFill>
+                        <pic:spPr>
+                          <a:xfrm>
+                            <a:off x="0" y="0"/>
+                            <a:ext cx="1543050" cy="2533650"/>
                           </a:xfrm>
                           <a:prstGeom prst="rect">
                             <a:avLst/>
@@ -2958,23 +2848,23 @@
               </w:rPr>
               <w:drawing>
                 <wp:inline distT="0" distB="0" distL="0" distR="0">
-                  <wp:extent cx="2571750" cy="2857500"/>
+                  <wp:extent cx="257175" cy="200025"/>
                   <wp:effectExtent l="0" t="0" r="0" b="0"/>
-                  <wp:docPr id="125" name="Picture 125" descr="image"/>
+                  <wp:docPr id="258" name="Picture 258" descr="image"/>
                   <wp:cNvGraphicFramePr>
-                    <a:graphicFrameLocks xmlns:a="http://schemas.openxmlformats.org/drawingml/2006/main" noChangeAspect="1"/>
+                    <a:graphicFrameLocks noChangeAspect="1"/>
                   </wp:cNvGraphicFramePr>
-                  <a:graphic xmlns:a="http://schemas.openxmlformats.org/drawingml/2006/main">
+                  <a:graphic>
                     <a:graphicData uri="http://schemas.openxmlformats.org/drawingml/2006/picture">
-                      <pic:pic xmlns:pic="http://schemas.openxmlformats.org/drawingml/2006/picture">
+                      <pic:pic>
                         <pic:nvPicPr>
-                          <pic:cNvPr id="125" name="Picture 125" descr="image"/>
+                          <pic:cNvPr id="258" name="Picture 258" descr="image"/>
                           <pic:cNvPicPr>
                             <a:picLocks noChangeAspect="1"/>
                           </pic:cNvPicPr>
                         </pic:nvPicPr>
                         <pic:blipFill>
-                          <a:blip r:embed="rId9|rId42"/>
+                          <a:blip r:embed="rId9"/>
                           <a:stretch>
                             <a:fillRect/>
                           </a:stretch>
@@ -2982,7 +2872,44 @@
                         <pic:spPr>
                           <a:xfrm>
                             <a:off x="0" y="0"/>
-                            <a:ext cx="2571750" cy="2857500"/>
+                            <a:ext cx="257175" cy="200025"/>
+                          </a:xfrm>
+                          <a:prstGeom prst="rect">
+                            <a:avLst/>
+                          </a:prstGeom>
+                        </pic:spPr>
+                      </pic:pic>
+                    </a:graphicData>
+                  </a:graphic>
+                </wp:inline>
+              </w:drawing>
+              <w:drawing>
+                <wp:inline distT="0" distB="0" distL="0" distR="0">
+                  <wp:extent cx="1504950" cy="2543175"/>
+                  <wp:effectExtent l="0" t="0" r="0" b="0"/>
+                  <wp:docPr id="259" name="Picture 259" descr="image"/>
+                  <wp:cNvGraphicFramePr>
+                    <a:graphicFrameLocks noChangeAspect="1"/>
+                  </wp:cNvGraphicFramePr>
+                  <a:graphic>
+                    <a:graphicData uri="http://schemas.openxmlformats.org/drawingml/2006/picture">
+                      <pic:pic>
+                        <pic:nvPicPr>
+                          <pic:cNvPr id="259" name="Picture 259" descr="image"/>
+                          <pic:cNvPicPr>
+                            <a:picLocks noChangeAspect="1"/>
+                          </pic:cNvPicPr>
+                        </pic:nvPicPr>
+                        <pic:blipFill>
+                          <a:blip r:embed="rId42"/>
+                          <a:stretch>
+                            <a:fillRect/>
+                          </a:stretch>
+                        </pic:blipFill>
+                        <pic:spPr>
+                          <a:xfrm>
+                            <a:off x="0" y="0"/>
+                            <a:ext cx="1504950" cy="2543175"/>
                           </a:xfrm>
                           <a:prstGeom prst="rect">
                             <a:avLst/>
@@ -3167,23 +3094,23 @@
               </w:rPr>
               <w:drawing>
                 <wp:inline distT="0" distB="0" distL="0" distR="0">
-                  <wp:extent cx="2571750" cy="2857500"/>
+                  <wp:extent cx="236330" cy="183812"/>
                   <wp:effectExtent l="0" t="0" r="0" b="0"/>
-                  <wp:docPr id="127" name="Picture 127" descr="image"/>
+                  <wp:docPr id="260" name="Picture 260" descr="image"/>
                   <wp:cNvGraphicFramePr>
-                    <a:graphicFrameLocks xmlns:a="http://schemas.openxmlformats.org/drawingml/2006/main" noChangeAspect="1"/>
+                    <a:graphicFrameLocks noChangeAspect="1"/>
                   </wp:cNvGraphicFramePr>
-                  <a:graphic xmlns:a="http://schemas.openxmlformats.org/drawingml/2006/main">
+                  <a:graphic>
                     <a:graphicData uri="http://schemas.openxmlformats.org/drawingml/2006/picture">
-                      <pic:pic xmlns:pic="http://schemas.openxmlformats.org/drawingml/2006/picture">
+                      <pic:pic>
                         <pic:nvPicPr>
-                          <pic:cNvPr id="127" name="Picture 127" descr="image"/>
+                          <pic:cNvPr id="260" name="Picture 260" descr="image"/>
                           <pic:cNvPicPr>
                             <a:picLocks noChangeAspect="1"/>
                           </pic:cNvPicPr>
                         </pic:nvPicPr>
                         <pic:blipFill>
-                          <a:blip r:embed="rId6|rId45"/>
+                          <a:blip r:embed="rId6"/>
                           <a:stretch>
                             <a:fillRect/>
                           </a:stretch>
@@ -3191,7 +3118,44 @@
                         <pic:spPr>
                           <a:xfrm>
                             <a:off x="0" y="0"/>
-                            <a:ext cx="2571750" cy="2857500"/>
+                            <a:ext cx="236330" cy="183812"/>
+                          </a:xfrm>
+                          <a:prstGeom prst="rect">
+                            <a:avLst/>
+                          </a:prstGeom>
+                        </pic:spPr>
+                      </pic:pic>
+                    </a:graphicData>
+                  </a:graphic>
+                </wp:inline>
+              </w:drawing>
+              <w:drawing>
+                <wp:inline distT="0" distB="0" distL="0" distR="0">
+                  <wp:extent cx="2643395" cy="577696"/>
+                  <wp:effectExtent l="0" t="0" r="0" b="0"/>
+                  <wp:docPr id="261" name="Picture 261" descr="image"/>
+                  <wp:cNvGraphicFramePr>
+                    <a:graphicFrameLocks noChangeAspect="1"/>
+                  </wp:cNvGraphicFramePr>
+                  <a:graphic>
+                    <a:graphicData uri="http://schemas.openxmlformats.org/drawingml/2006/picture">
+                      <pic:pic>
+                        <pic:nvPicPr>
+                          <pic:cNvPr id="261" name="Picture 261" descr="image"/>
+                          <pic:cNvPicPr>
+                            <a:picLocks noChangeAspect="1"/>
+                          </pic:cNvPicPr>
+                        </pic:nvPicPr>
+                        <pic:blipFill>
+                          <a:blip r:embed="rId45"/>
+                          <a:stretch>
+                            <a:fillRect/>
+                          </a:stretch>
+                        </pic:blipFill>
+                        <pic:spPr>
+                          <a:xfrm>
+                            <a:off x="0" y="0"/>
+                            <a:ext cx="2643395" cy="577696"/>
                           </a:xfrm>
                           <a:prstGeom prst="rect">
                             <a:avLst/>
@@ -3255,23 +3219,23 @@
               </w:rPr>
               <w:drawing>
                 <wp:inline distT="0" distB="0" distL="0" distR="0">
-                  <wp:extent cx="2571750" cy="2857500"/>
+                  <wp:extent cx="257175" cy="200025"/>
                   <wp:effectExtent l="0" t="0" r="0" b="0"/>
-                  <wp:docPr id="128" name="Picture 128" descr="image"/>
+                  <wp:docPr id="262" name="Picture 262" descr="image"/>
                   <wp:cNvGraphicFramePr>
-                    <a:graphicFrameLocks xmlns:a="http://schemas.openxmlformats.org/drawingml/2006/main" noChangeAspect="1"/>
+                    <a:graphicFrameLocks noChangeAspect="1"/>
                   </wp:cNvGraphicFramePr>
-                  <a:graphic xmlns:a="http://schemas.openxmlformats.org/drawingml/2006/main">
+                  <a:graphic>
                     <a:graphicData uri="http://schemas.openxmlformats.org/drawingml/2006/picture">
-                      <pic:pic xmlns:pic="http://schemas.openxmlformats.org/drawingml/2006/picture">
+                      <pic:pic>
                         <pic:nvPicPr>
-                          <pic:cNvPr id="128" name="Picture 128" descr="image"/>
+                          <pic:cNvPr id="262" name="Picture 262" descr="image"/>
                           <pic:cNvPicPr>
                             <a:picLocks noChangeAspect="1"/>
                           </pic:cNvPicPr>
                         </pic:nvPicPr>
                         <pic:blipFill>
-                          <a:blip r:embed="rId6|rId47"/>
+                          <a:blip r:embed="rId6"/>
                           <a:stretch>
                             <a:fillRect/>
                           </a:stretch>
@@ -3279,7 +3243,44 @@
                         <pic:spPr>
                           <a:xfrm>
                             <a:off x="0" y="0"/>
-                            <a:ext cx="2571750" cy="2857500"/>
+                            <a:ext cx="257175" cy="200025"/>
+                          </a:xfrm>
+                          <a:prstGeom prst="rect">
+                            <a:avLst/>
+                          </a:prstGeom>
+                        </pic:spPr>
+                      </pic:pic>
+                    </a:graphicData>
+                  </a:graphic>
+                </wp:inline>
+              </w:drawing>
+              <w:drawing>
+                <wp:inline distT="0" distB="0" distL="0" distR="0">
+                  <wp:extent cx="1971675" cy="628650"/>
+                  <wp:effectExtent l="0" t="0" r="0" b="0"/>
+                  <wp:docPr id="263" name="Picture 263" descr="image"/>
+                  <wp:cNvGraphicFramePr>
+                    <a:graphicFrameLocks noChangeAspect="1"/>
+                  </wp:cNvGraphicFramePr>
+                  <a:graphic>
+                    <a:graphicData uri="http://schemas.openxmlformats.org/drawingml/2006/picture">
+                      <pic:pic>
+                        <pic:nvPicPr>
+                          <pic:cNvPr id="263" name="Picture 263" descr="image"/>
+                          <pic:cNvPicPr>
+                            <a:picLocks noChangeAspect="1"/>
+                          </pic:cNvPicPr>
+                        </pic:nvPicPr>
+                        <pic:blipFill>
+                          <a:blip r:embed="rId47"/>
+                          <a:stretch>
+                            <a:fillRect/>
+                          </a:stretch>
+                        </pic:blipFill>
+                        <pic:spPr>
+                          <a:xfrm>
+                            <a:off x="0" y="0"/>
+                            <a:ext cx="1971675" cy="628650"/>
                           </a:xfrm>
                           <a:prstGeom prst="rect">
                             <a:avLst/>
@@ -3348,23 +3349,23 @@
               </w:rPr>
               <w:drawing>
                 <wp:inline distT="0" distB="0" distL="0" distR="0">
-                  <wp:extent cx="2571750" cy="2857500"/>
+                  <wp:extent cx="257175" cy="200025"/>
                   <wp:effectExtent l="0" t="0" r="0" b="0"/>
-                  <wp:docPr id="129" name="Picture 129" descr="image"/>
+                  <wp:docPr id="264" name="Picture 264" descr="image"/>
                   <wp:cNvGraphicFramePr>
-                    <a:graphicFrameLocks xmlns:a="http://schemas.openxmlformats.org/drawingml/2006/main" noChangeAspect="1"/>
+                    <a:graphicFrameLocks noChangeAspect="1"/>
                   </wp:cNvGraphicFramePr>
-                  <a:graphic xmlns:a="http://schemas.openxmlformats.org/drawingml/2006/main">
+                  <a:graphic>
                     <a:graphicData uri="http://schemas.openxmlformats.org/drawingml/2006/picture">
-                      <pic:pic xmlns:pic="http://schemas.openxmlformats.org/drawingml/2006/picture">
+                      <pic:pic>
                         <pic:nvPicPr>
-                          <pic:cNvPr id="129" name="Picture 129" descr="image"/>
+                          <pic:cNvPr id="264" name="Picture 264" descr="image"/>
                           <pic:cNvPicPr>
                             <a:picLocks noChangeAspect="1"/>
                           </pic:cNvPicPr>
                         </pic:nvPicPr>
                         <pic:blipFill>
-                          <a:blip r:embed="rId6|rId49"/>
+                          <a:blip r:embed="rId6"/>
                           <a:stretch>
                             <a:fillRect/>
                           </a:stretch>
@@ -3372,7 +3373,44 @@
                         <pic:spPr>
                           <a:xfrm>
                             <a:off x="0" y="0"/>
-                            <a:ext cx="2571750" cy="2857500"/>
+                            <a:ext cx="257175" cy="200025"/>
+                          </a:xfrm>
+                          <a:prstGeom prst="rect">
+                            <a:avLst/>
+                          </a:prstGeom>
+                        </pic:spPr>
+                      </pic:pic>
+                    </a:graphicData>
+                  </a:graphic>
+                </wp:inline>
+              </w:drawing>
+              <w:drawing>
+                <wp:inline distT="0" distB="0" distL="0" distR="0">
+                  <wp:extent cx="1323975" cy="628650"/>
+                  <wp:effectExtent l="0" t="0" r="0" b="0"/>
+                  <wp:docPr id="265" name="Picture 265" descr="image"/>
+                  <wp:cNvGraphicFramePr>
+                    <a:graphicFrameLocks noChangeAspect="1"/>
+                  </wp:cNvGraphicFramePr>
+                  <a:graphic>
+                    <a:graphicData uri="http://schemas.openxmlformats.org/drawingml/2006/picture">
+                      <pic:pic>
+                        <pic:nvPicPr>
+                          <pic:cNvPr id="265" name="Picture 265" descr="image"/>
+                          <pic:cNvPicPr>
+                            <a:picLocks noChangeAspect="1"/>
+                          </pic:cNvPicPr>
+                        </pic:nvPicPr>
+                        <pic:blipFill>
+                          <a:blip r:embed="rId49"/>
+                          <a:stretch>
+                            <a:fillRect/>
+                          </a:stretch>
+                        </pic:blipFill>
+                        <pic:spPr>
+                          <a:xfrm>
+                            <a:off x="0" y="0"/>
+                            <a:ext cx="1323975" cy="628650"/>
                           </a:xfrm>
                           <a:prstGeom prst="rect">
                             <a:avLst/>
@@ -3436,23 +3474,23 @@
               </w:rPr>
               <w:drawing>
                 <wp:inline distT="0" distB="0" distL="0" distR="0">
-                  <wp:extent cx="2571750" cy="2857500"/>
+                  <wp:extent cx="257175" cy="200025"/>
                   <wp:effectExtent l="0" t="0" r="0" b="0"/>
-                  <wp:docPr id="130" name="Picture 130" descr="image"/>
+                  <wp:docPr id="266" name="Picture 266" descr="image"/>
                   <wp:cNvGraphicFramePr>
-                    <a:graphicFrameLocks xmlns:a="http://schemas.openxmlformats.org/drawingml/2006/main" noChangeAspect="1"/>
+                    <a:graphicFrameLocks noChangeAspect="1"/>
                   </wp:cNvGraphicFramePr>
-                  <a:graphic xmlns:a="http://schemas.openxmlformats.org/drawingml/2006/main">
+                  <a:graphic>
                     <a:graphicData uri="http://schemas.openxmlformats.org/drawingml/2006/picture">
-                      <pic:pic xmlns:pic="http://schemas.openxmlformats.org/drawingml/2006/picture">
+                      <pic:pic>
                         <pic:nvPicPr>
-                          <pic:cNvPr id="130" name="Picture 130" descr="image"/>
+                          <pic:cNvPr id="266" name="Picture 266" descr="image"/>
                           <pic:cNvPicPr>
                             <a:picLocks noChangeAspect="1"/>
                           </pic:cNvPicPr>
                         </pic:nvPicPr>
                         <pic:blipFill>
-                          <a:blip r:embed="rId9|rId51"/>
+                          <a:blip r:embed="rId9"/>
                           <a:stretch>
                             <a:fillRect/>
                           </a:stretch>
@@ -3460,7 +3498,44 @@
                         <pic:spPr>
                           <a:xfrm>
                             <a:off x="0" y="0"/>
-                            <a:ext cx="2571750" cy="2857500"/>
+                            <a:ext cx="257175" cy="200025"/>
+                          </a:xfrm>
+                          <a:prstGeom prst="rect">
+                            <a:avLst/>
+                          </a:prstGeom>
+                        </pic:spPr>
+                      </pic:pic>
+                    </a:graphicData>
+                  </a:graphic>
+                </wp:inline>
+              </w:drawing>
+              <w:drawing>
+                <wp:inline distT="0" distB="0" distL="0" distR="0">
+                  <wp:extent cx="1962150" cy="619125"/>
+                  <wp:effectExtent l="0" t="0" r="0" b="0"/>
+                  <wp:docPr id="267" name="Picture 267" descr="image"/>
+                  <wp:cNvGraphicFramePr>
+                    <a:graphicFrameLocks noChangeAspect="1"/>
+                  </wp:cNvGraphicFramePr>
+                  <a:graphic>
+                    <a:graphicData uri="http://schemas.openxmlformats.org/drawingml/2006/picture">
+                      <pic:pic>
+                        <pic:nvPicPr>
+                          <pic:cNvPr id="267" name="Picture 267" descr="image"/>
+                          <pic:cNvPicPr>
+                            <a:picLocks noChangeAspect="1"/>
+                          </pic:cNvPicPr>
+                        </pic:nvPicPr>
+                        <pic:blipFill>
+                          <a:blip r:embed="rId51"/>
+                          <a:stretch>
+                            <a:fillRect/>
+                          </a:stretch>
+                        </pic:blipFill>
+                        <pic:spPr>
+                          <a:xfrm>
+                            <a:off x="0" y="0"/>
+                            <a:ext cx="1962150" cy="619125"/>
                           </a:xfrm>
                           <a:prstGeom prst="rect">
                             <a:avLst/>
@@ -3941,23 +4016,23 @@
         </w:rPr>
         <w:drawing>
           <wp:inline distT="0" distB="0" distL="0" distR="0">
-            <wp:extent cx="3132000" cy="1905000"/>
+            <wp:extent cx="3562350" cy="2628900"/>
             <wp:effectExtent l="0" t="0" r="0" b="0"/>
-            <wp:docPr id="136" name="Picture 136" descr="image"/>
+            <wp:docPr id="268" name="Picture 268" descr="image"/>
             <wp:cNvGraphicFramePr>
-              <a:graphicFrameLocks xmlns:a="http://schemas.openxmlformats.org/drawingml/2006/main" noChangeAspect="1"/>
+              <a:graphicFrameLocks noChangeAspect="1"/>
             </wp:cNvGraphicFramePr>
-            <a:graphic xmlns:a="http://schemas.openxmlformats.org/drawingml/2006/main">
+            <a:graphic>
               <a:graphicData uri="http://schemas.openxmlformats.org/drawingml/2006/picture">
-                <pic:pic xmlns:pic="http://schemas.openxmlformats.org/drawingml/2006/picture">
+                <pic:pic>
                   <pic:nvPicPr>
-                    <pic:cNvPr id="136" name="Picture 136" descr="image"/>
+                    <pic:cNvPr id="268" name="Picture 268" descr="image"/>
                     <pic:cNvPicPr>
                       <a:picLocks noChangeAspect="1"/>
                     </pic:cNvPicPr>
                   </pic:nvPicPr>
                   <pic:blipFill>
-                    <a:blip r:embed="rId57|rId58"/>
+                    <a:blip r:embed="rId57"/>
                     <a:stretch>
                       <a:fillRect/>
                     </a:stretch>
@@ -3965,7 +4040,44 @@
                   <pic:spPr>
                     <a:xfrm>
                       <a:off x="0" y="0"/>
-                      <a:ext cx="3132000" cy="1905000"/>
+                      <a:ext cx="3562350" cy="2628900"/>
+                    </a:xfrm>
+                    <a:prstGeom prst="rect">
+                      <a:avLst/>
+                    </a:prstGeom>
+                  </pic:spPr>
+                </pic:pic>
+              </a:graphicData>
+            </a:graphic>
+          </wp:inline>
+        </w:drawing>
+        <w:drawing>
+          <wp:inline distT="0" distB="0" distL="0" distR="0">
+            <wp:extent cx="2152650" cy="2628900"/>
+            <wp:effectExtent l="0" t="0" r="0" b="0"/>
+            <wp:docPr id="269" name="Picture 269" descr="image"/>
+            <wp:cNvGraphicFramePr>
+              <a:graphicFrameLocks noChangeAspect="1"/>
+            </wp:cNvGraphicFramePr>
+            <a:graphic>
+              <a:graphicData uri="http://schemas.openxmlformats.org/drawingml/2006/picture">
+                <pic:pic>
+                  <pic:nvPicPr>
+                    <pic:cNvPr id="269" name="Picture 269" descr="image"/>
+                    <pic:cNvPicPr>
+                      <a:picLocks noChangeAspect="1"/>
+                    </pic:cNvPicPr>
+                  </pic:nvPicPr>
+                  <pic:blipFill>
+                    <a:blip r:embed="rId58"/>
+                    <a:stretch>
+                      <a:fillRect/>
+                    </a:stretch>
+                  </pic:blipFill>
+                  <pic:spPr>
+                    <a:xfrm>
+                      <a:off x="0" y="0"/>
+                      <a:ext cx="2152650" cy="2628900"/>
                     </a:xfrm>
                     <a:prstGeom prst="rect">
                       <a:avLst/>
@@ -4467,23 +4579,23 @@
               </w:rPr>
               <w:drawing>
                 <wp:inline distT="0" distB="0" distL="0" distR="0">
-                  <wp:extent cx="2571750" cy="2857500"/>
+                  <wp:extent cx="246834" cy="191982"/>
                   <wp:effectExtent l="0" t="0" r="0" b="0"/>
-                  <wp:docPr id="142" name="Picture 142" descr="image"/>
+                  <wp:docPr id="270" name="Picture 270" descr="image"/>
                   <wp:cNvGraphicFramePr>
-                    <a:graphicFrameLocks xmlns:a="http://schemas.openxmlformats.org/drawingml/2006/main" noChangeAspect="1"/>
+                    <a:graphicFrameLocks noChangeAspect="1"/>
                   </wp:cNvGraphicFramePr>
-                  <a:graphic xmlns:a="http://schemas.openxmlformats.org/drawingml/2006/main">
+                  <a:graphic>
                     <a:graphicData uri="http://schemas.openxmlformats.org/drawingml/2006/picture">
-                      <pic:pic xmlns:pic="http://schemas.openxmlformats.org/drawingml/2006/picture">
+                      <pic:pic>
                         <pic:nvPicPr>
-                          <pic:cNvPr id="142" name="Picture 142" descr="image"/>
+                          <pic:cNvPr id="270" name="Picture 270" descr="image"/>
                           <pic:cNvPicPr>
                             <a:picLocks noChangeAspect="1"/>
                           </pic:cNvPicPr>
                         </pic:nvPicPr>
                         <pic:blipFill>
-                          <a:blip r:embed="rId9|rId65"/>
+                          <a:blip r:embed="rId9"/>
                           <a:stretch>
                             <a:fillRect/>
                           </a:stretch>
@@ -4491,7 +4603,44 @@
                         <pic:spPr>
                           <a:xfrm>
                             <a:off x="0" y="0"/>
-                            <a:ext cx="2571750" cy="2857500"/>
+                            <a:ext cx="246834" cy="191982"/>
+                          </a:xfrm>
+                          <a:prstGeom prst="rect">
+                            <a:avLst/>
+                          </a:prstGeom>
+                        </pic:spPr>
+                      </pic:pic>
+                    </a:graphicData>
+                  </a:graphic>
+                </wp:inline>
+              </w:drawing>
+              <w:drawing>
+                <wp:inline distT="0" distB="0" distL="0" distR="0">
+                  <wp:extent cx="2632891" cy="2523188"/>
+                  <wp:effectExtent l="0" t="0" r="0" b="0"/>
+                  <wp:docPr id="271" name="Picture 271" descr="image"/>
+                  <wp:cNvGraphicFramePr>
+                    <a:graphicFrameLocks noChangeAspect="1"/>
+                  </wp:cNvGraphicFramePr>
+                  <a:graphic>
+                    <a:graphicData uri="http://schemas.openxmlformats.org/drawingml/2006/picture">
+                      <pic:pic>
+                        <pic:nvPicPr>
+                          <pic:cNvPr id="271" name="Picture 271" descr="image"/>
+                          <pic:cNvPicPr>
+                            <a:picLocks noChangeAspect="1"/>
+                          </pic:cNvPicPr>
+                        </pic:nvPicPr>
+                        <pic:blipFill>
+                          <a:blip r:embed="rId65"/>
+                          <a:stretch>
+                            <a:fillRect/>
+                          </a:stretch>
+                        </pic:blipFill>
+                        <pic:spPr>
+                          <a:xfrm>
+                            <a:off x="0" y="0"/>
+                            <a:ext cx="2632891" cy="2523188"/>
                           </a:xfrm>
                           <a:prstGeom prst="rect">
                             <a:avLst/>
@@ -4555,23 +4704,23 @@
               </w:rPr>
               <w:drawing>
                 <wp:inline distT="0" distB="0" distL="0" distR="0">
-                  <wp:extent cx="2571750" cy="2857500"/>
+                  <wp:extent cx="245276" cy="190770"/>
                   <wp:effectExtent l="0" t="0" r="0" b="0"/>
-                  <wp:docPr id="143" name="Picture 143" descr="image"/>
+                  <wp:docPr id="272" name="Picture 272" descr="image"/>
                   <wp:cNvGraphicFramePr>
-                    <a:graphicFrameLocks xmlns:a="http://schemas.openxmlformats.org/drawingml/2006/main" noChangeAspect="1"/>
+                    <a:graphicFrameLocks noChangeAspect="1"/>
                   </wp:cNvGraphicFramePr>
-                  <a:graphic xmlns:a="http://schemas.openxmlformats.org/drawingml/2006/main">
+                  <a:graphic>
                     <a:graphicData uri="http://schemas.openxmlformats.org/drawingml/2006/picture">
-                      <pic:pic xmlns:pic="http://schemas.openxmlformats.org/drawingml/2006/picture">
+                      <pic:pic>
                         <pic:nvPicPr>
-                          <pic:cNvPr id="143" name="Picture 143" descr="image"/>
+                          <pic:cNvPr id="272" name="Picture 272" descr="image"/>
                           <pic:cNvPicPr>
                             <a:picLocks noChangeAspect="1"/>
                           </pic:cNvPicPr>
                         </pic:nvPicPr>
                         <pic:blipFill>
-                          <a:blip r:embed="rId6|rId67"/>
+                          <a:blip r:embed="rId6"/>
                           <a:stretch>
                             <a:fillRect/>
                           </a:stretch>
@@ -4579,7 +4728,44 @@
                         <pic:spPr>
                           <a:xfrm>
                             <a:off x="0" y="0"/>
-                            <a:ext cx="2571750" cy="2857500"/>
+                            <a:ext cx="245276" cy="190770"/>
+                          </a:xfrm>
+                          <a:prstGeom prst="rect">
+                            <a:avLst/>
+                          </a:prstGeom>
+                        </pic:spPr>
+                      </pic:pic>
+                    </a:graphicData>
+                  </a:graphic>
+                </wp:inline>
+              </w:drawing>
+              <w:drawing>
+                <wp:inline distT="0" distB="0" distL="0" distR="0">
+                  <wp:extent cx="2634449" cy="2534521"/>
+                  <wp:effectExtent l="0" t="0" r="0" b="0"/>
+                  <wp:docPr id="273" name="Picture 273" descr="image"/>
+                  <wp:cNvGraphicFramePr>
+                    <a:graphicFrameLocks noChangeAspect="1"/>
+                  </wp:cNvGraphicFramePr>
+                  <a:graphic>
+                    <a:graphicData uri="http://schemas.openxmlformats.org/drawingml/2006/picture">
+                      <pic:pic>
+                        <pic:nvPicPr>
+                          <pic:cNvPr id="273" name="Picture 273" descr="image"/>
+                          <pic:cNvPicPr>
+                            <a:picLocks noChangeAspect="1"/>
+                          </pic:cNvPicPr>
+                        </pic:nvPicPr>
+                        <pic:blipFill>
+                          <a:blip r:embed="rId67"/>
+                          <a:stretch>
+                            <a:fillRect/>
+                          </a:stretch>
+                        </pic:blipFill>
+                        <pic:spPr>
+                          <a:xfrm>
+                            <a:off x="0" y="0"/>
+                            <a:ext cx="2634449" cy="2534521"/>
                           </a:xfrm>
                           <a:prstGeom prst="rect">
                             <a:avLst/>
@@ -4648,23 +4834,23 @@
               </w:rPr>
               <w:drawing>
                 <wp:inline distT="0" distB="0" distL="0" distR="0">
-                  <wp:extent cx="2571750" cy="2857500"/>
+                  <wp:extent cx="246834" cy="191982"/>
                   <wp:effectExtent l="0" t="0" r="0" b="0"/>
-                  <wp:docPr id="144" name="Picture 144" descr="image"/>
+                  <wp:docPr id="274" name="Picture 274" descr="image"/>
                   <wp:cNvGraphicFramePr>
-                    <a:graphicFrameLocks xmlns:a="http://schemas.openxmlformats.org/drawingml/2006/main" noChangeAspect="1"/>
+                    <a:graphicFrameLocks noChangeAspect="1"/>
                   </wp:cNvGraphicFramePr>
-                  <a:graphic xmlns:a="http://schemas.openxmlformats.org/drawingml/2006/main">
+                  <a:graphic>
                     <a:graphicData uri="http://schemas.openxmlformats.org/drawingml/2006/picture">
-                      <pic:pic xmlns:pic="http://schemas.openxmlformats.org/drawingml/2006/picture">
+                      <pic:pic>
                         <pic:nvPicPr>
-                          <pic:cNvPr id="144" name="Picture 144" descr="image"/>
+                          <pic:cNvPr id="274" name="Picture 274" descr="image"/>
                           <pic:cNvPicPr>
                             <a:picLocks noChangeAspect="1"/>
                           </pic:cNvPicPr>
                         </pic:nvPicPr>
                         <pic:blipFill>
-                          <a:blip r:embed="rId6|rId69"/>
+                          <a:blip r:embed="rId6"/>
                           <a:stretch>
                             <a:fillRect/>
                           </a:stretch>
@@ -4672,7 +4858,44 @@
                         <pic:spPr>
                           <a:xfrm>
                             <a:off x="0" y="0"/>
-                            <a:ext cx="2571750" cy="2857500"/>
+                            <a:ext cx="246834" cy="191982"/>
+                          </a:xfrm>
+                          <a:prstGeom prst="rect">
+                            <a:avLst/>
+                          </a:prstGeom>
+                        </pic:spPr>
+                      </pic:pic>
+                    </a:graphicData>
+                  </a:graphic>
+                </wp:inline>
+              </w:drawing>
+              <w:drawing>
+                <wp:inline distT="0" distB="0" distL="0" distR="0">
+                  <wp:extent cx="2632891" cy="2532330"/>
+                  <wp:effectExtent l="0" t="0" r="0" b="0"/>
+                  <wp:docPr id="275" name="Picture 275" descr="image"/>
+                  <wp:cNvGraphicFramePr>
+                    <a:graphicFrameLocks noChangeAspect="1"/>
+                  </wp:cNvGraphicFramePr>
+                  <a:graphic>
+                    <a:graphicData uri="http://schemas.openxmlformats.org/drawingml/2006/picture">
+                      <pic:pic>
+                        <pic:nvPicPr>
+                          <pic:cNvPr id="275" name="Picture 275" descr="image"/>
+                          <pic:cNvPicPr>
+                            <a:picLocks noChangeAspect="1"/>
+                          </pic:cNvPicPr>
+                        </pic:nvPicPr>
+                        <pic:blipFill>
+                          <a:blip r:embed="rId69"/>
+                          <a:stretch>
+                            <a:fillRect/>
+                          </a:stretch>
+                        </pic:blipFill>
+                        <pic:spPr>
+                          <a:xfrm>
+                            <a:off x="0" y="0"/>
+                            <a:ext cx="2632891" cy="2532330"/>
                           </a:xfrm>
                           <a:prstGeom prst="rect">
                             <a:avLst/>
@@ -4736,23 +4959,23 @@
               </w:rPr>
               <w:drawing>
                 <wp:inline distT="0" distB="0" distL="0" distR="0">
-                  <wp:extent cx="2571750" cy="2857500"/>
+                  <wp:extent cx="245276" cy="190770"/>
                   <wp:effectExtent l="0" t="0" r="0" b="0"/>
-                  <wp:docPr id="145" name="Picture 145" descr="image"/>
+                  <wp:docPr id="276" name="Picture 276" descr="image"/>
                   <wp:cNvGraphicFramePr>
-                    <a:graphicFrameLocks xmlns:a="http://schemas.openxmlformats.org/drawingml/2006/main" noChangeAspect="1"/>
+                    <a:graphicFrameLocks noChangeAspect="1"/>
                   </wp:cNvGraphicFramePr>
-                  <a:graphic xmlns:a="http://schemas.openxmlformats.org/drawingml/2006/main">
+                  <a:graphic>
                     <a:graphicData uri="http://schemas.openxmlformats.org/drawingml/2006/picture">
-                      <pic:pic xmlns:pic="http://schemas.openxmlformats.org/drawingml/2006/picture">
+                      <pic:pic>
                         <pic:nvPicPr>
-                          <pic:cNvPr id="145" name="Picture 145" descr="image"/>
+                          <pic:cNvPr id="276" name="Picture 276" descr="image"/>
                           <pic:cNvPicPr>
                             <a:picLocks noChangeAspect="1"/>
                           </pic:cNvPicPr>
                         </pic:nvPicPr>
                         <pic:blipFill>
-                          <a:blip r:embed="rId6|rId71"/>
+                          <a:blip r:embed="rId6"/>
                           <a:stretch>
                             <a:fillRect/>
                           </a:stretch>
@@ -4760,7 +4983,44 @@
                         <pic:spPr>
                           <a:xfrm>
                             <a:off x="0" y="0"/>
-                            <a:ext cx="2571750" cy="2857500"/>
+                            <a:ext cx="245276" cy="190770"/>
+                          </a:xfrm>
+                          <a:prstGeom prst="rect">
+                            <a:avLst/>
+                          </a:prstGeom>
+                        </pic:spPr>
+                      </pic:pic>
+                    </a:graphicData>
+                  </a:graphic>
+                </wp:inline>
+              </w:drawing>
+              <w:drawing>
+                <wp:inline distT="0" distB="0" distL="0" distR="0">
+                  <wp:extent cx="2634449" cy="2498184"/>
+                  <wp:effectExtent l="0" t="0" r="0" b="0"/>
+                  <wp:docPr id="277" name="Picture 277" descr="image"/>
+                  <wp:cNvGraphicFramePr>
+                    <a:graphicFrameLocks noChangeAspect="1"/>
+                  </wp:cNvGraphicFramePr>
+                  <a:graphic>
+                    <a:graphicData uri="http://schemas.openxmlformats.org/drawingml/2006/picture">
+                      <pic:pic>
+                        <pic:nvPicPr>
+                          <pic:cNvPr id="277" name="Picture 277" descr="image"/>
+                          <pic:cNvPicPr>
+                            <a:picLocks noChangeAspect="1"/>
+                          </pic:cNvPicPr>
+                        </pic:nvPicPr>
+                        <pic:blipFill>
+                          <a:blip r:embed="rId71"/>
+                          <a:stretch>
+                            <a:fillRect/>
+                          </a:stretch>
+                        </pic:blipFill>
+                        <pic:spPr>
+                          <a:xfrm>
+                            <a:off x="0" y="0"/>
+                            <a:ext cx="2634449" cy="2498184"/>
                           </a:xfrm>
                           <a:prstGeom prst="rect">
                             <a:avLst/>
@@ -4888,23 +5148,23 @@
               </w:rPr>
               <w:drawing>
                 <wp:inline distT="0" distB="0" distL="0" distR="0">
-                  <wp:extent cx="2571750" cy="2857500"/>
+                  <wp:extent cx="233491" cy="181604"/>
                   <wp:effectExtent l="0" t="0" r="0" b="0"/>
-                  <wp:docPr id="146" name="Picture 146" descr="image"/>
+                  <wp:docPr id="278" name="Picture 278" descr="image"/>
                   <wp:cNvGraphicFramePr>
-                    <a:graphicFrameLocks xmlns:a="http://schemas.openxmlformats.org/drawingml/2006/main" noChangeAspect="1"/>
+                    <a:graphicFrameLocks noChangeAspect="1"/>
                   </wp:cNvGraphicFramePr>
-                  <a:graphic xmlns:a="http://schemas.openxmlformats.org/drawingml/2006/main">
+                  <a:graphic>
                     <a:graphicData uri="http://schemas.openxmlformats.org/drawingml/2006/picture">
-                      <pic:pic xmlns:pic="http://schemas.openxmlformats.org/drawingml/2006/picture">
+                      <pic:pic>
                         <pic:nvPicPr>
-                          <pic:cNvPr id="146" name="Picture 146" descr="image"/>
+                          <pic:cNvPr id="278" name="Picture 278" descr="image"/>
                           <pic:cNvPicPr>
                             <a:picLocks noChangeAspect="1"/>
                           </pic:cNvPicPr>
                         </pic:nvPicPr>
                         <pic:blipFill>
-                          <a:blip r:embed="rId6|rId73"/>
+                          <a:blip r:embed="rId6"/>
                           <a:stretch>
                             <a:fillRect/>
                           </a:stretch>
@@ -4912,7 +5172,44 @@
                         <pic:spPr>
                           <a:xfrm>
                             <a:off x="0" y="0"/>
-                            <a:ext cx="2571750" cy="2857500"/>
+                            <a:ext cx="233491" cy="181604"/>
+                          </a:xfrm>
+                          <a:prstGeom prst="rect">
+                            <a:avLst/>
+                          </a:prstGeom>
+                        </pic:spPr>
+                      </pic:pic>
+                    </a:graphicData>
+                  </a:graphic>
+                </wp:inline>
+              </w:drawing>
+              <w:drawing>
+                <wp:inline distT="0" distB="0" distL="0" distR="0">
+                  <wp:extent cx="2646234" cy="3069977"/>
+                  <wp:effectExtent l="0" t="0" r="0" b="0"/>
+                  <wp:docPr id="279" name="Picture 279" descr="image"/>
+                  <wp:cNvGraphicFramePr>
+                    <a:graphicFrameLocks noChangeAspect="1"/>
+                  </wp:cNvGraphicFramePr>
+                  <a:graphic>
+                    <a:graphicData uri="http://schemas.openxmlformats.org/drawingml/2006/picture">
+                      <pic:pic>
+                        <pic:nvPicPr>
+                          <pic:cNvPr id="279" name="Picture 279" descr="image"/>
+                          <pic:cNvPicPr>
+                            <a:picLocks noChangeAspect="1"/>
+                          </pic:cNvPicPr>
+                        </pic:nvPicPr>
+                        <pic:blipFill>
+                          <a:blip r:embed="rId73"/>
+                          <a:stretch>
+                            <a:fillRect/>
+                          </a:stretch>
+                        </pic:blipFill>
+                        <pic:spPr>
+                          <a:xfrm>
+                            <a:off x="0" y="0"/>
+                            <a:ext cx="2646234" cy="3069977"/>
                           </a:xfrm>
                           <a:prstGeom prst="rect">
                             <a:avLst/>
@@ -4976,23 +5273,23 @@
               </w:rPr>
               <w:drawing>
                 <wp:inline distT="0" distB="0" distL="0" distR="0">
-                  <wp:extent cx="2571750" cy="2857500"/>
+                  <wp:extent cx="234195" cy="182151"/>
                   <wp:effectExtent l="0" t="0" r="0" b="0"/>
-                  <wp:docPr id="147" name="Picture 147" descr="image"/>
+                  <wp:docPr id="280" name="Picture 280" descr="image"/>
                   <wp:cNvGraphicFramePr>
-                    <a:graphicFrameLocks xmlns:a="http://schemas.openxmlformats.org/drawingml/2006/main" noChangeAspect="1"/>
+                    <a:graphicFrameLocks noChangeAspect="1"/>
                   </wp:cNvGraphicFramePr>
-                  <a:graphic xmlns:a="http://schemas.openxmlformats.org/drawingml/2006/main">
+                  <a:graphic>
                     <a:graphicData uri="http://schemas.openxmlformats.org/drawingml/2006/picture">
-                      <pic:pic xmlns:pic="http://schemas.openxmlformats.org/drawingml/2006/picture">
+                      <pic:pic>
                         <pic:nvPicPr>
-                          <pic:cNvPr id="147" name="Picture 147" descr="image"/>
+                          <pic:cNvPr id="280" name="Picture 280" descr="image"/>
                           <pic:cNvPicPr>
                             <a:picLocks noChangeAspect="1"/>
                           </pic:cNvPicPr>
                         </pic:nvPicPr>
                         <pic:blipFill>
-                          <a:blip r:embed="rId6|rId75"/>
+                          <a:blip r:embed="rId6"/>
                           <a:stretch>
                             <a:fillRect/>
                           </a:stretch>
@@ -5000,7 +5297,44 @@
                         <pic:spPr>
                           <a:xfrm>
                             <a:off x="0" y="0"/>
-                            <a:ext cx="2571750" cy="2857500"/>
+                            <a:ext cx="234195" cy="182151"/>
+                          </a:xfrm>
+                          <a:prstGeom prst="rect">
+                            <a:avLst/>
+                          </a:prstGeom>
+                        </pic:spPr>
+                      </pic:pic>
+                    </a:graphicData>
+                  </a:graphic>
+                </wp:inline>
+              </w:drawing>
+              <w:drawing>
+                <wp:inline distT="0" distB="0" distL="0" distR="0">
+                  <wp:extent cx="2645530" cy="2393988"/>
+                  <wp:effectExtent l="0" t="0" r="0" b="0"/>
+                  <wp:docPr id="281" name="Picture 281" descr="image"/>
+                  <wp:cNvGraphicFramePr>
+                    <a:graphicFrameLocks noChangeAspect="1"/>
+                  </wp:cNvGraphicFramePr>
+                  <a:graphic>
+                    <a:graphicData uri="http://schemas.openxmlformats.org/drawingml/2006/picture">
+                      <pic:pic>
+                        <pic:nvPicPr>
+                          <pic:cNvPr id="281" name="Picture 281" descr="image"/>
+                          <pic:cNvPicPr>
+                            <a:picLocks noChangeAspect="1"/>
+                          </pic:cNvPicPr>
+                        </pic:nvPicPr>
+                        <pic:blipFill>
+                          <a:blip r:embed="rId75"/>
+                          <a:stretch>
+                            <a:fillRect/>
+                          </a:stretch>
+                        </pic:blipFill>
+                        <pic:spPr>
+                          <a:xfrm>
+                            <a:off x="0" y="0"/>
+                            <a:ext cx="2645530" cy="2393988"/>
                           </a:xfrm>
                           <a:prstGeom prst="rect">
                             <a:avLst/>
@@ -5069,23 +5403,23 @@
               </w:rPr>
               <w:drawing>
                 <wp:inline distT="0" distB="0" distL="0" distR="0">
-                  <wp:extent cx="2571750" cy="2857500"/>
+                  <wp:extent cx="232792" cy="181061"/>
                   <wp:effectExtent l="0" t="0" r="0" b="0"/>
-                  <wp:docPr id="148" name="Picture 148" descr="image"/>
+                  <wp:docPr id="282" name="Picture 282" descr="image"/>
                   <wp:cNvGraphicFramePr>
-                    <a:graphicFrameLocks xmlns:a="http://schemas.openxmlformats.org/drawingml/2006/main" noChangeAspect="1"/>
+                    <a:graphicFrameLocks noChangeAspect="1"/>
                   </wp:cNvGraphicFramePr>
-                  <a:graphic xmlns:a="http://schemas.openxmlformats.org/drawingml/2006/main">
+                  <a:graphic>
                     <a:graphicData uri="http://schemas.openxmlformats.org/drawingml/2006/picture">
-                      <pic:pic xmlns:pic="http://schemas.openxmlformats.org/drawingml/2006/picture">
+                      <pic:pic>
                         <pic:nvPicPr>
-                          <pic:cNvPr id="148" name="Picture 148" descr="image"/>
+                          <pic:cNvPr id="282" name="Picture 282" descr="image"/>
                           <pic:cNvPicPr>
                             <a:picLocks noChangeAspect="1"/>
                           </pic:cNvPicPr>
                         </pic:nvPicPr>
                         <pic:blipFill>
-                          <a:blip r:embed="rId9|rId77"/>
+                          <a:blip r:embed="rId9"/>
                           <a:stretch>
                             <a:fillRect/>
                           </a:stretch>
@@ -5093,7 +5427,44 @@
                         <pic:spPr>
                           <a:xfrm>
                             <a:off x="0" y="0"/>
-                            <a:ext cx="2571750" cy="2857500"/>
+                            <a:ext cx="232792" cy="181061"/>
+                          </a:xfrm>
+                          <a:prstGeom prst="rect">
+                            <a:avLst/>
+                          </a:prstGeom>
+                        </pic:spPr>
+                      </pic:pic>
+                    </a:graphicData>
+                  </a:graphic>
+                </wp:inline>
+              </w:drawing>
+              <w:drawing>
+                <wp:inline distT="0" distB="0" distL="0" distR="0">
+                  <wp:extent cx="2646933" cy="3034920"/>
+                  <wp:effectExtent l="0" t="0" r="0" b="0"/>
+                  <wp:docPr id="283" name="Picture 283" descr="image"/>
+                  <wp:cNvGraphicFramePr>
+                    <a:graphicFrameLocks noChangeAspect="1"/>
+                  </wp:cNvGraphicFramePr>
+                  <a:graphic>
+                    <a:graphicData uri="http://schemas.openxmlformats.org/drawingml/2006/picture">
+                      <pic:pic>
+                        <pic:nvPicPr>
+                          <pic:cNvPr id="283" name="Picture 283" descr="image"/>
+                          <pic:cNvPicPr>
+                            <a:picLocks noChangeAspect="1"/>
+                          </pic:cNvPicPr>
+                        </pic:nvPicPr>
+                        <pic:blipFill>
+                          <a:blip r:embed="rId77"/>
+                          <a:stretch>
+                            <a:fillRect/>
+                          </a:stretch>
+                        </pic:blipFill>
+                        <pic:spPr>
+                          <a:xfrm>
+                            <a:off x="0" y="0"/>
+                            <a:ext cx="2646933" cy="3034920"/>
                           </a:xfrm>
                           <a:prstGeom prst="rect">
                             <a:avLst/>
@@ -5157,23 +5528,23 @@
               </w:rPr>
               <w:drawing>
                 <wp:inline distT="0" distB="0" distL="0" distR="0">
-                  <wp:extent cx="2571750" cy="2857500"/>
+                  <wp:extent cx="236330" cy="183812"/>
                   <wp:effectExtent l="0" t="0" r="0" b="0"/>
-                  <wp:docPr id="149" name="Picture 149" descr="image"/>
+                  <wp:docPr id="284" name="Picture 284" descr="image"/>
                   <wp:cNvGraphicFramePr>
-                    <a:graphicFrameLocks xmlns:a="http://schemas.openxmlformats.org/drawingml/2006/main" noChangeAspect="1"/>
+                    <a:graphicFrameLocks noChangeAspect="1"/>
                   </wp:cNvGraphicFramePr>
-                  <a:graphic xmlns:a="http://schemas.openxmlformats.org/drawingml/2006/main">
+                  <a:graphic>
                     <a:graphicData uri="http://schemas.openxmlformats.org/drawingml/2006/picture">
-                      <pic:pic xmlns:pic="http://schemas.openxmlformats.org/drawingml/2006/picture">
+                      <pic:pic>
                         <pic:nvPicPr>
-                          <pic:cNvPr id="149" name="Picture 149" descr="image"/>
+                          <pic:cNvPr id="284" name="Picture 284" descr="image"/>
                           <pic:cNvPicPr>
                             <a:picLocks noChangeAspect="1"/>
                           </pic:cNvPicPr>
                         </pic:nvPicPr>
                         <pic:blipFill>
-                          <a:blip r:embed="rId6|rId79"/>
+                          <a:blip r:embed="rId6"/>
                           <a:stretch>
                             <a:fillRect/>
                           </a:stretch>
@@ -5181,7 +5552,44 @@
                         <pic:spPr>
                           <a:xfrm>
                             <a:off x="0" y="0"/>
-                            <a:ext cx="2571750" cy="2857500"/>
+                            <a:ext cx="236330" cy="183812"/>
+                          </a:xfrm>
+                          <a:prstGeom prst="rect">
+                            <a:avLst/>
+                          </a:prstGeom>
+                        </pic:spPr>
+                      </pic:pic>
+                    </a:graphicData>
+                  </a:graphic>
+                </wp:inline>
+              </w:drawing>
+              <w:drawing>
+                <wp:inline distT="0" distB="0" distL="0" distR="0">
+                  <wp:extent cx="2643395" cy="2424571"/>
+                  <wp:effectExtent l="0" t="0" r="0" b="0"/>
+                  <wp:docPr id="285" name="Picture 285" descr="image"/>
+                  <wp:cNvGraphicFramePr>
+                    <a:graphicFrameLocks noChangeAspect="1"/>
+                  </wp:cNvGraphicFramePr>
+                  <a:graphic>
+                    <a:graphicData uri="http://schemas.openxmlformats.org/drawingml/2006/picture">
+                      <pic:pic>
+                        <pic:nvPicPr>
+                          <pic:cNvPr id="285" name="Picture 285" descr="image"/>
+                          <pic:cNvPicPr>
+                            <a:picLocks noChangeAspect="1"/>
+                          </pic:cNvPicPr>
+                        </pic:nvPicPr>
+                        <pic:blipFill>
+                          <a:blip r:embed="rId79"/>
+                          <a:stretch>
+                            <a:fillRect/>
+                          </a:stretch>
+                        </pic:blipFill>
+                        <pic:spPr>
+                          <a:xfrm>
+                            <a:off x="0" y="0"/>
+                            <a:ext cx="2643395" cy="2424571"/>
                           </a:xfrm>
                           <a:prstGeom prst="rect">
                             <a:avLst/>
@@ -5309,23 +5717,23 @@
               </w:rPr>
               <w:drawing>
                 <wp:inline distT="0" distB="0" distL="0" distR="0">
-                  <wp:extent cx="2571750" cy="2857500"/>
+                  <wp:extent cx="234195" cy="182151"/>
                   <wp:effectExtent l="0" t="0" r="0" b="0"/>
-                  <wp:docPr id="150" name="Picture 150" descr="image"/>
+                  <wp:docPr id="286" name="Picture 286" descr="image"/>
                   <wp:cNvGraphicFramePr>
-                    <a:graphicFrameLocks xmlns:a="http://schemas.openxmlformats.org/drawingml/2006/main" noChangeAspect="1"/>
+                    <a:graphicFrameLocks noChangeAspect="1"/>
                   </wp:cNvGraphicFramePr>
-                  <a:graphic xmlns:a="http://schemas.openxmlformats.org/drawingml/2006/main">
+                  <a:graphic>
                     <a:graphicData uri="http://schemas.openxmlformats.org/drawingml/2006/picture">
-                      <pic:pic xmlns:pic="http://schemas.openxmlformats.org/drawingml/2006/picture">
+                      <pic:pic>
                         <pic:nvPicPr>
-                          <pic:cNvPr id="150" name="Picture 150" descr="image"/>
+                          <pic:cNvPr id="286" name="Picture 286" descr="image"/>
                           <pic:cNvPicPr>
                             <a:picLocks noChangeAspect="1"/>
                           </pic:cNvPicPr>
                         </pic:nvPicPr>
                         <pic:blipFill>
-                          <a:blip r:embed="rId6|rId81"/>
+                          <a:blip r:embed="rId6"/>
                           <a:stretch>
                             <a:fillRect/>
                           </a:stretch>
@@ -5333,7 +5741,44 @@
                         <pic:spPr>
                           <a:xfrm>
                             <a:off x="0" y="0"/>
-                            <a:ext cx="2571750" cy="2857500"/>
+                            <a:ext cx="234195" cy="182151"/>
+                          </a:xfrm>
+                          <a:prstGeom prst="rect">
+                            <a:avLst/>
+                          </a:prstGeom>
+                        </pic:spPr>
+                      </pic:pic>
+                    </a:graphicData>
+                  </a:graphic>
+                </wp:inline>
+              </w:drawing>
+              <w:drawing>
+                <wp:inline distT="0" distB="0" distL="0" distR="0">
+                  <wp:extent cx="2645530" cy="1257711"/>
+                  <wp:effectExtent l="0" t="0" r="0" b="0"/>
+                  <wp:docPr id="287" name="Picture 287" descr="image"/>
+                  <wp:cNvGraphicFramePr>
+                    <a:graphicFrameLocks noChangeAspect="1"/>
+                  </wp:cNvGraphicFramePr>
+                  <a:graphic>
+                    <a:graphicData uri="http://schemas.openxmlformats.org/drawingml/2006/picture">
+                      <pic:pic>
+                        <pic:nvPicPr>
+                          <pic:cNvPr id="287" name="Picture 287" descr="image"/>
+                          <pic:cNvPicPr>
+                            <a:picLocks noChangeAspect="1"/>
+                          </pic:cNvPicPr>
+                        </pic:nvPicPr>
+                        <pic:blipFill>
+                          <a:blip r:embed="rId81"/>
+                          <a:stretch>
+                            <a:fillRect/>
+                          </a:stretch>
+                        </pic:blipFill>
+                        <pic:spPr>
+                          <a:xfrm>
+                            <a:off x="0" y="0"/>
+                            <a:ext cx="2645530" cy="1257711"/>
                           </a:xfrm>
                           <a:prstGeom prst="rect">
                             <a:avLst/>
@@ -5397,23 +5842,23 @@
               </w:rPr>
               <w:drawing>
                 <wp:inline distT="0" distB="0" distL="0" distR="0">
-                  <wp:extent cx="2571750" cy="2857500"/>
+                  <wp:extent cx="234902" cy="182702"/>
                   <wp:effectExtent l="0" t="0" r="0" b="0"/>
-                  <wp:docPr id="151" name="Picture 151" descr="image"/>
+                  <wp:docPr id="288" name="Picture 288" descr="image"/>
                   <wp:cNvGraphicFramePr>
-                    <a:graphicFrameLocks xmlns:a="http://schemas.openxmlformats.org/drawingml/2006/main" noChangeAspect="1"/>
+                    <a:graphicFrameLocks noChangeAspect="1"/>
                   </wp:cNvGraphicFramePr>
-                  <a:graphic xmlns:a="http://schemas.openxmlformats.org/drawingml/2006/main">
+                  <a:graphic>
                     <a:graphicData uri="http://schemas.openxmlformats.org/drawingml/2006/picture">
-                      <pic:pic xmlns:pic="http://schemas.openxmlformats.org/drawingml/2006/picture">
+                      <pic:pic>
                         <pic:nvPicPr>
-                          <pic:cNvPr id="151" name="Picture 151" descr="image"/>
+                          <pic:cNvPr id="288" name="Picture 288" descr="image"/>
                           <pic:cNvPicPr>
                             <a:picLocks noChangeAspect="1"/>
                           </pic:cNvPicPr>
                         </pic:nvPicPr>
                         <pic:blipFill>
-                          <a:blip r:embed="rId9|rId83"/>
+                          <a:blip r:embed="rId9"/>
                           <a:stretch>
                             <a:fillRect/>
                           </a:stretch>
@@ -5421,7 +5866,44 @@
                         <pic:spPr>
                           <a:xfrm>
                             <a:off x="0" y="0"/>
-                            <a:ext cx="2571750" cy="2857500"/>
+                            <a:ext cx="234902" cy="182702"/>
+                          </a:xfrm>
+                          <a:prstGeom prst="rect">
+                            <a:avLst/>
+                          </a:prstGeom>
+                        </pic:spPr>
+                      </pic:pic>
+                    </a:graphicData>
+                  </a:graphic>
+                </wp:inline>
+              </w:drawing>
+              <w:drawing>
+                <wp:inline distT="0" distB="0" distL="0" distR="0">
+                  <wp:extent cx="2644823" cy="1235411"/>
+                  <wp:effectExtent l="0" t="0" r="0" b="0"/>
+                  <wp:docPr id="289" name="Picture 289" descr="image"/>
+                  <wp:cNvGraphicFramePr>
+                    <a:graphicFrameLocks noChangeAspect="1"/>
+                  </wp:cNvGraphicFramePr>
+                  <a:graphic>
+                    <a:graphicData uri="http://schemas.openxmlformats.org/drawingml/2006/picture">
+                      <pic:pic>
+                        <pic:nvPicPr>
+                          <pic:cNvPr id="289" name="Picture 289" descr="image"/>
+                          <pic:cNvPicPr>
+                            <a:picLocks noChangeAspect="1"/>
+                          </pic:cNvPicPr>
+                        </pic:nvPicPr>
+                        <pic:blipFill>
+                          <a:blip r:embed="rId83"/>
+                          <a:stretch>
+                            <a:fillRect/>
+                          </a:stretch>
+                        </pic:blipFill>
+                        <pic:spPr>
+                          <a:xfrm>
+                            <a:off x="0" y="0"/>
+                            <a:ext cx="2644823" cy="1235411"/>
                           </a:xfrm>
                           <a:prstGeom prst="rect">
                             <a:avLst/>
@@ -5490,23 +5972,23 @@
               </w:rPr>
               <w:drawing>
                 <wp:inline distT="0" distB="0" distL="0" distR="0">
-                  <wp:extent cx="2571750" cy="2857500"/>
+                  <wp:extent cx="234195" cy="182151"/>
                   <wp:effectExtent l="0" t="0" r="0" b="0"/>
-                  <wp:docPr id="152" name="Picture 152" descr="image"/>
+                  <wp:docPr id="290" name="Picture 290" descr="image"/>
                   <wp:cNvGraphicFramePr>
-                    <a:graphicFrameLocks xmlns:a="http://schemas.openxmlformats.org/drawingml/2006/main" noChangeAspect="1"/>
+                    <a:graphicFrameLocks noChangeAspect="1"/>
                   </wp:cNvGraphicFramePr>
-                  <a:graphic xmlns:a="http://schemas.openxmlformats.org/drawingml/2006/main">
+                  <a:graphic>
                     <a:graphicData uri="http://schemas.openxmlformats.org/drawingml/2006/picture">
-                      <pic:pic xmlns:pic="http://schemas.openxmlformats.org/drawingml/2006/picture">
+                      <pic:pic>
                         <pic:nvPicPr>
-                          <pic:cNvPr id="152" name="Picture 152" descr="image"/>
+                          <pic:cNvPr id="290" name="Picture 290" descr="image"/>
                           <pic:cNvPicPr>
                             <a:picLocks noChangeAspect="1"/>
                           </pic:cNvPicPr>
                         </pic:nvPicPr>
                         <pic:blipFill>
-                          <a:blip r:embed="rId6|rId85"/>
+                          <a:blip r:embed="rId6"/>
                           <a:stretch>
                             <a:fillRect/>
                           </a:stretch>
@@ -5514,7 +5996,44 @@
                         <pic:spPr>
                           <a:xfrm>
                             <a:off x="0" y="0"/>
-                            <a:ext cx="2571750" cy="2857500"/>
+                            <a:ext cx="234195" cy="182151"/>
+                          </a:xfrm>
+                          <a:prstGeom prst="rect">
+                            <a:avLst/>
+                          </a:prstGeom>
+                        </pic:spPr>
+                      </pic:pic>
+                    </a:graphicData>
+                  </a:graphic>
+                </wp:inline>
+              </w:drawing>
+              <w:drawing>
+                <wp:inline distT="0" distB="0" distL="0" distR="0">
+                  <wp:extent cx="2645530" cy="1249037"/>
+                  <wp:effectExtent l="0" t="0" r="0" b="0"/>
+                  <wp:docPr id="291" name="Picture 291" descr="image"/>
+                  <wp:cNvGraphicFramePr>
+                    <a:graphicFrameLocks noChangeAspect="1"/>
+                  </wp:cNvGraphicFramePr>
+                  <a:graphic>
+                    <a:graphicData uri="http://schemas.openxmlformats.org/drawingml/2006/picture">
+                      <pic:pic>
+                        <pic:nvPicPr>
+                          <pic:cNvPr id="291" name="Picture 291" descr="image"/>
+                          <pic:cNvPicPr>
+                            <a:picLocks noChangeAspect="1"/>
+                          </pic:cNvPicPr>
+                        </pic:nvPicPr>
+                        <pic:blipFill>
+                          <a:blip r:embed="rId85"/>
+                          <a:stretch>
+                            <a:fillRect/>
+                          </a:stretch>
+                        </pic:blipFill>
+                        <pic:spPr>
+                          <a:xfrm>
+                            <a:off x="0" y="0"/>
+                            <a:ext cx="2645530" cy="1249037"/>
                           </a:xfrm>
                           <a:prstGeom prst="rect">
                             <a:avLst/>
@@ -5578,23 +6097,23 @@
               </w:rPr>
               <w:drawing>
                 <wp:inline distT="0" distB="0" distL="0" distR="0">
-                  <wp:extent cx="2571750" cy="2857500"/>
+                  <wp:extent cx="257175" cy="200025"/>
                   <wp:effectExtent l="0" t="0" r="0" b="0"/>
-                  <wp:docPr id="153" name="Picture 153" descr="image"/>
+                  <wp:docPr id="292" name="Picture 292" descr="image"/>
                   <wp:cNvGraphicFramePr>
-                    <a:graphicFrameLocks xmlns:a="http://schemas.openxmlformats.org/drawingml/2006/main" noChangeAspect="1"/>
+                    <a:graphicFrameLocks noChangeAspect="1"/>
                   </wp:cNvGraphicFramePr>
-                  <a:graphic xmlns:a="http://schemas.openxmlformats.org/drawingml/2006/main">
+                  <a:graphic>
                     <a:graphicData uri="http://schemas.openxmlformats.org/drawingml/2006/picture">
-                      <pic:pic xmlns:pic="http://schemas.openxmlformats.org/drawingml/2006/picture">
+                      <pic:pic>
                         <pic:nvPicPr>
-                          <pic:cNvPr id="153" name="Picture 153" descr="image"/>
+                          <pic:cNvPr id="292" name="Picture 292" descr="image"/>
                           <pic:cNvPicPr>
                             <a:picLocks noChangeAspect="1"/>
                           </pic:cNvPicPr>
                         </pic:nvPicPr>
                         <pic:blipFill>
-                          <a:blip r:embed="rId6|rId87"/>
+                          <a:blip r:embed="rId6"/>
                           <a:stretch>
                             <a:fillRect/>
                           </a:stretch>
@@ -5602,7 +6121,44 @@
                         <pic:spPr>
                           <a:xfrm>
                             <a:off x="0" y="0"/>
-                            <a:ext cx="2571750" cy="2857500"/>
+                            <a:ext cx="257175" cy="200025"/>
+                          </a:xfrm>
+                          <a:prstGeom prst="rect">
+                            <a:avLst/>
+                          </a:prstGeom>
+                        </pic:spPr>
+                      </pic:pic>
+                    </a:graphicData>
+                  </a:graphic>
+                </wp:inline>
+              </w:drawing>
+              <w:drawing>
+                <wp:inline distT="0" distB="0" distL="0" distR="0">
+                  <wp:extent cx="1600200" cy="1323975"/>
+                  <wp:effectExtent l="0" t="0" r="0" b="0"/>
+                  <wp:docPr id="293" name="Picture 293" descr="image"/>
+                  <wp:cNvGraphicFramePr>
+                    <a:graphicFrameLocks noChangeAspect="1"/>
+                  </wp:cNvGraphicFramePr>
+                  <a:graphic>
+                    <a:graphicData uri="http://schemas.openxmlformats.org/drawingml/2006/picture">
+                      <pic:pic>
+                        <pic:nvPicPr>
+                          <pic:cNvPr id="293" name="Picture 293" descr="image"/>
+                          <pic:cNvPicPr>
+                            <a:picLocks noChangeAspect="1"/>
+                          </pic:cNvPicPr>
+                        </pic:nvPicPr>
+                        <pic:blipFill>
+                          <a:blip r:embed="rId87"/>
+                          <a:stretch>
+                            <a:fillRect/>
+                          </a:stretch>
+                        </pic:blipFill>
+                        <pic:spPr>
+                          <a:xfrm>
+                            <a:off x="0" y="0"/>
+                            <a:ext cx="1600200" cy="1323975"/>
                           </a:xfrm>
                           <a:prstGeom prst="rect">
                             <a:avLst/>
@@ -5787,23 +6343,23 @@
               </w:rPr>
               <w:drawing>
                 <wp:inline distT="0" distB="0" distL="0" distR="0">
-                  <wp:extent cx="2571750" cy="2857500"/>
+                  <wp:extent cx="257175" cy="200025"/>
                   <wp:effectExtent l="0" t="0" r="0" b="0"/>
-                  <wp:docPr id="155" name="Picture 155" descr="image"/>
+                  <wp:docPr id="294" name="Picture 294" descr="image"/>
                   <wp:cNvGraphicFramePr>
-                    <a:graphicFrameLocks xmlns:a="http://schemas.openxmlformats.org/drawingml/2006/main" noChangeAspect="1"/>
+                    <a:graphicFrameLocks noChangeAspect="1"/>
                   </wp:cNvGraphicFramePr>
-                  <a:graphic xmlns:a="http://schemas.openxmlformats.org/drawingml/2006/main">
+                  <a:graphic>
                     <a:graphicData uri="http://schemas.openxmlformats.org/drawingml/2006/picture">
-                      <pic:pic xmlns:pic="http://schemas.openxmlformats.org/drawingml/2006/picture">
+                      <pic:pic>
                         <pic:nvPicPr>
-                          <pic:cNvPr id="155" name="Picture 155" descr="image"/>
+                          <pic:cNvPr id="294" name="Picture 294" descr="image"/>
                           <pic:cNvPicPr>
                             <a:picLocks noChangeAspect="1"/>
                           </pic:cNvPicPr>
                         </pic:nvPicPr>
                         <pic:blipFill>
-                          <a:blip r:embed="rId9|rId90"/>
+                          <a:blip r:embed="rId9"/>
                           <a:stretch>
                             <a:fillRect/>
                           </a:stretch>
@@ -5811,7 +6367,44 @@
                         <pic:spPr>
                           <a:xfrm>
                             <a:off x="0" y="0"/>
-                            <a:ext cx="2571750" cy="2857500"/>
+                            <a:ext cx="257175" cy="200025"/>
+                          </a:xfrm>
+                          <a:prstGeom prst="rect">
+                            <a:avLst/>
+                          </a:prstGeom>
+                        </pic:spPr>
+                      </pic:pic>
+                    </a:graphicData>
+                  </a:graphic>
+                </wp:inline>
+              </w:drawing>
+              <w:drawing>
+                <wp:inline distT="0" distB="0" distL="0" distR="0">
+                  <wp:extent cx="2362200" cy="4095750"/>
+                  <wp:effectExtent l="0" t="0" r="0" b="0"/>
+                  <wp:docPr id="295" name="Picture 295" descr="image"/>
+                  <wp:cNvGraphicFramePr>
+                    <a:graphicFrameLocks noChangeAspect="1"/>
+                  </wp:cNvGraphicFramePr>
+                  <a:graphic>
+                    <a:graphicData uri="http://schemas.openxmlformats.org/drawingml/2006/picture">
+                      <pic:pic>
+                        <pic:nvPicPr>
+                          <pic:cNvPr id="295" name="Picture 295" descr="image"/>
+                          <pic:cNvPicPr>
+                            <a:picLocks noChangeAspect="1"/>
+                          </pic:cNvPicPr>
+                        </pic:nvPicPr>
+                        <pic:blipFill>
+                          <a:blip r:embed="rId90"/>
+                          <a:stretch>
+                            <a:fillRect/>
+                          </a:stretch>
+                        </pic:blipFill>
+                        <pic:spPr>
+                          <a:xfrm>
+                            <a:off x="0" y="0"/>
+                            <a:ext cx="2362200" cy="4095750"/>
                           </a:xfrm>
                           <a:prstGeom prst="rect">
                             <a:avLst/>
@@ -5875,23 +6468,23 @@
               </w:rPr>
               <w:drawing>
                 <wp:inline distT="0" distB="0" distL="0" distR="0">
-                  <wp:extent cx="2571750" cy="2857500"/>
+                  <wp:extent cx="257175" cy="200025"/>
                   <wp:effectExtent l="0" t="0" r="0" b="0"/>
-                  <wp:docPr id="156" name="Picture 156" descr="image"/>
+                  <wp:docPr id="296" name="Picture 296" descr="image"/>
                   <wp:cNvGraphicFramePr>
-                    <a:graphicFrameLocks xmlns:a="http://schemas.openxmlformats.org/drawingml/2006/main" noChangeAspect="1"/>
+                    <a:graphicFrameLocks noChangeAspect="1"/>
                   </wp:cNvGraphicFramePr>
-                  <a:graphic xmlns:a="http://schemas.openxmlformats.org/drawingml/2006/main">
+                  <a:graphic>
                     <a:graphicData uri="http://schemas.openxmlformats.org/drawingml/2006/picture">
-                      <pic:pic xmlns:pic="http://schemas.openxmlformats.org/drawingml/2006/picture">
+                      <pic:pic>
                         <pic:nvPicPr>
-                          <pic:cNvPr id="156" name="Picture 156" descr="image"/>
+                          <pic:cNvPr id="296" name="Picture 296" descr="image"/>
                           <pic:cNvPicPr>
                             <a:picLocks noChangeAspect="1"/>
                           </pic:cNvPicPr>
                         </pic:nvPicPr>
                         <pic:blipFill>
-                          <a:blip r:embed="rId6|rId92"/>
+                          <a:blip r:embed="rId6"/>
                           <a:stretch>
                             <a:fillRect/>
                           </a:stretch>
@@ -5899,7 +6492,44 @@
                         <pic:spPr>
                           <a:xfrm>
                             <a:off x="0" y="0"/>
-                            <a:ext cx="2571750" cy="2857500"/>
+                            <a:ext cx="257175" cy="200025"/>
+                          </a:xfrm>
+                          <a:prstGeom prst="rect">
+                            <a:avLst/>
+                          </a:prstGeom>
+                        </pic:spPr>
+                      </pic:pic>
+                    </a:graphicData>
+                  </a:graphic>
+                </wp:inline>
+              </w:drawing>
+              <w:drawing>
+                <wp:inline distT="0" distB="0" distL="0" distR="0">
+                  <wp:extent cx="2362200" cy="3638550"/>
+                  <wp:effectExtent l="0" t="0" r="0" b="0"/>
+                  <wp:docPr id="297" name="Picture 297" descr="image"/>
+                  <wp:cNvGraphicFramePr>
+                    <a:graphicFrameLocks noChangeAspect="1"/>
+                  </wp:cNvGraphicFramePr>
+                  <a:graphic>
+                    <a:graphicData uri="http://schemas.openxmlformats.org/drawingml/2006/picture">
+                      <pic:pic>
+                        <pic:nvPicPr>
+                          <pic:cNvPr id="297" name="Picture 297" descr="image"/>
+                          <pic:cNvPicPr>
+                            <a:picLocks noChangeAspect="1"/>
+                          </pic:cNvPicPr>
+                        </pic:nvPicPr>
+                        <pic:blipFill>
+                          <a:blip r:embed="rId92"/>
+                          <a:stretch>
+                            <a:fillRect/>
+                          </a:stretch>
+                        </pic:blipFill>
+                        <pic:spPr>
+                          <a:xfrm>
+                            <a:off x="0" y="0"/>
+                            <a:ext cx="2362200" cy="3638550"/>
                           </a:xfrm>
                           <a:prstGeom prst="rect">
                             <a:avLst/>
@@ -5968,23 +6598,23 @@
               </w:rPr>
               <w:drawing>
                 <wp:inline distT="0" distB="0" distL="0" distR="0">
-                  <wp:extent cx="2571750" cy="2857500"/>
+                  <wp:extent cx="257175" cy="200025"/>
                   <wp:effectExtent l="0" t="0" r="0" b="0"/>
-                  <wp:docPr id="157" name="Picture 157" descr="image"/>
+                  <wp:docPr id="298" name="Picture 298" descr="image"/>
                   <wp:cNvGraphicFramePr>
-                    <a:graphicFrameLocks xmlns:a="http://schemas.openxmlformats.org/drawingml/2006/main" noChangeAspect="1"/>
+                    <a:graphicFrameLocks noChangeAspect="1"/>
                   </wp:cNvGraphicFramePr>
-                  <a:graphic xmlns:a="http://schemas.openxmlformats.org/drawingml/2006/main">
+                  <a:graphic>
                     <a:graphicData uri="http://schemas.openxmlformats.org/drawingml/2006/picture">
-                      <pic:pic xmlns:pic="http://schemas.openxmlformats.org/drawingml/2006/picture">
+                      <pic:pic>
                         <pic:nvPicPr>
-                          <pic:cNvPr id="157" name="Picture 157" descr="image"/>
+                          <pic:cNvPr id="298" name="Picture 298" descr="image"/>
                           <pic:cNvPicPr>
                             <a:picLocks noChangeAspect="1"/>
                           </pic:cNvPicPr>
                         </pic:nvPicPr>
                         <pic:blipFill>
-                          <a:blip r:embed="rId6|rId94"/>
+                          <a:blip r:embed="rId6"/>
                           <a:stretch>
                             <a:fillRect/>
                           </a:stretch>
@@ -5992,7 +6622,44 @@
                         <pic:spPr>
                           <a:xfrm>
                             <a:off x="0" y="0"/>
-                            <a:ext cx="2571750" cy="2857500"/>
+                            <a:ext cx="257175" cy="200025"/>
+                          </a:xfrm>
+                          <a:prstGeom prst="rect">
+                            <a:avLst/>
+                          </a:prstGeom>
+                        </pic:spPr>
+                      </pic:pic>
+                    </a:graphicData>
+                  </a:graphic>
+                </wp:inline>
+              </w:drawing>
+              <w:drawing>
+                <wp:inline distT="0" distB="0" distL="0" distR="0">
+                  <wp:extent cx="2400300" cy="4114800"/>
+                  <wp:effectExtent l="0" t="0" r="0" b="0"/>
+                  <wp:docPr id="299" name="Picture 299" descr="image"/>
+                  <wp:cNvGraphicFramePr>
+                    <a:graphicFrameLocks noChangeAspect="1"/>
+                  </wp:cNvGraphicFramePr>
+                  <a:graphic>
+                    <a:graphicData uri="http://schemas.openxmlformats.org/drawingml/2006/picture">
+                      <pic:pic>
+                        <pic:nvPicPr>
+                          <pic:cNvPr id="299" name="Picture 299" descr="image"/>
+                          <pic:cNvPicPr>
+                            <a:picLocks noChangeAspect="1"/>
+                          </pic:cNvPicPr>
+                        </pic:nvPicPr>
+                        <pic:blipFill>
+                          <a:blip r:embed="rId94"/>
+                          <a:stretch>
+                            <a:fillRect/>
+                          </a:stretch>
+                        </pic:blipFill>
+                        <pic:spPr>
+                          <a:xfrm>
+                            <a:off x="0" y="0"/>
+                            <a:ext cx="2400300" cy="4114800"/>
                           </a:xfrm>
                           <a:prstGeom prst="rect">
                             <a:avLst/>
@@ -6056,23 +6723,23 @@
               </w:rPr>
               <w:drawing>
                 <wp:inline distT="0" distB="0" distL="0" distR="0">
-                  <wp:extent cx="2571750" cy="2857500"/>
+                  <wp:extent cx="257175" cy="200025"/>
                   <wp:effectExtent l="0" t="0" r="0" b="0"/>
-                  <wp:docPr id="158" name="Picture 158" descr="image"/>
+                  <wp:docPr id="300" name="Picture 300" descr="image"/>
                   <wp:cNvGraphicFramePr>
-                    <a:graphicFrameLocks xmlns:a="http://schemas.openxmlformats.org/drawingml/2006/main" noChangeAspect="1"/>
+                    <a:graphicFrameLocks noChangeAspect="1"/>
                   </wp:cNvGraphicFramePr>
-                  <a:graphic xmlns:a="http://schemas.openxmlformats.org/drawingml/2006/main">
+                  <a:graphic>
                     <a:graphicData uri="http://schemas.openxmlformats.org/drawingml/2006/picture">
-                      <pic:pic xmlns:pic="http://schemas.openxmlformats.org/drawingml/2006/picture">
+                      <pic:pic>
                         <pic:nvPicPr>
-                          <pic:cNvPr id="158" name="Picture 158" descr="image"/>
+                          <pic:cNvPr id="300" name="Picture 300" descr="image"/>
                           <pic:cNvPicPr>
                             <a:picLocks noChangeAspect="1"/>
                           </pic:cNvPicPr>
                         </pic:nvPicPr>
                         <pic:blipFill>
-                          <a:blip r:embed="rId6|rId96"/>
+                          <a:blip r:embed="rId6"/>
                           <a:stretch>
                             <a:fillRect/>
                           </a:stretch>
@@ -6080,7 +6747,44 @@
                         <pic:spPr>
                           <a:xfrm>
                             <a:off x="0" y="0"/>
-                            <a:ext cx="2571750" cy="2857500"/>
+                            <a:ext cx="257175" cy="200025"/>
+                          </a:xfrm>
+                          <a:prstGeom prst="rect">
+                            <a:avLst/>
+                          </a:prstGeom>
+                        </pic:spPr>
+                      </pic:pic>
+                    </a:graphicData>
+                  </a:graphic>
+                </wp:inline>
+              </w:drawing>
+              <w:drawing>
+                <wp:inline distT="0" distB="0" distL="0" distR="0">
+                  <wp:extent cx="2371725" cy="4124325"/>
+                  <wp:effectExtent l="0" t="0" r="0" b="0"/>
+                  <wp:docPr id="301" name="Picture 301" descr="image"/>
+                  <wp:cNvGraphicFramePr>
+                    <a:graphicFrameLocks noChangeAspect="1"/>
+                  </wp:cNvGraphicFramePr>
+                  <a:graphic>
+                    <a:graphicData uri="http://schemas.openxmlformats.org/drawingml/2006/picture">
+                      <pic:pic>
+                        <pic:nvPicPr>
+                          <pic:cNvPr id="301" name="Picture 301" descr="image"/>
+                          <pic:cNvPicPr>
+                            <a:picLocks noChangeAspect="1"/>
+                          </pic:cNvPicPr>
+                        </pic:nvPicPr>
+                        <pic:blipFill>
+                          <a:blip r:embed="rId96"/>
+                          <a:stretch>
+                            <a:fillRect/>
+                          </a:stretch>
+                        </pic:blipFill>
+                        <pic:spPr>
+                          <a:xfrm>
+                            <a:off x="0" y="0"/>
+                            <a:ext cx="2371725" cy="4124325"/>
                           </a:xfrm>
                           <a:prstGeom prst="rect">
                             <a:avLst/>
@@ -6150,23 +6854,23 @@
         </w:rPr>
         <w:drawing>
           <wp:inline distT="0" distB="0" distL="0" distR="0">
-            <wp:extent cx="3132000" cy="1905000"/>
+            <wp:extent cx="2009775" cy="5600700"/>
             <wp:effectExtent l="0" t="0" r="0" b="0"/>
-            <wp:docPr id="159" name="Picture 159" descr="image"/>
+            <wp:docPr id="302" name="Picture 302" descr="image"/>
             <wp:cNvGraphicFramePr>
-              <a:graphicFrameLocks xmlns:a="http://schemas.openxmlformats.org/drawingml/2006/main" noChangeAspect="1"/>
+              <a:graphicFrameLocks noChangeAspect="1"/>
             </wp:cNvGraphicFramePr>
-            <a:graphic xmlns:a="http://schemas.openxmlformats.org/drawingml/2006/main">
+            <a:graphic>
               <a:graphicData uri="http://schemas.openxmlformats.org/drawingml/2006/picture">
-                <pic:pic xmlns:pic="http://schemas.openxmlformats.org/drawingml/2006/picture">
+                <pic:pic>
                   <pic:nvPicPr>
-                    <pic:cNvPr id="159" name="Picture 159" descr="image"/>
+                    <pic:cNvPr id="302" name="Picture 302" descr="image"/>
                     <pic:cNvPicPr>
                       <a:picLocks noChangeAspect="1"/>
                     </pic:cNvPicPr>
                   </pic:nvPicPr>
                   <pic:blipFill>
-                    <a:blip r:embed="rId97|rId98"/>
+                    <a:blip r:embed="rId97"/>
                     <a:stretch>
                       <a:fillRect/>
                     </a:stretch>
@@ -6174,7 +6878,44 @@
                   <pic:spPr>
                     <a:xfrm>
                       <a:off x="0" y="0"/>
-                      <a:ext cx="3132000" cy="1905000"/>
+                      <a:ext cx="2009775" cy="5600700"/>
+                    </a:xfrm>
+                    <a:prstGeom prst="rect">
+                      <a:avLst/>
+                    </a:prstGeom>
+                  </pic:spPr>
+                </pic:pic>
+              </a:graphicData>
+            </a:graphic>
+          </wp:inline>
+        </w:drawing>
+        <w:drawing>
+          <wp:inline distT="0" distB="0" distL="0" distR="0">
+            <wp:extent cx="1905000" cy="1743075"/>
+            <wp:effectExtent l="0" t="0" r="0" b="0"/>
+            <wp:docPr id="303" name="Picture 303" descr="image"/>
+            <wp:cNvGraphicFramePr>
+              <a:graphicFrameLocks noChangeAspect="1"/>
+            </wp:cNvGraphicFramePr>
+            <a:graphic>
+              <a:graphicData uri="http://schemas.openxmlformats.org/drawingml/2006/picture">
+                <pic:pic>
+                  <pic:nvPicPr>
+                    <pic:cNvPr id="303" name="Picture 303" descr="image"/>
+                    <pic:cNvPicPr>
+                      <a:picLocks noChangeAspect="1"/>
+                    </pic:cNvPicPr>
+                  </pic:nvPicPr>
+                  <pic:blipFill>
+                    <a:blip r:embed="rId98"/>
+                    <a:stretch>
+                      <a:fillRect/>
+                    </a:stretch>
+                  </pic:blipFill>
+                  <pic:spPr>
+                    <a:xfrm>
+                      <a:off x="0" y="0"/>
+                      <a:ext cx="1905000" cy="1743075"/>
                     </a:xfrm>
                     <a:prstGeom prst="rect">
                       <a:avLst/>
@@ -6972,23 +7713,23 @@
         </w:rPr>
         <w:drawing>
           <wp:inline distT="0" distB="0" distL="0" distR="0">
-            <wp:extent cx="3132000" cy="1905000"/>
+            <wp:extent cx="3333750" cy="2514600"/>
             <wp:effectExtent l="0" t="0" r="0" b="0"/>
-            <wp:docPr id="169" name="Picture 169" descr="image"/>
+            <wp:docPr id="304" name="Picture 304" descr="image"/>
             <wp:cNvGraphicFramePr>
-              <a:graphicFrameLocks xmlns:a="http://schemas.openxmlformats.org/drawingml/2006/main" noChangeAspect="1"/>
+              <a:graphicFrameLocks noChangeAspect="1"/>
             </wp:cNvGraphicFramePr>
-            <a:graphic xmlns:a="http://schemas.openxmlformats.org/drawingml/2006/main">
+            <a:graphic>
               <a:graphicData uri="http://schemas.openxmlformats.org/drawingml/2006/picture">
-                <pic:pic xmlns:pic="http://schemas.openxmlformats.org/drawingml/2006/picture">
+                <pic:pic>
                   <pic:nvPicPr>
-                    <pic:cNvPr id="169" name="Picture 169" descr="image"/>
+                    <pic:cNvPr id="304" name="Picture 304" descr="image"/>
                     <pic:cNvPicPr>
                       <a:picLocks noChangeAspect="1"/>
                     </pic:cNvPicPr>
                   </pic:nvPicPr>
                   <pic:blipFill>
-                    <a:blip r:embed="rId108|rId109"/>
+                    <a:blip r:embed="rId108"/>
                     <a:stretch>
                       <a:fillRect/>
                     </a:stretch>
@@ -6996,7 +7737,44 @@
                   <pic:spPr>
                     <a:xfrm>
                       <a:off x="0" y="0"/>
-                      <a:ext cx="3132000" cy="1905000"/>
+                      <a:ext cx="3333750" cy="2514600"/>
+                    </a:xfrm>
+                    <a:prstGeom prst="rect">
+                      <a:avLst/>
+                    </a:prstGeom>
+                  </pic:spPr>
+                </pic:pic>
+              </a:graphicData>
+            </a:graphic>
+          </wp:inline>
+        </w:drawing>
+        <w:drawing>
+          <wp:inline distT="0" distB="0" distL="0" distR="0">
+            <wp:extent cx="1676400" cy="1381125"/>
+            <wp:effectExtent l="0" t="0" r="0" b="0"/>
+            <wp:docPr id="305" name="Picture 305" descr="image"/>
+            <wp:cNvGraphicFramePr>
+              <a:graphicFrameLocks noChangeAspect="1"/>
+            </wp:cNvGraphicFramePr>
+            <a:graphic>
+              <a:graphicData uri="http://schemas.openxmlformats.org/drawingml/2006/picture">
+                <pic:pic>
+                  <pic:nvPicPr>
+                    <pic:cNvPr id="305" name="Picture 305" descr="image"/>
+                    <pic:cNvPicPr>
+                      <a:picLocks noChangeAspect="1"/>
+                    </pic:cNvPicPr>
+                  </pic:nvPicPr>
+                  <pic:blipFill>
+                    <a:blip r:embed="rId109"/>
+                    <a:stretch>
+                      <a:fillRect/>
+                    </a:stretch>
+                  </pic:blipFill>
+                  <pic:spPr>
+                    <a:xfrm>
+                      <a:off x="0" y="0"/>
+                      <a:ext cx="1676400" cy="1381125"/>
                     </a:xfrm>
                     <a:prstGeom prst="rect">
                       <a:avLst/>
@@ -7441,23 +8219,23 @@
               </w:rPr>
               <w:drawing>
                 <wp:inline distT="0" distB="0" distL="0" distR="0">
-                  <wp:extent cx="2571750" cy="2857500"/>
+                  <wp:extent cx="257175" cy="200025"/>
                   <wp:effectExtent l="0" t="0" r="0" b="0"/>
-                  <wp:docPr id="174" name="Picture 174" descr="image"/>
+                  <wp:docPr id="306" name="Picture 306" descr="image"/>
                   <wp:cNvGraphicFramePr>
-                    <a:graphicFrameLocks xmlns:a="http://schemas.openxmlformats.org/drawingml/2006/main" noChangeAspect="1"/>
+                    <a:graphicFrameLocks noChangeAspect="1"/>
                   </wp:cNvGraphicFramePr>
-                  <a:graphic xmlns:a="http://schemas.openxmlformats.org/drawingml/2006/main">
+                  <a:graphic>
                     <a:graphicData uri="http://schemas.openxmlformats.org/drawingml/2006/picture">
-                      <pic:pic xmlns:pic="http://schemas.openxmlformats.org/drawingml/2006/picture">
+                      <pic:pic>
                         <pic:nvPicPr>
-                          <pic:cNvPr id="174" name="Picture 174" descr="image"/>
+                          <pic:cNvPr id="306" name="Picture 306" descr="image"/>
                           <pic:cNvPicPr>
                             <a:picLocks noChangeAspect="1"/>
                           </pic:cNvPicPr>
                         </pic:nvPicPr>
                         <pic:blipFill>
-                          <a:blip r:embed="rId9|rId115"/>
+                          <a:blip r:embed="rId9"/>
                           <a:stretch>
                             <a:fillRect/>
                           </a:stretch>
@@ -7465,7 +8243,44 @@
                         <pic:spPr>
                           <a:xfrm>
                             <a:off x="0" y="0"/>
-                            <a:ext cx="2571750" cy="2857500"/>
+                            <a:ext cx="257175" cy="200025"/>
+                          </a:xfrm>
+                          <a:prstGeom prst="rect">
+                            <a:avLst/>
+                          </a:prstGeom>
+                        </pic:spPr>
+                      </pic:pic>
+                    </a:graphicData>
+                  </a:graphic>
+                </wp:inline>
+              </w:drawing>
+              <w:drawing>
+                <wp:inline distT="0" distB="0" distL="0" distR="0">
+                  <wp:extent cx="2524125" cy="1828800"/>
+                  <wp:effectExtent l="0" t="0" r="0" b="0"/>
+                  <wp:docPr id="307" name="Picture 307" descr="image"/>
+                  <wp:cNvGraphicFramePr>
+                    <a:graphicFrameLocks noChangeAspect="1"/>
+                  </wp:cNvGraphicFramePr>
+                  <a:graphic>
+                    <a:graphicData uri="http://schemas.openxmlformats.org/drawingml/2006/picture">
+                      <pic:pic>
+                        <pic:nvPicPr>
+                          <pic:cNvPr id="307" name="Picture 307" descr="image"/>
+                          <pic:cNvPicPr>
+                            <a:picLocks noChangeAspect="1"/>
+                          </pic:cNvPicPr>
+                        </pic:nvPicPr>
+                        <pic:blipFill>
+                          <a:blip r:embed="rId115"/>
+                          <a:stretch>
+                            <a:fillRect/>
+                          </a:stretch>
+                        </pic:blipFill>
+                        <pic:spPr>
+                          <a:xfrm>
+                            <a:off x="0" y="0"/>
+                            <a:ext cx="2524125" cy="1828800"/>
                           </a:xfrm>
                           <a:prstGeom prst="rect">
                             <a:avLst/>
@@ -7529,23 +8344,23 @@
               </w:rPr>
               <w:drawing>
                 <wp:inline distT="0" distB="0" distL="0" distR="0">
-                  <wp:extent cx="2571750" cy="2857500"/>
+                  <wp:extent cx="257175" cy="200025"/>
                   <wp:effectExtent l="0" t="0" r="0" b="0"/>
-                  <wp:docPr id="175" name="Picture 175" descr="image"/>
+                  <wp:docPr id="308" name="Picture 308" descr="image"/>
                   <wp:cNvGraphicFramePr>
-                    <a:graphicFrameLocks xmlns:a="http://schemas.openxmlformats.org/drawingml/2006/main" noChangeAspect="1"/>
+                    <a:graphicFrameLocks noChangeAspect="1"/>
                   </wp:cNvGraphicFramePr>
-                  <a:graphic xmlns:a="http://schemas.openxmlformats.org/drawingml/2006/main">
+                  <a:graphic>
                     <a:graphicData uri="http://schemas.openxmlformats.org/drawingml/2006/picture">
-                      <pic:pic xmlns:pic="http://schemas.openxmlformats.org/drawingml/2006/picture">
+                      <pic:pic>
                         <pic:nvPicPr>
-                          <pic:cNvPr id="175" name="Picture 175" descr="image"/>
+                          <pic:cNvPr id="308" name="Picture 308" descr="image"/>
                           <pic:cNvPicPr>
                             <a:picLocks noChangeAspect="1"/>
                           </pic:cNvPicPr>
                         </pic:nvPicPr>
                         <pic:blipFill>
-                          <a:blip r:embed="rId6|rId117"/>
+                          <a:blip r:embed="rId6"/>
                           <a:stretch>
                             <a:fillRect/>
                           </a:stretch>
@@ -7553,7 +8368,44 @@
                         <pic:spPr>
                           <a:xfrm>
                             <a:off x="0" y="0"/>
-                            <a:ext cx="2571750" cy="2857500"/>
+                            <a:ext cx="257175" cy="200025"/>
+                          </a:xfrm>
+                          <a:prstGeom prst="rect">
+                            <a:avLst/>
+                          </a:prstGeom>
+                        </pic:spPr>
+                      </pic:pic>
+                    </a:graphicData>
+                  </a:graphic>
+                </wp:inline>
+              </w:drawing>
+              <w:drawing>
+                <wp:inline distT="0" distB="0" distL="0" distR="0">
+                  <wp:extent cx="2524125" cy="1828800"/>
+                  <wp:effectExtent l="0" t="0" r="0" b="0"/>
+                  <wp:docPr id="309" name="Picture 309" descr="image"/>
+                  <wp:cNvGraphicFramePr>
+                    <a:graphicFrameLocks noChangeAspect="1"/>
+                  </wp:cNvGraphicFramePr>
+                  <a:graphic>
+                    <a:graphicData uri="http://schemas.openxmlformats.org/drawingml/2006/picture">
+                      <pic:pic>
+                        <pic:nvPicPr>
+                          <pic:cNvPr id="309" name="Picture 309" descr="image"/>
+                          <pic:cNvPicPr>
+                            <a:picLocks noChangeAspect="1"/>
+                          </pic:cNvPicPr>
+                        </pic:nvPicPr>
+                        <pic:blipFill>
+                          <a:blip r:embed="rId117"/>
+                          <a:stretch>
+                            <a:fillRect/>
+                          </a:stretch>
+                        </pic:blipFill>
+                        <pic:spPr>
+                          <a:xfrm>
+                            <a:off x="0" y="0"/>
+                            <a:ext cx="2524125" cy="1828800"/>
                           </a:xfrm>
                           <a:prstGeom prst="rect">
                             <a:avLst/>
@@ -7622,23 +8474,23 @@
               </w:rPr>
               <w:drawing>
                 <wp:inline distT="0" distB="0" distL="0" distR="0">
-                  <wp:extent cx="2571750" cy="2857500"/>
+                  <wp:extent cx="257175" cy="200025"/>
                   <wp:effectExtent l="0" t="0" r="0" b="0"/>
-                  <wp:docPr id="176" name="Picture 176" descr="image"/>
+                  <wp:docPr id="310" name="Picture 310" descr="image"/>
                   <wp:cNvGraphicFramePr>
-                    <a:graphicFrameLocks xmlns:a="http://schemas.openxmlformats.org/drawingml/2006/main" noChangeAspect="1"/>
+                    <a:graphicFrameLocks noChangeAspect="1"/>
                   </wp:cNvGraphicFramePr>
-                  <a:graphic xmlns:a="http://schemas.openxmlformats.org/drawingml/2006/main">
+                  <a:graphic>
                     <a:graphicData uri="http://schemas.openxmlformats.org/drawingml/2006/picture">
-                      <pic:pic xmlns:pic="http://schemas.openxmlformats.org/drawingml/2006/picture">
+                      <pic:pic>
                         <pic:nvPicPr>
-                          <pic:cNvPr id="176" name="Picture 176" descr="image"/>
+                          <pic:cNvPr id="310" name="Picture 310" descr="image"/>
                           <pic:cNvPicPr>
                             <a:picLocks noChangeAspect="1"/>
                           </pic:cNvPicPr>
                         </pic:nvPicPr>
                         <pic:blipFill>
-                          <a:blip r:embed="rId6|rId119"/>
+                          <a:blip r:embed="rId6"/>
                           <a:stretch>
                             <a:fillRect/>
                           </a:stretch>
@@ -7646,7 +8498,44 @@
                         <pic:spPr>
                           <a:xfrm>
                             <a:off x="0" y="0"/>
-                            <a:ext cx="2571750" cy="2857500"/>
+                            <a:ext cx="257175" cy="200025"/>
+                          </a:xfrm>
+                          <a:prstGeom prst="rect">
+                            <a:avLst/>
+                          </a:prstGeom>
+                        </pic:spPr>
+                      </pic:pic>
+                    </a:graphicData>
+                  </a:graphic>
+                </wp:inline>
+              </w:drawing>
+              <w:drawing>
+                <wp:inline distT="0" distB="0" distL="0" distR="0">
+                  <wp:extent cx="2543175" cy="1838325"/>
+                  <wp:effectExtent l="0" t="0" r="0" b="0"/>
+                  <wp:docPr id="311" name="Picture 311" descr="image"/>
+                  <wp:cNvGraphicFramePr>
+                    <a:graphicFrameLocks noChangeAspect="1"/>
+                  </wp:cNvGraphicFramePr>
+                  <a:graphic>
+                    <a:graphicData uri="http://schemas.openxmlformats.org/drawingml/2006/picture">
+                      <pic:pic>
+                        <pic:nvPicPr>
+                          <pic:cNvPr id="311" name="Picture 311" descr="image"/>
+                          <pic:cNvPicPr>
+                            <a:picLocks noChangeAspect="1"/>
+                          </pic:cNvPicPr>
+                        </pic:nvPicPr>
+                        <pic:blipFill>
+                          <a:blip r:embed="rId119"/>
+                          <a:stretch>
+                            <a:fillRect/>
+                          </a:stretch>
+                        </pic:blipFill>
+                        <pic:spPr>
+                          <a:xfrm>
+                            <a:off x="0" y="0"/>
+                            <a:ext cx="2543175" cy="1838325"/>
                           </a:xfrm>
                           <a:prstGeom prst="rect">
                             <a:avLst/>
@@ -7710,23 +8599,23 @@
               </w:rPr>
               <w:drawing>
                 <wp:inline distT="0" distB="0" distL="0" distR="0">
-                  <wp:extent cx="2571750" cy="2857500"/>
+                  <wp:extent cx="257175" cy="200025"/>
                   <wp:effectExtent l="0" t="0" r="0" b="0"/>
-                  <wp:docPr id="177" name="Picture 177" descr="image"/>
+                  <wp:docPr id="312" name="Picture 312" descr="image"/>
                   <wp:cNvGraphicFramePr>
-                    <a:graphicFrameLocks xmlns:a="http://schemas.openxmlformats.org/drawingml/2006/main" noChangeAspect="1"/>
+                    <a:graphicFrameLocks noChangeAspect="1"/>
                   </wp:cNvGraphicFramePr>
-                  <a:graphic xmlns:a="http://schemas.openxmlformats.org/drawingml/2006/main">
+                  <a:graphic>
                     <a:graphicData uri="http://schemas.openxmlformats.org/drawingml/2006/picture">
-                      <pic:pic xmlns:pic="http://schemas.openxmlformats.org/drawingml/2006/picture">
+                      <pic:pic>
                         <pic:nvPicPr>
-                          <pic:cNvPr id="177" name="Picture 177" descr="image"/>
+                          <pic:cNvPr id="312" name="Picture 312" descr="image"/>
                           <pic:cNvPicPr>
                             <a:picLocks noChangeAspect="1"/>
                           </pic:cNvPicPr>
                         </pic:nvPicPr>
                         <pic:blipFill>
-                          <a:blip r:embed="rId6|rId121"/>
+                          <a:blip r:embed="rId6"/>
                           <a:stretch>
                             <a:fillRect/>
                           </a:stretch>
@@ -7734,7 +8623,44 @@
                         <pic:spPr>
                           <a:xfrm>
                             <a:off x="0" y="0"/>
-                            <a:ext cx="2571750" cy="2857500"/>
+                            <a:ext cx="257175" cy="200025"/>
+                          </a:xfrm>
+                          <a:prstGeom prst="rect">
+                            <a:avLst/>
+                          </a:prstGeom>
+                        </pic:spPr>
+                      </pic:pic>
+                    </a:graphicData>
+                  </a:graphic>
+                </wp:inline>
+              </w:drawing>
+              <w:drawing>
+                <wp:inline distT="0" distB="0" distL="0" distR="0">
+                  <wp:extent cx="2533650" cy="1838325"/>
+                  <wp:effectExtent l="0" t="0" r="0" b="0"/>
+                  <wp:docPr id="313" name="Picture 313" descr="image"/>
+                  <wp:cNvGraphicFramePr>
+                    <a:graphicFrameLocks noChangeAspect="1"/>
+                  </wp:cNvGraphicFramePr>
+                  <a:graphic>
+                    <a:graphicData uri="http://schemas.openxmlformats.org/drawingml/2006/picture">
+                      <pic:pic>
+                        <pic:nvPicPr>
+                          <pic:cNvPr id="313" name="Picture 313" descr="image"/>
+                          <pic:cNvPicPr>
+                            <a:picLocks noChangeAspect="1"/>
+                          </pic:cNvPicPr>
+                        </pic:nvPicPr>
+                        <pic:blipFill>
+                          <a:blip r:embed="rId121"/>
+                          <a:stretch>
+                            <a:fillRect/>
+                          </a:stretch>
+                        </pic:blipFill>
+                        <pic:spPr>
+                          <a:xfrm>
+                            <a:off x="0" y="0"/>
+                            <a:ext cx="2533650" cy="1838325"/>
                           </a:xfrm>
                           <a:prstGeom prst="rect">
                             <a:avLst/>
@@ -7804,23 +8730,23 @@
         </w:rPr>
         <w:drawing>
           <wp:inline distT="0" distB="0" distL="0" distR="0">
-            <wp:extent cx="3132000" cy="1905000"/>
+            <wp:extent cx="3326415" cy="2509067"/>
             <wp:effectExtent l="0" t="0" r="0" b="0"/>
-            <wp:docPr id="178" name="Picture 178" descr="image"/>
+            <wp:docPr id="314" name="Picture 314" descr="image"/>
             <wp:cNvGraphicFramePr>
-              <a:graphicFrameLocks xmlns:a="http://schemas.openxmlformats.org/drawingml/2006/main" noChangeAspect="1"/>
+              <a:graphicFrameLocks noChangeAspect="1"/>
             </wp:cNvGraphicFramePr>
-            <a:graphic xmlns:a="http://schemas.openxmlformats.org/drawingml/2006/main">
+            <a:graphic>
               <a:graphicData uri="http://schemas.openxmlformats.org/drawingml/2006/picture">
-                <pic:pic xmlns:pic="http://schemas.openxmlformats.org/drawingml/2006/picture">
+                <pic:pic>
                   <pic:nvPicPr>
-                    <pic:cNvPr id="178" name="Picture 178" descr="image"/>
+                    <pic:cNvPr id="314" name="Picture 314" descr="image"/>
                     <pic:cNvPicPr>
                       <a:picLocks noChangeAspect="1"/>
                     </pic:cNvPicPr>
                   </pic:nvPicPr>
                   <pic:blipFill>
-                    <a:blip r:embed="rId108|rId122"/>
+                    <a:blip r:embed="rId108"/>
                     <a:stretch>
                       <a:fillRect/>
                     </a:stretch>
@@ -7828,7 +8754,44 @@
                   <pic:spPr>
                     <a:xfrm>
                       <a:off x="0" y="0"/>
-                      <a:ext cx="3132000" cy="1905000"/>
+                      <a:ext cx="3326415" cy="2509067"/>
+                    </a:xfrm>
+                    <a:prstGeom prst="rect">
+                      <a:avLst/>
+                    </a:prstGeom>
+                  </pic:spPr>
+                </pic:pic>
+              </a:graphicData>
+            </a:graphic>
+          </wp:inline>
+        </w:drawing>
+        <w:drawing>
+          <wp:inline distT="0" distB="0" distL="0" distR="0">
+            <wp:extent cx="2433035" cy="3953682"/>
+            <wp:effectExtent l="0" t="0" r="0" b="0"/>
+            <wp:docPr id="315" name="Picture 315" descr="image"/>
+            <wp:cNvGraphicFramePr>
+              <a:graphicFrameLocks noChangeAspect="1"/>
+            </wp:cNvGraphicFramePr>
+            <a:graphic>
+              <a:graphicData uri="http://schemas.openxmlformats.org/drawingml/2006/picture">
+                <pic:pic>
+                  <pic:nvPicPr>
+                    <pic:cNvPr id="315" name="Picture 315" descr="image"/>
+                    <pic:cNvPicPr>
+                      <a:picLocks noChangeAspect="1"/>
+                    </pic:cNvPicPr>
+                  </pic:nvPicPr>
+                  <pic:blipFill>
+                    <a:blip r:embed="rId122"/>
+                    <a:stretch>
+                      <a:fillRect/>
+                    </a:stretch>
+                  </pic:blipFill>
+                  <pic:spPr>
+                    <a:xfrm>
+                      <a:off x="0" y="0"/>
+                      <a:ext cx="2433035" cy="3953682"/>
                     </a:xfrm>
                     <a:prstGeom prst="rect">
                       <a:avLst/>
@@ -8330,23 +9293,23 @@
               </w:rPr>
               <w:drawing>
                 <wp:inline distT="0" distB="0" distL="0" distR="0">
-                  <wp:extent cx="2571750" cy="2857500"/>
+                  <wp:extent cx="257175" cy="200025"/>
                   <wp:effectExtent l="0" t="0" r="0" b="0"/>
-                  <wp:docPr id="184" name="Picture 184" descr="image"/>
+                  <wp:docPr id="316" name="Picture 316" descr="image"/>
                   <wp:cNvGraphicFramePr>
-                    <a:graphicFrameLocks xmlns:a="http://schemas.openxmlformats.org/drawingml/2006/main" noChangeAspect="1"/>
+                    <a:graphicFrameLocks noChangeAspect="1"/>
                   </wp:cNvGraphicFramePr>
-                  <a:graphic xmlns:a="http://schemas.openxmlformats.org/drawingml/2006/main">
+                  <a:graphic>
                     <a:graphicData uri="http://schemas.openxmlformats.org/drawingml/2006/picture">
-                      <pic:pic xmlns:pic="http://schemas.openxmlformats.org/drawingml/2006/picture">
+                      <pic:pic>
                         <pic:nvPicPr>
-                          <pic:cNvPr id="184" name="Picture 184" descr="image"/>
+                          <pic:cNvPr id="316" name="Picture 316" descr="image"/>
                           <pic:cNvPicPr>
                             <a:picLocks noChangeAspect="1"/>
                           </pic:cNvPicPr>
                         </pic:nvPicPr>
                         <pic:blipFill>
-                          <a:blip r:embed="rId9|rId129"/>
+                          <a:blip r:embed="rId9"/>
                           <a:stretch>
                             <a:fillRect/>
                           </a:stretch>
@@ -8354,7 +9317,44 @@
                         <pic:spPr>
                           <a:xfrm>
                             <a:off x="0" y="0"/>
-                            <a:ext cx="2571750" cy="2857500"/>
+                            <a:ext cx="257175" cy="200025"/>
+                          </a:xfrm>
+                          <a:prstGeom prst="rect">
+                            <a:avLst/>
+                          </a:prstGeom>
+                        </pic:spPr>
+                      </pic:pic>
+                    </a:graphicData>
+                  </a:graphic>
+                </wp:inline>
+              </w:drawing>
+              <w:drawing>
+                <wp:inline distT="0" distB="0" distL="0" distR="0">
+                  <wp:extent cx="2581275" cy="1381125"/>
+                  <wp:effectExtent l="0" t="0" r="0" b="0"/>
+                  <wp:docPr id="317" name="Picture 317" descr="image"/>
+                  <wp:cNvGraphicFramePr>
+                    <a:graphicFrameLocks noChangeAspect="1"/>
+                  </wp:cNvGraphicFramePr>
+                  <a:graphic>
+                    <a:graphicData uri="http://schemas.openxmlformats.org/drawingml/2006/picture">
+                      <pic:pic>
+                        <pic:nvPicPr>
+                          <pic:cNvPr id="317" name="Picture 317" descr="image"/>
+                          <pic:cNvPicPr>
+                            <a:picLocks noChangeAspect="1"/>
+                          </pic:cNvPicPr>
+                        </pic:nvPicPr>
+                        <pic:blipFill>
+                          <a:blip r:embed="rId129"/>
+                          <a:stretch>
+                            <a:fillRect/>
+                          </a:stretch>
+                        </pic:blipFill>
+                        <pic:spPr>
+                          <a:xfrm>
+                            <a:off x="0" y="0"/>
+                            <a:ext cx="2581275" cy="1381125"/>
                           </a:xfrm>
                           <a:prstGeom prst="rect">
                             <a:avLst/>
@@ -8418,23 +9418,23 @@
               </w:rPr>
               <w:drawing>
                 <wp:inline distT="0" distB="0" distL="0" distR="0">
-                  <wp:extent cx="2571750" cy="2857500"/>
+                  <wp:extent cx="257175" cy="200025"/>
                   <wp:effectExtent l="0" t="0" r="0" b="0"/>
-                  <wp:docPr id="185" name="Picture 185" descr="image"/>
+                  <wp:docPr id="318" name="Picture 318" descr="image"/>
                   <wp:cNvGraphicFramePr>
-                    <a:graphicFrameLocks xmlns:a="http://schemas.openxmlformats.org/drawingml/2006/main" noChangeAspect="1"/>
+                    <a:graphicFrameLocks noChangeAspect="1"/>
                   </wp:cNvGraphicFramePr>
-                  <a:graphic xmlns:a="http://schemas.openxmlformats.org/drawingml/2006/main">
+                  <a:graphic>
                     <a:graphicData uri="http://schemas.openxmlformats.org/drawingml/2006/picture">
-                      <pic:pic xmlns:pic="http://schemas.openxmlformats.org/drawingml/2006/picture">
+                      <pic:pic>
                         <pic:nvPicPr>
-                          <pic:cNvPr id="185" name="Picture 185" descr="image"/>
+                          <pic:cNvPr id="318" name="Picture 318" descr="image"/>
                           <pic:cNvPicPr>
                             <a:picLocks noChangeAspect="1"/>
                           </pic:cNvPicPr>
                         </pic:nvPicPr>
                         <pic:blipFill>
-                          <a:blip r:embed="rId6|rId131"/>
+                          <a:blip r:embed="rId6"/>
                           <a:stretch>
                             <a:fillRect/>
                           </a:stretch>
@@ -8442,7 +9442,44 @@
                         <pic:spPr>
                           <a:xfrm>
                             <a:off x="0" y="0"/>
-                            <a:ext cx="2571750" cy="2857500"/>
+                            <a:ext cx="257175" cy="200025"/>
+                          </a:xfrm>
+                          <a:prstGeom prst="rect">
+                            <a:avLst/>
+                          </a:prstGeom>
+                        </pic:spPr>
+                      </pic:pic>
+                    </a:graphicData>
+                  </a:graphic>
+                </wp:inline>
+              </w:drawing>
+              <w:drawing>
+                <wp:inline distT="0" distB="0" distL="0" distR="0">
+                  <wp:extent cx="2581275" cy="1362075"/>
+                  <wp:effectExtent l="0" t="0" r="0" b="0"/>
+                  <wp:docPr id="319" name="Picture 319" descr="image"/>
+                  <wp:cNvGraphicFramePr>
+                    <a:graphicFrameLocks noChangeAspect="1"/>
+                  </wp:cNvGraphicFramePr>
+                  <a:graphic>
+                    <a:graphicData uri="http://schemas.openxmlformats.org/drawingml/2006/picture">
+                      <pic:pic>
+                        <pic:nvPicPr>
+                          <pic:cNvPr id="319" name="Picture 319" descr="image"/>
+                          <pic:cNvPicPr>
+                            <a:picLocks noChangeAspect="1"/>
+                          </pic:cNvPicPr>
+                        </pic:nvPicPr>
+                        <pic:blipFill>
+                          <a:blip r:embed="rId131"/>
+                          <a:stretch>
+                            <a:fillRect/>
+                          </a:stretch>
+                        </pic:blipFill>
+                        <pic:spPr>
+                          <a:xfrm>
+                            <a:off x="0" y="0"/>
+                            <a:ext cx="2581275" cy="1362075"/>
                           </a:xfrm>
                           <a:prstGeom prst="rect">
                             <a:avLst/>
@@ -8511,23 +9548,23 @@
               </w:rPr>
               <w:drawing>
                 <wp:inline distT="0" distB="0" distL="0" distR="0">
-                  <wp:extent cx="2571750" cy="2857500"/>
+                  <wp:extent cx="257175" cy="200025"/>
                   <wp:effectExtent l="0" t="0" r="0" b="0"/>
-                  <wp:docPr id="186" name="Picture 186" descr="image"/>
+                  <wp:docPr id="320" name="Picture 320" descr="image"/>
                   <wp:cNvGraphicFramePr>
-                    <a:graphicFrameLocks xmlns:a="http://schemas.openxmlformats.org/drawingml/2006/main" noChangeAspect="1"/>
+                    <a:graphicFrameLocks noChangeAspect="1"/>
                   </wp:cNvGraphicFramePr>
-                  <a:graphic xmlns:a="http://schemas.openxmlformats.org/drawingml/2006/main">
+                  <a:graphic>
                     <a:graphicData uri="http://schemas.openxmlformats.org/drawingml/2006/picture">
-                      <pic:pic xmlns:pic="http://schemas.openxmlformats.org/drawingml/2006/picture">
+                      <pic:pic>
                         <pic:nvPicPr>
-                          <pic:cNvPr id="186" name="Picture 186" descr="image"/>
+                          <pic:cNvPr id="320" name="Picture 320" descr="image"/>
                           <pic:cNvPicPr>
                             <a:picLocks noChangeAspect="1"/>
                           </pic:cNvPicPr>
                         </pic:nvPicPr>
                         <pic:blipFill>
-                          <a:blip r:embed="rId6|rId133"/>
+                          <a:blip r:embed="rId6"/>
                           <a:stretch>
                             <a:fillRect/>
                           </a:stretch>
@@ -8535,7 +9572,44 @@
                         <pic:spPr>
                           <a:xfrm>
                             <a:off x="0" y="0"/>
-                            <a:ext cx="2571750" cy="2857500"/>
+                            <a:ext cx="257175" cy="200025"/>
+                          </a:xfrm>
+                          <a:prstGeom prst="rect">
+                            <a:avLst/>
+                          </a:prstGeom>
+                        </pic:spPr>
+                      </pic:pic>
+                    </a:graphicData>
+                  </a:graphic>
+                </wp:inline>
+              </w:drawing>
+              <w:drawing>
+                <wp:inline distT="0" distB="0" distL="0" distR="0">
+                  <wp:extent cx="2571750" cy="1362075"/>
+                  <wp:effectExtent l="0" t="0" r="0" b="0"/>
+                  <wp:docPr id="321" name="Picture 321" descr="image"/>
+                  <wp:cNvGraphicFramePr>
+                    <a:graphicFrameLocks noChangeAspect="1"/>
+                  </wp:cNvGraphicFramePr>
+                  <a:graphic>
+                    <a:graphicData uri="http://schemas.openxmlformats.org/drawingml/2006/picture">
+                      <pic:pic>
+                        <pic:nvPicPr>
+                          <pic:cNvPr id="321" name="Picture 321" descr="image"/>
+                          <pic:cNvPicPr>
+                            <a:picLocks noChangeAspect="1"/>
+                          </pic:cNvPicPr>
+                        </pic:nvPicPr>
+                        <pic:blipFill>
+                          <a:blip r:embed="rId133"/>
+                          <a:stretch>
+                            <a:fillRect/>
+                          </a:stretch>
+                        </pic:blipFill>
+                        <pic:spPr>
+                          <a:xfrm>
+                            <a:off x="0" y="0"/>
+                            <a:ext cx="2571750" cy="1362075"/>
                           </a:xfrm>
                           <a:prstGeom prst="rect">
                             <a:avLst/>
@@ -8599,23 +9673,23 @@
               </w:rPr>
               <w:drawing>
                 <wp:inline distT="0" distB="0" distL="0" distR="0">
-                  <wp:extent cx="2571750" cy="2857500"/>
+                  <wp:extent cx="257175" cy="200025"/>
                   <wp:effectExtent l="0" t="0" r="0" b="0"/>
-                  <wp:docPr id="187" name="Picture 187" descr="image"/>
+                  <wp:docPr id="322" name="Picture 322" descr="image"/>
                   <wp:cNvGraphicFramePr>
-                    <a:graphicFrameLocks xmlns:a="http://schemas.openxmlformats.org/drawingml/2006/main" noChangeAspect="1"/>
+                    <a:graphicFrameLocks noChangeAspect="1"/>
                   </wp:cNvGraphicFramePr>
-                  <a:graphic xmlns:a="http://schemas.openxmlformats.org/drawingml/2006/main">
+                  <a:graphic>
                     <a:graphicData uri="http://schemas.openxmlformats.org/drawingml/2006/picture">
-                      <pic:pic xmlns:pic="http://schemas.openxmlformats.org/drawingml/2006/picture">
+                      <pic:pic>
                         <pic:nvPicPr>
-                          <pic:cNvPr id="187" name="Picture 187" descr="image"/>
+                          <pic:cNvPr id="322" name="Picture 322" descr="image"/>
                           <pic:cNvPicPr>
                             <a:picLocks noChangeAspect="1"/>
                           </pic:cNvPicPr>
                         </pic:nvPicPr>
                         <pic:blipFill>
-                          <a:blip r:embed="rId6|rId135"/>
+                          <a:blip r:embed="rId6"/>
                           <a:stretch>
                             <a:fillRect/>
                           </a:stretch>
@@ -8623,7 +9697,44 @@
                         <pic:spPr>
                           <a:xfrm>
                             <a:off x="0" y="0"/>
-                            <a:ext cx="2571750" cy="2857500"/>
+                            <a:ext cx="257175" cy="200025"/>
+                          </a:xfrm>
+                          <a:prstGeom prst="rect">
+                            <a:avLst/>
+                          </a:prstGeom>
+                        </pic:spPr>
+                      </pic:pic>
+                    </a:graphicData>
+                  </a:graphic>
+                </wp:inline>
+              </w:drawing>
+              <w:drawing>
+                <wp:inline distT="0" distB="0" distL="0" distR="0">
+                  <wp:extent cx="2552700" cy="1362075"/>
+                  <wp:effectExtent l="0" t="0" r="0" b="0"/>
+                  <wp:docPr id="323" name="Picture 323" descr="image"/>
+                  <wp:cNvGraphicFramePr>
+                    <a:graphicFrameLocks noChangeAspect="1"/>
+                  </wp:cNvGraphicFramePr>
+                  <a:graphic>
+                    <a:graphicData uri="http://schemas.openxmlformats.org/drawingml/2006/picture">
+                      <pic:pic>
+                        <pic:nvPicPr>
+                          <pic:cNvPr id="323" name="Picture 323" descr="image"/>
+                          <pic:cNvPicPr>
+                            <a:picLocks noChangeAspect="1"/>
+                          </pic:cNvPicPr>
+                        </pic:nvPicPr>
+                        <pic:blipFill>
+                          <a:blip r:embed="rId135"/>
+                          <a:stretch>
+                            <a:fillRect/>
+                          </a:stretch>
+                        </pic:blipFill>
+                        <pic:spPr>
+                          <a:xfrm>
+                            <a:off x="0" y="0"/>
+                            <a:ext cx="2552700" cy="1362075"/>
                           </a:xfrm>
                           <a:prstGeom prst="rect">
                             <a:avLst/>
@@ -9573,23 +10684,23 @@
               </w:rPr>
               <w:drawing>
                 <wp:inline distT="0" distB="0" distL="0" distR="0">
-                  <wp:extent cx="2571750" cy="2857500"/>
+                  <wp:extent cx="257175" cy="200025"/>
                   <wp:effectExtent l="0" t="0" r="0" b="0"/>
-                  <wp:docPr id="198" name="Picture 198" descr="image"/>
+                  <wp:docPr id="324" name="Picture 324" descr="image"/>
                   <wp:cNvGraphicFramePr>
-                    <a:graphicFrameLocks xmlns:a="http://schemas.openxmlformats.org/drawingml/2006/main" noChangeAspect="1"/>
+                    <a:graphicFrameLocks noChangeAspect="1"/>
                   </wp:cNvGraphicFramePr>
-                  <a:graphic xmlns:a="http://schemas.openxmlformats.org/drawingml/2006/main">
+                  <a:graphic>
                     <a:graphicData uri="http://schemas.openxmlformats.org/drawingml/2006/picture">
-                      <pic:pic xmlns:pic="http://schemas.openxmlformats.org/drawingml/2006/picture">
+                      <pic:pic>
                         <pic:nvPicPr>
-                          <pic:cNvPr id="198" name="Picture 198" descr="image"/>
+                          <pic:cNvPr id="324" name="Picture 324" descr="image"/>
                           <pic:cNvPicPr>
                             <a:picLocks noChangeAspect="1"/>
                           </pic:cNvPicPr>
                         </pic:nvPicPr>
                         <pic:blipFill>
-                          <a:blip r:embed="rId6|rId147"/>
+                          <a:blip r:embed="rId6"/>
                           <a:stretch>
                             <a:fillRect/>
                           </a:stretch>
@@ -9597,7 +10708,44 @@
                         <pic:spPr>
                           <a:xfrm>
                             <a:off x="0" y="0"/>
-                            <a:ext cx="2571750" cy="2857500"/>
+                            <a:ext cx="257175" cy="200025"/>
+                          </a:xfrm>
+                          <a:prstGeom prst="rect">
+                            <a:avLst/>
+                          </a:prstGeom>
+                        </pic:spPr>
+                      </pic:pic>
+                    </a:graphicData>
+                  </a:graphic>
+                </wp:inline>
+              </w:drawing>
+              <w:drawing>
+                <wp:inline distT="0" distB="0" distL="0" distR="0">
+                  <wp:extent cx="476250" cy="419100"/>
+                  <wp:effectExtent l="0" t="0" r="0" b="0"/>
+                  <wp:docPr id="325" name="Picture 325" descr="image"/>
+                  <wp:cNvGraphicFramePr>
+                    <a:graphicFrameLocks noChangeAspect="1"/>
+                  </wp:cNvGraphicFramePr>
+                  <a:graphic>
+                    <a:graphicData uri="http://schemas.openxmlformats.org/drawingml/2006/picture">
+                      <pic:pic>
+                        <pic:nvPicPr>
+                          <pic:cNvPr id="325" name="Picture 325" descr="image"/>
+                          <pic:cNvPicPr>
+                            <a:picLocks noChangeAspect="1"/>
+                          </pic:cNvPicPr>
+                        </pic:nvPicPr>
+                        <pic:blipFill>
+                          <a:blip r:embed="rId147"/>
+                          <a:stretch>
+                            <a:fillRect/>
+                          </a:stretch>
+                        </pic:blipFill>
+                        <pic:spPr>
+                          <a:xfrm>
+                            <a:off x="0" y="0"/>
+                            <a:ext cx="476250" cy="419100"/>
                           </a:xfrm>
                           <a:prstGeom prst="rect">
                             <a:avLst/>
@@ -9661,23 +10809,23 @@
               </w:rPr>
               <w:drawing>
                 <wp:inline distT="0" distB="0" distL="0" distR="0">
-                  <wp:extent cx="2571750" cy="2857500"/>
+                  <wp:extent cx="257175" cy="200025"/>
                   <wp:effectExtent l="0" t="0" r="0" b="0"/>
-                  <wp:docPr id="199" name="Picture 199" descr="image"/>
+                  <wp:docPr id="326" name="Picture 326" descr="image"/>
                   <wp:cNvGraphicFramePr>
-                    <a:graphicFrameLocks xmlns:a="http://schemas.openxmlformats.org/drawingml/2006/main" noChangeAspect="1"/>
+                    <a:graphicFrameLocks noChangeAspect="1"/>
                   </wp:cNvGraphicFramePr>
-                  <a:graphic xmlns:a="http://schemas.openxmlformats.org/drawingml/2006/main">
+                  <a:graphic>
                     <a:graphicData uri="http://schemas.openxmlformats.org/drawingml/2006/picture">
-                      <pic:pic xmlns:pic="http://schemas.openxmlformats.org/drawingml/2006/picture">
+                      <pic:pic>
                         <pic:nvPicPr>
-                          <pic:cNvPr id="199" name="Picture 199" descr="image"/>
+                          <pic:cNvPr id="326" name="Picture 326" descr="image"/>
                           <pic:cNvPicPr>
                             <a:picLocks noChangeAspect="1"/>
                           </pic:cNvPicPr>
                         </pic:nvPicPr>
                         <pic:blipFill>
-                          <a:blip r:embed="rId6|rId149"/>
+                          <a:blip r:embed="rId6"/>
                           <a:stretch>
                             <a:fillRect/>
                           </a:stretch>
@@ -9685,7 +10833,44 @@
                         <pic:spPr>
                           <a:xfrm>
                             <a:off x="0" y="0"/>
-                            <a:ext cx="2571750" cy="2857500"/>
+                            <a:ext cx="257175" cy="200025"/>
+                          </a:xfrm>
+                          <a:prstGeom prst="rect">
+                            <a:avLst/>
+                          </a:prstGeom>
+                        </pic:spPr>
+                      </pic:pic>
+                    </a:graphicData>
+                  </a:graphic>
+                </wp:inline>
+              </w:drawing>
+              <w:drawing>
+                <wp:inline distT="0" distB="0" distL="0" distR="0">
+                  <wp:extent cx="476250" cy="428625"/>
+                  <wp:effectExtent l="0" t="0" r="0" b="0"/>
+                  <wp:docPr id="327" name="Picture 327" descr="image"/>
+                  <wp:cNvGraphicFramePr>
+                    <a:graphicFrameLocks noChangeAspect="1"/>
+                  </wp:cNvGraphicFramePr>
+                  <a:graphic>
+                    <a:graphicData uri="http://schemas.openxmlformats.org/drawingml/2006/picture">
+                      <pic:pic>
+                        <pic:nvPicPr>
+                          <pic:cNvPr id="327" name="Picture 327" descr="image"/>
+                          <pic:cNvPicPr>
+                            <a:picLocks noChangeAspect="1"/>
+                          </pic:cNvPicPr>
+                        </pic:nvPicPr>
+                        <pic:blipFill>
+                          <a:blip r:embed="rId149"/>
+                          <a:stretch>
+                            <a:fillRect/>
+                          </a:stretch>
+                        </pic:blipFill>
+                        <pic:spPr>
+                          <a:xfrm>
+                            <a:off x="0" y="0"/>
+                            <a:ext cx="476250" cy="428625"/>
                           </a:xfrm>
                           <a:prstGeom prst="rect">
                             <a:avLst/>
@@ -9754,23 +10939,23 @@
               </w:rPr>
               <w:drawing>
                 <wp:inline distT="0" distB="0" distL="0" distR="0">
-                  <wp:extent cx="2571750" cy="2857500"/>
+                  <wp:extent cx="257175" cy="200025"/>
                   <wp:effectExtent l="0" t="0" r="0" b="0"/>
-                  <wp:docPr id="200" name="Picture 200" descr="image"/>
+                  <wp:docPr id="328" name="Picture 328" descr="image"/>
                   <wp:cNvGraphicFramePr>
-                    <a:graphicFrameLocks xmlns:a="http://schemas.openxmlformats.org/drawingml/2006/main" noChangeAspect="1"/>
+                    <a:graphicFrameLocks noChangeAspect="1"/>
                   </wp:cNvGraphicFramePr>
-                  <a:graphic xmlns:a="http://schemas.openxmlformats.org/drawingml/2006/main">
+                  <a:graphic>
                     <a:graphicData uri="http://schemas.openxmlformats.org/drawingml/2006/picture">
-                      <pic:pic xmlns:pic="http://schemas.openxmlformats.org/drawingml/2006/picture">
+                      <pic:pic>
                         <pic:nvPicPr>
-                          <pic:cNvPr id="200" name="Picture 200" descr="image"/>
+                          <pic:cNvPr id="328" name="Picture 328" descr="image"/>
                           <pic:cNvPicPr>
                             <a:picLocks noChangeAspect="1"/>
                           </pic:cNvPicPr>
                         </pic:nvPicPr>
                         <pic:blipFill>
-                          <a:blip r:embed="rId6|rId151"/>
+                          <a:blip r:embed="rId6"/>
                           <a:stretch>
                             <a:fillRect/>
                           </a:stretch>
@@ -9778,7 +10963,44 @@
                         <pic:spPr>
                           <a:xfrm>
                             <a:off x="0" y="0"/>
-                            <a:ext cx="2571750" cy="2857500"/>
+                            <a:ext cx="257175" cy="200025"/>
+                          </a:xfrm>
+                          <a:prstGeom prst="rect">
+                            <a:avLst/>
+                          </a:prstGeom>
+                        </pic:spPr>
+                      </pic:pic>
+                    </a:graphicData>
+                  </a:graphic>
+                </wp:inline>
+              </w:drawing>
+              <w:drawing>
+                <wp:inline distT="0" distB="0" distL="0" distR="0">
+                  <wp:extent cx="476250" cy="428625"/>
+                  <wp:effectExtent l="0" t="0" r="0" b="0"/>
+                  <wp:docPr id="329" name="Picture 329" descr="image"/>
+                  <wp:cNvGraphicFramePr>
+                    <a:graphicFrameLocks noChangeAspect="1"/>
+                  </wp:cNvGraphicFramePr>
+                  <a:graphic>
+                    <a:graphicData uri="http://schemas.openxmlformats.org/drawingml/2006/picture">
+                      <pic:pic>
+                        <pic:nvPicPr>
+                          <pic:cNvPr id="329" name="Picture 329" descr="image"/>
+                          <pic:cNvPicPr>
+                            <a:picLocks noChangeAspect="1"/>
+                          </pic:cNvPicPr>
+                        </pic:nvPicPr>
+                        <pic:blipFill>
+                          <a:blip r:embed="rId151"/>
+                          <a:stretch>
+                            <a:fillRect/>
+                          </a:stretch>
+                        </pic:blipFill>
+                        <pic:spPr>
+                          <a:xfrm>
+                            <a:off x="0" y="0"/>
+                            <a:ext cx="476250" cy="428625"/>
                           </a:xfrm>
                           <a:prstGeom prst="rect">
                             <a:avLst/>
@@ -9842,23 +11064,23 @@
               </w:rPr>
               <w:drawing>
                 <wp:inline distT="0" distB="0" distL="0" distR="0">
-                  <wp:extent cx="2571750" cy="2857500"/>
+                  <wp:extent cx="257175" cy="200025"/>
                   <wp:effectExtent l="0" t="0" r="0" b="0"/>
-                  <wp:docPr id="201" name="Picture 201" descr="image"/>
+                  <wp:docPr id="330" name="Picture 330" descr="image"/>
                   <wp:cNvGraphicFramePr>
-                    <a:graphicFrameLocks xmlns:a="http://schemas.openxmlformats.org/drawingml/2006/main" noChangeAspect="1"/>
+                    <a:graphicFrameLocks noChangeAspect="1"/>
                   </wp:cNvGraphicFramePr>
-                  <a:graphic xmlns:a="http://schemas.openxmlformats.org/drawingml/2006/main">
+                  <a:graphic>
                     <a:graphicData uri="http://schemas.openxmlformats.org/drawingml/2006/picture">
-                      <pic:pic xmlns:pic="http://schemas.openxmlformats.org/drawingml/2006/picture">
+                      <pic:pic>
                         <pic:nvPicPr>
-                          <pic:cNvPr id="201" name="Picture 201" descr="image"/>
+                          <pic:cNvPr id="330" name="Picture 330" descr="image"/>
                           <pic:cNvPicPr>
                             <a:picLocks noChangeAspect="1"/>
                           </pic:cNvPicPr>
                         </pic:nvPicPr>
                         <pic:blipFill>
-                          <a:blip r:embed="rId9|rId153"/>
+                          <a:blip r:embed="rId9"/>
                           <a:stretch>
                             <a:fillRect/>
                           </a:stretch>
@@ -9866,7 +11088,44 @@
                         <pic:spPr>
                           <a:xfrm>
                             <a:off x="0" y="0"/>
-                            <a:ext cx="2571750" cy="2857500"/>
+                            <a:ext cx="257175" cy="200025"/>
+                          </a:xfrm>
+                          <a:prstGeom prst="rect">
+                            <a:avLst/>
+                          </a:prstGeom>
+                        </pic:spPr>
+                      </pic:pic>
+                    </a:graphicData>
+                  </a:graphic>
+                </wp:inline>
+              </w:drawing>
+              <w:drawing>
+                <wp:inline distT="0" distB="0" distL="0" distR="0">
+                  <wp:extent cx="476250" cy="428625"/>
+                  <wp:effectExtent l="0" t="0" r="0" b="0"/>
+                  <wp:docPr id="331" name="Picture 331" descr="image"/>
+                  <wp:cNvGraphicFramePr>
+                    <a:graphicFrameLocks noChangeAspect="1"/>
+                  </wp:cNvGraphicFramePr>
+                  <a:graphic>
+                    <a:graphicData uri="http://schemas.openxmlformats.org/drawingml/2006/picture">
+                      <pic:pic>
+                        <pic:nvPicPr>
+                          <pic:cNvPr id="331" name="Picture 331" descr="image"/>
+                          <pic:cNvPicPr>
+                            <a:picLocks noChangeAspect="1"/>
+                          </pic:cNvPicPr>
+                        </pic:nvPicPr>
+                        <pic:blipFill>
+                          <a:blip r:embed="rId153"/>
+                          <a:stretch>
+                            <a:fillRect/>
+                          </a:stretch>
+                        </pic:blipFill>
+                        <pic:spPr>
+                          <a:xfrm>
+                            <a:off x="0" y="0"/>
+                            <a:ext cx="476250" cy="428625"/>
                           </a:xfrm>
                           <a:prstGeom prst="rect">
                             <a:avLst/>
@@ -9994,23 +11253,23 @@
               </w:rPr>
               <w:drawing>
                 <wp:inline distT="0" distB="0" distL="0" distR="0">
-                  <wp:extent cx="2571750" cy="2857500"/>
+                  <wp:extent cx="257175" cy="200025"/>
                   <wp:effectExtent l="0" t="0" r="0" b="0"/>
-                  <wp:docPr id="202" name="Picture 202" descr="image"/>
+                  <wp:docPr id="332" name="Picture 332" descr="image"/>
                   <wp:cNvGraphicFramePr>
-                    <a:graphicFrameLocks xmlns:a="http://schemas.openxmlformats.org/drawingml/2006/main" noChangeAspect="1"/>
+                    <a:graphicFrameLocks noChangeAspect="1"/>
                   </wp:cNvGraphicFramePr>
-                  <a:graphic xmlns:a="http://schemas.openxmlformats.org/drawingml/2006/main">
+                  <a:graphic>
                     <a:graphicData uri="http://schemas.openxmlformats.org/drawingml/2006/picture">
-                      <pic:pic xmlns:pic="http://schemas.openxmlformats.org/drawingml/2006/picture">
+                      <pic:pic>
                         <pic:nvPicPr>
-                          <pic:cNvPr id="202" name="Picture 202" descr="image"/>
+                          <pic:cNvPr id="332" name="Picture 332" descr="image"/>
                           <pic:cNvPicPr>
                             <a:picLocks noChangeAspect="1"/>
                           </pic:cNvPicPr>
                         </pic:nvPicPr>
                         <pic:blipFill>
-                          <a:blip r:embed="rId6|rId155"/>
+                          <a:blip r:embed="rId6"/>
                           <a:stretch>
                             <a:fillRect/>
                           </a:stretch>
@@ -10018,7 +11277,44 @@
                         <pic:spPr>
                           <a:xfrm>
                             <a:off x="0" y="0"/>
-                            <a:ext cx="2571750" cy="2857500"/>
+                            <a:ext cx="257175" cy="200025"/>
+                          </a:xfrm>
+                          <a:prstGeom prst="rect">
+                            <a:avLst/>
+                          </a:prstGeom>
+                        </pic:spPr>
+                      </pic:pic>
+                    </a:graphicData>
+                  </a:graphic>
+                </wp:inline>
+              </w:drawing>
+              <w:drawing>
+                <wp:inline distT="0" distB="0" distL="0" distR="0">
+                  <wp:extent cx="2038350" cy="495300"/>
+                  <wp:effectExtent l="0" t="0" r="0" b="0"/>
+                  <wp:docPr id="333" name="Picture 333" descr="image"/>
+                  <wp:cNvGraphicFramePr>
+                    <a:graphicFrameLocks noChangeAspect="1"/>
+                  </wp:cNvGraphicFramePr>
+                  <a:graphic>
+                    <a:graphicData uri="http://schemas.openxmlformats.org/drawingml/2006/picture">
+                      <pic:pic>
+                        <pic:nvPicPr>
+                          <pic:cNvPr id="333" name="Picture 333" descr="image"/>
+                          <pic:cNvPicPr>
+                            <a:picLocks noChangeAspect="1"/>
+                          </pic:cNvPicPr>
+                        </pic:nvPicPr>
+                        <pic:blipFill>
+                          <a:blip r:embed="rId155"/>
+                          <a:stretch>
+                            <a:fillRect/>
+                          </a:stretch>
+                        </pic:blipFill>
+                        <pic:spPr>
+                          <a:xfrm>
+                            <a:off x="0" y="0"/>
+                            <a:ext cx="2038350" cy="495300"/>
                           </a:xfrm>
                           <a:prstGeom prst="rect">
                             <a:avLst/>
@@ -10082,23 +11378,23 @@
               </w:rPr>
               <w:drawing>
                 <wp:inline distT="0" distB="0" distL="0" distR="0">
-                  <wp:extent cx="2571750" cy="2857500"/>
+                  <wp:extent cx="257175" cy="200025"/>
                   <wp:effectExtent l="0" t="0" r="0" b="0"/>
-                  <wp:docPr id="203" name="Picture 203" descr="image"/>
+                  <wp:docPr id="334" name="Picture 334" descr="image"/>
                   <wp:cNvGraphicFramePr>
-                    <a:graphicFrameLocks xmlns:a="http://schemas.openxmlformats.org/drawingml/2006/main" noChangeAspect="1"/>
+                    <a:graphicFrameLocks noChangeAspect="1"/>
                   </wp:cNvGraphicFramePr>
-                  <a:graphic xmlns:a="http://schemas.openxmlformats.org/drawingml/2006/main">
+                  <a:graphic>
                     <a:graphicData uri="http://schemas.openxmlformats.org/drawingml/2006/picture">
-                      <pic:pic xmlns:pic="http://schemas.openxmlformats.org/drawingml/2006/picture">
+                      <pic:pic>
                         <pic:nvPicPr>
-                          <pic:cNvPr id="203" name="Picture 203" descr="image"/>
+                          <pic:cNvPr id="334" name="Picture 334" descr="image"/>
                           <pic:cNvPicPr>
                             <a:picLocks noChangeAspect="1"/>
                           </pic:cNvPicPr>
                         </pic:nvPicPr>
                         <pic:blipFill>
-                          <a:blip r:embed="rId9|rId157"/>
+                          <a:blip r:embed="rId9"/>
                           <a:stretch>
                             <a:fillRect/>
                           </a:stretch>
@@ -10106,7 +11402,44 @@
                         <pic:spPr>
                           <a:xfrm>
                             <a:off x="0" y="0"/>
-                            <a:ext cx="2571750" cy="2857500"/>
+                            <a:ext cx="257175" cy="200025"/>
+                          </a:xfrm>
+                          <a:prstGeom prst="rect">
+                            <a:avLst/>
+                          </a:prstGeom>
+                        </pic:spPr>
+                      </pic:pic>
+                    </a:graphicData>
+                  </a:graphic>
+                </wp:inline>
+              </w:drawing>
+              <w:drawing>
+                <wp:inline distT="0" distB="0" distL="0" distR="0">
+                  <wp:extent cx="2200275" cy="590550"/>
+                  <wp:effectExtent l="0" t="0" r="0" b="0"/>
+                  <wp:docPr id="335" name="Picture 335" descr="image"/>
+                  <wp:cNvGraphicFramePr>
+                    <a:graphicFrameLocks noChangeAspect="1"/>
+                  </wp:cNvGraphicFramePr>
+                  <a:graphic>
+                    <a:graphicData uri="http://schemas.openxmlformats.org/drawingml/2006/picture">
+                      <pic:pic>
+                        <pic:nvPicPr>
+                          <pic:cNvPr id="335" name="Picture 335" descr="image"/>
+                          <pic:cNvPicPr>
+                            <a:picLocks noChangeAspect="1"/>
+                          </pic:cNvPicPr>
+                        </pic:nvPicPr>
+                        <pic:blipFill>
+                          <a:blip r:embed="rId157"/>
+                          <a:stretch>
+                            <a:fillRect/>
+                          </a:stretch>
+                        </pic:blipFill>
+                        <pic:spPr>
+                          <a:xfrm>
+                            <a:off x="0" y="0"/>
+                            <a:ext cx="2200275" cy="590550"/>
                           </a:xfrm>
                           <a:prstGeom prst="rect">
                             <a:avLst/>
@@ -10175,23 +11508,23 @@
               </w:rPr>
               <w:drawing>
                 <wp:inline distT="0" distB="0" distL="0" distR="0">
-                  <wp:extent cx="2571750" cy="2857500"/>
+                  <wp:extent cx="257175" cy="200025"/>
                   <wp:effectExtent l="0" t="0" r="0" b="0"/>
-                  <wp:docPr id="204" name="Picture 204" descr="image"/>
+                  <wp:docPr id="336" name="Picture 336" descr="image"/>
                   <wp:cNvGraphicFramePr>
-                    <a:graphicFrameLocks xmlns:a="http://schemas.openxmlformats.org/drawingml/2006/main" noChangeAspect="1"/>
+                    <a:graphicFrameLocks noChangeAspect="1"/>
                   </wp:cNvGraphicFramePr>
-                  <a:graphic xmlns:a="http://schemas.openxmlformats.org/drawingml/2006/main">
+                  <a:graphic>
                     <a:graphicData uri="http://schemas.openxmlformats.org/drawingml/2006/picture">
-                      <pic:pic xmlns:pic="http://schemas.openxmlformats.org/drawingml/2006/picture">
+                      <pic:pic>
                         <pic:nvPicPr>
-                          <pic:cNvPr id="204" name="Picture 204" descr="image"/>
+                          <pic:cNvPr id="336" name="Picture 336" descr="image"/>
                           <pic:cNvPicPr>
                             <a:picLocks noChangeAspect="1"/>
                           </pic:cNvPicPr>
                         </pic:nvPicPr>
                         <pic:blipFill>
-                          <a:blip r:embed="rId6|rId159"/>
+                          <a:blip r:embed="rId6"/>
                           <a:stretch>
                             <a:fillRect/>
                           </a:stretch>
@@ -10199,7 +11532,44 @@
                         <pic:spPr>
                           <a:xfrm>
                             <a:off x="0" y="0"/>
-                            <a:ext cx="2571750" cy="2857500"/>
+                            <a:ext cx="257175" cy="200025"/>
+                          </a:xfrm>
+                          <a:prstGeom prst="rect">
+                            <a:avLst/>
+                          </a:prstGeom>
+                        </pic:spPr>
+                      </pic:pic>
+                    </a:graphicData>
+                  </a:graphic>
+                </wp:inline>
+              </w:drawing>
+              <w:drawing>
+                <wp:inline distT="0" distB="0" distL="0" distR="0">
+                  <wp:extent cx="1924050" cy="514350"/>
+                  <wp:effectExtent l="0" t="0" r="0" b="0"/>
+                  <wp:docPr id="337" name="Picture 337" descr="image"/>
+                  <wp:cNvGraphicFramePr>
+                    <a:graphicFrameLocks noChangeAspect="1"/>
+                  </wp:cNvGraphicFramePr>
+                  <a:graphic>
+                    <a:graphicData uri="http://schemas.openxmlformats.org/drawingml/2006/picture">
+                      <pic:pic>
+                        <pic:nvPicPr>
+                          <pic:cNvPr id="337" name="Picture 337" descr="image"/>
+                          <pic:cNvPicPr>
+                            <a:picLocks noChangeAspect="1"/>
+                          </pic:cNvPicPr>
+                        </pic:nvPicPr>
+                        <pic:blipFill>
+                          <a:blip r:embed="rId159"/>
+                          <a:stretch>
+                            <a:fillRect/>
+                          </a:stretch>
+                        </pic:blipFill>
+                        <pic:spPr>
+                          <a:xfrm>
+                            <a:off x="0" y="0"/>
+                            <a:ext cx="1924050" cy="514350"/>
                           </a:xfrm>
                           <a:prstGeom prst="rect">
                             <a:avLst/>
@@ -10263,23 +11633,23 @@
               </w:rPr>
               <w:drawing>
                 <wp:inline distT="0" distB="0" distL="0" distR="0">
-                  <wp:extent cx="2571750" cy="2857500"/>
+                  <wp:extent cx="257175" cy="200025"/>
                   <wp:effectExtent l="0" t="0" r="0" b="0"/>
-                  <wp:docPr id="205" name="Picture 205" descr="image"/>
+                  <wp:docPr id="338" name="Picture 338" descr="image"/>
                   <wp:cNvGraphicFramePr>
-                    <a:graphicFrameLocks xmlns:a="http://schemas.openxmlformats.org/drawingml/2006/main" noChangeAspect="1"/>
+                    <a:graphicFrameLocks noChangeAspect="1"/>
                   </wp:cNvGraphicFramePr>
-                  <a:graphic xmlns:a="http://schemas.openxmlformats.org/drawingml/2006/main">
+                  <a:graphic>
                     <a:graphicData uri="http://schemas.openxmlformats.org/drawingml/2006/picture">
-                      <pic:pic xmlns:pic="http://schemas.openxmlformats.org/drawingml/2006/picture">
+                      <pic:pic>
                         <pic:nvPicPr>
-                          <pic:cNvPr id="205" name="Picture 205" descr="image"/>
+                          <pic:cNvPr id="338" name="Picture 338" descr="image"/>
                           <pic:cNvPicPr>
                             <a:picLocks noChangeAspect="1"/>
                           </pic:cNvPicPr>
                         </pic:nvPicPr>
                         <pic:blipFill>
-                          <a:blip r:embed="rId6|rId161"/>
+                          <a:blip r:embed="rId6"/>
                           <a:stretch>
                             <a:fillRect/>
                           </a:stretch>
@@ -10287,7 +11657,44 @@
                         <pic:spPr>
                           <a:xfrm>
                             <a:off x="0" y="0"/>
-                            <a:ext cx="2571750" cy="2857500"/>
+                            <a:ext cx="257175" cy="200025"/>
+                          </a:xfrm>
+                          <a:prstGeom prst="rect">
+                            <a:avLst/>
+                          </a:prstGeom>
+                        </pic:spPr>
+                      </pic:pic>
+                    </a:graphicData>
+                  </a:graphic>
+                </wp:inline>
+              </w:drawing>
+              <w:drawing>
+                <wp:inline distT="0" distB="0" distL="0" distR="0">
+                  <wp:extent cx="1495425" cy="504825"/>
+                  <wp:effectExtent l="0" t="0" r="0" b="0"/>
+                  <wp:docPr id="339" name="Picture 339" descr="image"/>
+                  <wp:cNvGraphicFramePr>
+                    <a:graphicFrameLocks noChangeAspect="1"/>
+                  </wp:cNvGraphicFramePr>
+                  <a:graphic>
+                    <a:graphicData uri="http://schemas.openxmlformats.org/drawingml/2006/picture">
+                      <pic:pic>
+                        <pic:nvPicPr>
+                          <pic:cNvPr id="339" name="Picture 339" descr="image"/>
+                          <pic:cNvPicPr>
+                            <a:picLocks noChangeAspect="1"/>
+                          </pic:cNvPicPr>
+                        </pic:nvPicPr>
+                        <pic:blipFill>
+                          <a:blip r:embed="rId161"/>
+                          <a:stretch>
+                            <a:fillRect/>
+                          </a:stretch>
+                        </pic:blipFill>
+                        <pic:spPr>
+                          <a:xfrm>
+                            <a:off x="0" y="0"/>
+                            <a:ext cx="1495425" cy="504825"/>
                           </a:xfrm>
                           <a:prstGeom prst="rect">
                             <a:avLst/>
@@ -10472,23 +11879,23 @@
               </w:rPr>
               <w:drawing>
                 <wp:inline distT="0" distB="0" distL="0" distR="0">
-                  <wp:extent cx="2571750" cy="2857500"/>
+                  <wp:extent cx="257175" cy="200025"/>
                   <wp:effectExtent l="0" t="0" r="0" b="0"/>
-                  <wp:docPr id="207" name="Picture 207" descr="image"/>
+                  <wp:docPr id="340" name="Picture 340" descr="image"/>
                   <wp:cNvGraphicFramePr>
-                    <a:graphicFrameLocks xmlns:a="http://schemas.openxmlformats.org/drawingml/2006/main" noChangeAspect="1"/>
+                    <a:graphicFrameLocks noChangeAspect="1"/>
                   </wp:cNvGraphicFramePr>
-                  <a:graphic xmlns:a="http://schemas.openxmlformats.org/drawingml/2006/main">
+                  <a:graphic>
                     <a:graphicData uri="http://schemas.openxmlformats.org/drawingml/2006/picture">
-                      <pic:pic xmlns:pic="http://schemas.openxmlformats.org/drawingml/2006/picture">
+                      <pic:pic>
                         <pic:nvPicPr>
-                          <pic:cNvPr id="207" name="Picture 207" descr="image"/>
+                          <pic:cNvPr id="340" name="Picture 340" descr="image"/>
                           <pic:cNvPicPr>
                             <a:picLocks noChangeAspect="1"/>
                           </pic:cNvPicPr>
                         </pic:nvPicPr>
                         <pic:blipFill>
-                          <a:blip r:embed="rId6|rId164"/>
+                          <a:blip r:embed="rId6"/>
                           <a:stretch>
                             <a:fillRect/>
                           </a:stretch>
@@ -10496,7 +11903,44 @@
                         <pic:spPr>
                           <a:xfrm>
                             <a:off x="0" y="0"/>
-                            <a:ext cx="2571750" cy="2857500"/>
+                            <a:ext cx="257175" cy="200025"/>
+                          </a:xfrm>
+                          <a:prstGeom prst="rect">
+                            <a:avLst/>
+                          </a:prstGeom>
+                        </pic:spPr>
+                      </pic:pic>
+                    </a:graphicData>
+                  </a:graphic>
+                </wp:inline>
+              </w:drawing>
+              <w:drawing>
+                <wp:inline distT="0" distB="0" distL="0" distR="0">
+                  <wp:extent cx="1809750" cy="266700"/>
+                  <wp:effectExtent l="0" t="0" r="0" b="0"/>
+                  <wp:docPr id="341" name="Picture 341" descr="image"/>
+                  <wp:cNvGraphicFramePr>
+                    <a:graphicFrameLocks noChangeAspect="1"/>
+                  </wp:cNvGraphicFramePr>
+                  <a:graphic>
+                    <a:graphicData uri="http://schemas.openxmlformats.org/drawingml/2006/picture">
+                      <pic:pic>
+                        <pic:nvPicPr>
+                          <pic:cNvPr id="341" name="Picture 341" descr="image"/>
+                          <pic:cNvPicPr>
+                            <a:picLocks noChangeAspect="1"/>
+                          </pic:cNvPicPr>
+                        </pic:nvPicPr>
+                        <pic:blipFill>
+                          <a:blip r:embed="rId164"/>
+                          <a:stretch>
+                            <a:fillRect/>
+                          </a:stretch>
+                        </pic:blipFill>
+                        <pic:spPr>
+                          <a:xfrm>
+                            <a:off x="0" y="0"/>
+                            <a:ext cx="1809750" cy="266700"/>
                           </a:xfrm>
                           <a:prstGeom prst="rect">
                             <a:avLst/>
@@ -10560,23 +12004,23 @@
               </w:rPr>
               <w:drawing>
                 <wp:inline distT="0" distB="0" distL="0" distR="0">
-                  <wp:extent cx="2571750" cy="2857500"/>
+                  <wp:extent cx="257175" cy="200025"/>
                   <wp:effectExtent l="0" t="0" r="0" b="0"/>
-                  <wp:docPr id="208" name="Picture 208" descr="image"/>
+                  <wp:docPr id="342" name="Picture 342" descr="image"/>
                   <wp:cNvGraphicFramePr>
-                    <a:graphicFrameLocks xmlns:a="http://schemas.openxmlformats.org/drawingml/2006/main" noChangeAspect="1"/>
+                    <a:graphicFrameLocks noChangeAspect="1"/>
                   </wp:cNvGraphicFramePr>
-                  <a:graphic xmlns:a="http://schemas.openxmlformats.org/drawingml/2006/main">
+                  <a:graphic>
                     <a:graphicData uri="http://schemas.openxmlformats.org/drawingml/2006/picture">
-                      <pic:pic xmlns:pic="http://schemas.openxmlformats.org/drawingml/2006/picture">
+                      <pic:pic>
                         <pic:nvPicPr>
-                          <pic:cNvPr id="208" name="Picture 208" descr="image"/>
+                          <pic:cNvPr id="342" name="Picture 342" descr="image"/>
                           <pic:cNvPicPr>
                             <a:picLocks noChangeAspect="1"/>
                           </pic:cNvPicPr>
                         </pic:nvPicPr>
                         <pic:blipFill>
-                          <a:blip r:embed="rId6|rId166"/>
+                          <a:blip r:embed="rId6"/>
                           <a:stretch>
                             <a:fillRect/>
                           </a:stretch>
@@ -10584,7 +12028,44 @@
                         <pic:spPr>
                           <a:xfrm>
                             <a:off x="0" y="0"/>
-                            <a:ext cx="2571750" cy="2857500"/>
+                            <a:ext cx="257175" cy="200025"/>
+                          </a:xfrm>
+                          <a:prstGeom prst="rect">
+                            <a:avLst/>
+                          </a:prstGeom>
+                        </pic:spPr>
+                      </pic:pic>
+                    </a:graphicData>
+                  </a:graphic>
+                </wp:inline>
+              </w:drawing>
+              <w:drawing>
+                <wp:inline distT="0" distB="0" distL="0" distR="0">
+                  <wp:extent cx="1504950" cy="352425"/>
+                  <wp:effectExtent l="0" t="0" r="0" b="0"/>
+                  <wp:docPr id="343" name="Picture 343" descr="image"/>
+                  <wp:cNvGraphicFramePr>
+                    <a:graphicFrameLocks noChangeAspect="1"/>
+                  </wp:cNvGraphicFramePr>
+                  <a:graphic>
+                    <a:graphicData uri="http://schemas.openxmlformats.org/drawingml/2006/picture">
+                      <pic:pic>
+                        <pic:nvPicPr>
+                          <pic:cNvPr id="343" name="Picture 343" descr="image"/>
+                          <pic:cNvPicPr>
+                            <a:picLocks noChangeAspect="1"/>
+                          </pic:cNvPicPr>
+                        </pic:nvPicPr>
+                        <pic:blipFill>
+                          <a:blip r:embed="rId166"/>
+                          <a:stretch>
+                            <a:fillRect/>
+                          </a:stretch>
+                        </pic:blipFill>
+                        <pic:spPr>
+                          <a:xfrm>
+                            <a:off x="0" y="0"/>
+                            <a:ext cx="1504950" cy="352425"/>
                           </a:xfrm>
                           <a:prstGeom prst="rect">
                             <a:avLst/>
@@ -10653,23 +12134,23 @@
               </w:rPr>
               <w:drawing>
                 <wp:inline distT="0" distB="0" distL="0" distR="0">
-                  <wp:extent cx="2571750" cy="2857500"/>
+                  <wp:extent cx="257175" cy="200025"/>
                   <wp:effectExtent l="0" t="0" r="0" b="0"/>
-                  <wp:docPr id="209" name="Picture 209" descr="image"/>
+                  <wp:docPr id="344" name="Picture 344" descr="image"/>
                   <wp:cNvGraphicFramePr>
-                    <a:graphicFrameLocks xmlns:a="http://schemas.openxmlformats.org/drawingml/2006/main" noChangeAspect="1"/>
+                    <a:graphicFrameLocks noChangeAspect="1"/>
                   </wp:cNvGraphicFramePr>
-                  <a:graphic xmlns:a="http://schemas.openxmlformats.org/drawingml/2006/main">
+                  <a:graphic>
                     <a:graphicData uri="http://schemas.openxmlformats.org/drawingml/2006/picture">
-                      <pic:pic xmlns:pic="http://schemas.openxmlformats.org/drawingml/2006/picture">
+                      <pic:pic>
                         <pic:nvPicPr>
-                          <pic:cNvPr id="209" name="Picture 209" descr="image"/>
+                          <pic:cNvPr id="344" name="Picture 344" descr="image"/>
                           <pic:cNvPicPr>
                             <a:picLocks noChangeAspect="1"/>
                           </pic:cNvPicPr>
                         </pic:nvPicPr>
                         <pic:blipFill>
-                          <a:blip r:embed="rId6|rId168"/>
+                          <a:blip r:embed="rId6"/>
                           <a:stretch>
                             <a:fillRect/>
                           </a:stretch>
@@ -10677,7 +12158,44 @@
                         <pic:spPr>
                           <a:xfrm>
                             <a:off x="0" y="0"/>
-                            <a:ext cx="2571750" cy="2857500"/>
+                            <a:ext cx="257175" cy="200025"/>
+                          </a:xfrm>
+                          <a:prstGeom prst="rect">
+                            <a:avLst/>
+                          </a:prstGeom>
+                        </pic:spPr>
+                      </pic:pic>
+                    </a:graphicData>
+                  </a:graphic>
+                </wp:inline>
+              </w:drawing>
+              <w:drawing>
+                <wp:inline distT="0" distB="0" distL="0" distR="0">
+                  <wp:extent cx="1114425" cy="323850"/>
+                  <wp:effectExtent l="0" t="0" r="0" b="0"/>
+                  <wp:docPr id="345" name="Picture 345" descr="image"/>
+                  <wp:cNvGraphicFramePr>
+                    <a:graphicFrameLocks noChangeAspect="1"/>
+                  </wp:cNvGraphicFramePr>
+                  <a:graphic>
+                    <a:graphicData uri="http://schemas.openxmlformats.org/drawingml/2006/picture">
+                      <pic:pic>
+                        <pic:nvPicPr>
+                          <pic:cNvPr id="345" name="Picture 345" descr="image"/>
+                          <pic:cNvPicPr>
+                            <a:picLocks noChangeAspect="1"/>
+                          </pic:cNvPicPr>
+                        </pic:nvPicPr>
+                        <pic:blipFill>
+                          <a:blip r:embed="rId168"/>
+                          <a:stretch>
+                            <a:fillRect/>
+                          </a:stretch>
+                        </pic:blipFill>
+                        <pic:spPr>
+                          <a:xfrm>
+                            <a:off x="0" y="0"/>
+                            <a:ext cx="1114425" cy="323850"/>
                           </a:xfrm>
                           <a:prstGeom prst="rect">
                             <a:avLst/>
@@ -10741,23 +12259,23 @@
               </w:rPr>
               <w:drawing>
                 <wp:inline distT="0" distB="0" distL="0" distR="0">
-                  <wp:extent cx="2571750" cy="2857500"/>
+                  <wp:extent cx="257175" cy="200025"/>
                   <wp:effectExtent l="0" t="0" r="0" b="0"/>
-                  <wp:docPr id="210" name="Picture 210" descr="image"/>
+                  <wp:docPr id="346" name="Picture 346" descr="image"/>
                   <wp:cNvGraphicFramePr>
-                    <a:graphicFrameLocks xmlns:a="http://schemas.openxmlformats.org/drawingml/2006/main" noChangeAspect="1"/>
+                    <a:graphicFrameLocks noChangeAspect="1"/>
                   </wp:cNvGraphicFramePr>
-                  <a:graphic xmlns:a="http://schemas.openxmlformats.org/drawingml/2006/main">
+                  <a:graphic>
                     <a:graphicData uri="http://schemas.openxmlformats.org/drawingml/2006/picture">
-                      <pic:pic xmlns:pic="http://schemas.openxmlformats.org/drawingml/2006/picture">
+                      <pic:pic>
                         <pic:nvPicPr>
-                          <pic:cNvPr id="210" name="Picture 210" descr="image"/>
+                          <pic:cNvPr id="346" name="Picture 346" descr="image"/>
                           <pic:cNvPicPr>
                             <a:picLocks noChangeAspect="1"/>
                           </pic:cNvPicPr>
                         </pic:nvPicPr>
                         <pic:blipFill>
-                          <a:blip r:embed="rId9|rId170"/>
+                          <a:blip r:embed="rId9"/>
                           <a:stretch>
                             <a:fillRect/>
                           </a:stretch>
@@ -10765,7 +12283,44 @@
                         <pic:spPr>
                           <a:xfrm>
                             <a:off x="0" y="0"/>
-                            <a:ext cx="2571750" cy="2857500"/>
+                            <a:ext cx="257175" cy="200025"/>
+                          </a:xfrm>
+                          <a:prstGeom prst="rect">
+                            <a:avLst/>
+                          </a:prstGeom>
+                        </pic:spPr>
+                      </pic:pic>
+                    </a:graphicData>
+                  </a:graphic>
+                </wp:inline>
+              </w:drawing>
+              <w:drawing>
+                <wp:inline distT="0" distB="0" distL="0" distR="0">
+                  <wp:extent cx="1647825" cy="390525"/>
+                  <wp:effectExtent l="0" t="0" r="0" b="0"/>
+                  <wp:docPr id="347" name="Picture 347" descr="image"/>
+                  <wp:cNvGraphicFramePr>
+                    <a:graphicFrameLocks noChangeAspect="1"/>
+                  </wp:cNvGraphicFramePr>
+                  <a:graphic>
+                    <a:graphicData uri="http://schemas.openxmlformats.org/drawingml/2006/picture">
+                      <pic:pic>
+                        <pic:nvPicPr>
+                          <pic:cNvPr id="347" name="Picture 347" descr="image"/>
+                          <pic:cNvPicPr>
+                            <a:picLocks noChangeAspect="1"/>
+                          </pic:cNvPicPr>
+                        </pic:nvPicPr>
+                        <pic:blipFill>
+                          <a:blip r:embed="rId170"/>
+                          <a:stretch>
+                            <a:fillRect/>
+                          </a:stretch>
+                        </pic:blipFill>
+                        <pic:spPr>
+                          <a:xfrm>
+                            <a:off x="0" y="0"/>
+                            <a:ext cx="1647825" cy="390525"/>
                           </a:xfrm>
                           <a:prstGeom prst="rect">
                             <a:avLst/>
@@ -10915,23 +12470,23 @@
         </w:rPr>
         <w:drawing>
           <wp:inline distT="0" distB="0" distL="0" distR="0">
-            <wp:extent cx="3132000" cy="1905000"/>
+            <wp:extent cx="1919817" cy="1598316"/>
             <wp:effectExtent l="0" t="0" r="0" b="0"/>
-            <wp:docPr id="212" name="Picture 212" descr="image"/>
+            <wp:docPr id="348" name="Picture 348" descr="image"/>
             <wp:cNvGraphicFramePr>
-              <a:graphicFrameLocks xmlns:a="http://schemas.openxmlformats.org/drawingml/2006/main" noChangeAspect="1"/>
+              <a:graphicFrameLocks noChangeAspect="1"/>
             </wp:cNvGraphicFramePr>
-            <a:graphic xmlns:a="http://schemas.openxmlformats.org/drawingml/2006/main">
+            <a:graphic>
               <a:graphicData uri="http://schemas.openxmlformats.org/drawingml/2006/picture">
-                <pic:pic xmlns:pic="http://schemas.openxmlformats.org/drawingml/2006/picture">
+                <pic:pic>
                   <pic:nvPicPr>
-                    <pic:cNvPr id="212" name="Picture 212" descr="image"/>
+                    <pic:cNvPr id="348" name="Picture 348" descr="image"/>
                     <pic:cNvPicPr>
                       <a:picLocks noChangeAspect="1"/>
                     </pic:cNvPicPr>
                   </pic:nvPicPr>
                   <pic:blipFill>
-                    <a:blip r:embed="rId172|rId173|rId174"/>
+                    <a:blip r:embed="rId172"/>
                     <a:stretch>
                       <a:fillRect/>
                     </a:stretch>
@@ -10939,7 +12494,81 @@
                   <pic:spPr>
                     <a:xfrm>
                       <a:off x="0" y="0"/>
-                      <a:ext cx="3132000" cy="1905000"/>
+                      <a:ext cx="1919817" cy="1598316"/>
+                    </a:xfrm>
+                    <a:prstGeom prst="rect">
+                      <a:avLst/>
+                    </a:prstGeom>
+                  </pic:spPr>
+                </pic:pic>
+              </a:graphicData>
+            </a:graphic>
+          </wp:inline>
+        </w:drawing>
+        <w:drawing>
+          <wp:inline distT="0" distB="0" distL="0" distR="0">
+            <wp:extent cx="1919817" cy="1598316"/>
+            <wp:effectExtent l="0" t="0" r="0" b="0"/>
+            <wp:docPr id="349" name="Picture 349" descr="image"/>
+            <wp:cNvGraphicFramePr>
+              <a:graphicFrameLocks noChangeAspect="1"/>
+            </wp:cNvGraphicFramePr>
+            <a:graphic>
+              <a:graphicData uri="http://schemas.openxmlformats.org/drawingml/2006/picture">
+                <pic:pic>
+                  <pic:nvPicPr>
+                    <pic:cNvPr id="349" name="Picture 349" descr="image"/>
+                    <pic:cNvPicPr>
+                      <a:picLocks noChangeAspect="1"/>
+                    </pic:cNvPicPr>
+                  </pic:nvPicPr>
+                  <pic:blipFill>
+                    <a:blip r:embed="rId173"/>
+                    <a:stretch>
+                      <a:fillRect/>
+                    </a:stretch>
+                  </pic:blipFill>
+                  <pic:spPr>
+                    <a:xfrm>
+                      <a:off x="0" y="0"/>
+                      <a:ext cx="1919817" cy="1598316"/>
+                    </a:xfrm>
+                    <a:prstGeom prst="rect">
+                      <a:avLst/>
+                    </a:prstGeom>
+                  </pic:spPr>
+                </pic:pic>
+              </a:graphicData>
+            </a:graphic>
+          </wp:inline>
+        </w:drawing>
+        <w:drawing>
+          <wp:inline distT="0" distB="0" distL="0" distR="0">
+            <wp:extent cx="1919817" cy="1616688"/>
+            <wp:effectExtent l="0" t="0" r="0" b="0"/>
+            <wp:docPr id="350" name="Picture 350" descr="image"/>
+            <wp:cNvGraphicFramePr>
+              <a:graphicFrameLocks noChangeAspect="1"/>
+            </wp:cNvGraphicFramePr>
+            <a:graphic>
+              <a:graphicData uri="http://schemas.openxmlformats.org/drawingml/2006/picture">
+                <pic:pic>
+                  <pic:nvPicPr>
+                    <pic:cNvPr id="350" name="Picture 350" descr="image"/>
+                    <pic:cNvPicPr>
+                      <a:picLocks noChangeAspect="1"/>
+                    </pic:cNvPicPr>
+                  </pic:nvPicPr>
+                  <pic:blipFill>
+                    <a:blip r:embed="rId174"/>
+                    <a:stretch>
+                      <a:fillRect/>
+                    </a:stretch>
+                  </pic:blipFill>
+                  <pic:spPr>
+                    <a:xfrm>
+                      <a:off x="0" y="0"/>
+                      <a:ext cx="1919817" cy="1616688"/>
                     </a:xfrm>
                     <a:prstGeom prst="rect">
                       <a:avLst/>
@@ -11030,23 +12659,23 @@
               </w:rPr>
               <w:drawing>
                 <wp:inline distT="0" distB="0" distL="0" distR="0">
-                  <wp:extent cx="2571750" cy="2857500"/>
+                  <wp:extent cx="257175" cy="200025"/>
                   <wp:effectExtent l="0" t="0" r="0" b="0"/>
-                  <wp:docPr id="213" name="Picture 213" descr="image"/>
+                  <wp:docPr id="351" name="Picture 351" descr="image"/>
                   <wp:cNvGraphicFramePr>
-                    <a:graphicFrameLocks xmlns:a="http://schemas.openxmlformats.org/drawingml/2006/main" noChangeAspect="1"/>
+                    <a:graphicFrameLocks noChangeAspect="1"/>
                   </wp:cNvGraphicFramePr>
-                  <a:graphic xmlns:a="http://schemas.openxmlformats.org/drawingml/2006/main">
+                  <a:graphic>
                     <a:graphicData uri="http://schemas.openxmlformats.org/drawingml/2006/picture">
-                      <pic:pic xmlns:pic="http://schemas.openxmlformats.org/drawingml/2006/picture">
+                      <pic:pic>
                         <pic:nvPicPr>
-                          <pic:cNvPr id="213" name="Picture 213" descr="image"/>
+                          <pic:cNvPr id="351" name="Picture 351" descr="image"/>
                           <pic:cNvPicPr>
                             <a:picLocks noChangeAspect="1"/>
                           </pic:cNvPicPr>
                         </pic:nvPicPr>
                         <pic:blipFill>
-                          <a:blip r:embed="rId6|rId176"/>
+                          <a:blip r:embed="rId6"/>
                           <a:stretch>
                             <a:fillRect/>
                           </a:stretch>
@@ -11054,7 +12683,44 @@
                         <pic:spPr>
                           <a:xfrm>
                             <a:off x="0" y="0"/>
-                            <a:ext cx="2571750" cy="2857500"/>
+                            <a:ext cx="257175" cy="200025"/>
+                          </a:xfrm>
+                          <a:prstGeom prst="rect">
+                            <a:avLst/>
+                          </a:prstGeom>
+                        </pic:spPr>
+                      </pic:pic>
+                    </a:graphicData>
+                  </a:graphic>
+                </wp:inline>
+              </w:drawing>
+              <w:drawing>
+                <wp:inline distT="0" distB="0" distL="0" distR="0">
+                  <wp:extent cx="952500" cy="904875"/>
+                  <wp:effectExtent l="0" t="0" r="0" b="0"/>
+                  <wp:docPr id="352" name="Picture 352" descr="image"/>
+                  <wp:cNvGraphicFramePr>
+                    <a:graphicFrameLocks noChangeAspect="1"/>
+                  </wp:cNvGraphicFramePr>
+                  <a:graphic>
+                    <a:graphicData uri="http://schemas.openxmlformats.org/drawingml/2006/picture">
+                      <pic:pic>
+                        <pic:nvPicPr>
+                          <pic:cNvPr id="352" name="Picture 352" descr="image"/>
+                          <pic:cNvPicPr>
+                            <a:picLocks noChangeAspect="1"/>
+                          </pic:cNvPicPr>
+                        </pic:nvPicPr>
+                        <pic:blipFill>
+                          <a:blip r:embed="rId176"/>
+                          <a:stretch>
+                            <a:fillRect/>
+                          </a:stretch>
+                        </pic:blipFill>
+                        <pic:spPr>
+                          <a:xfrm>
+                            <a:off x="0" y="0"/>
+                            <a:ext cx="952500" cy="904875"/>
                           </a:xfrm>
                           <a:prstGeom prst="rect">
                             <a:avLst/>
@@ -11118,23 +12784,23 @@
               </w:rPr>
               <w:drawing>
                 <wp:inline distT="0" distB="0" distL="0" distR="0">
-                  <wp:extent cx="2571750" cy="2857500"/>
+                  <wp:extent cx="257175" cy="200025"/>
                   <wp:effectExtent l="0" t="0" r="0" b="0"/>
-                  <wp:docPr id="214" name="Picture 214" descr="image"/>
+                  <wp:docPr id="353" name="Picture 353" descr="image"/>
                   <wp:cNvGraphicFramePr>
-                    <a:graphicFrameLocks xmlns:a="http://schemas.openxmlformats.org/drawingml/2006/main" noChangeAspect="1"/>
+                    <a:graphicFrameLocks noChangeAspect="1"/>
                   </wp:cNvGraphicFramePr>
-                  <a:graphic xmlns:a="http://schemas.openxmlformats.org/drawingml/2006/main">
+                  <a:graphic>
                     <a:graphicData uri="http://schemas.openxmlformats.org/drawingml/2006/picture">
-                      <pic:pic xmlns:pic="http://schemas.openxmlformats.org/drawingml/2006/picture">
+                      <pic:pic>
                         <pic:nvPicPr>
-                          <pic:cNvPr id="214" name="Picture 214" descr="image"/>
+                          <pic:cNvPr id="353" name="Picture 353" descr="image"/>
                           <pic:cNvPicPr>
                             <a:picLocks noChangeAspect="1"/>
                           </pic:cNvPicPr>
                         </pic:nvPicPr>
                         <pic:blipFill>
-                          <a:blip r:embed="rId6|rId178"/>
+                          <a:blip r:embed="rId6"/>
                           <a:stretch>
                             <a:fillRect/>
                           </a:stretch>
@@ -11142,7 +12808,44 @@
                         <pic:spPr>
                           <a:xfrm>
                             <a:off x="0" y="0"/>
-                            <a:ext cx="2571750" cy="2857500"/>
+                            <a:ext cx="257175" cy="200025"/>
+                          </a:xfrm>
+                          <a:prstGeom prst="rect">
+                            <a:avLst/>
+                          </a:prstGeom>
+                        </pic:spPr>
+                      </pic:pic>
+                    </a:graphicData>
+                  </a:graphic>
+                </wp:inline>
+              </w:drawing>
+              <w:drawing>
+                <wp:inline distT="0" distB="0" distL="0" distR="0">
+                  <wp:extent cx="952500" cy="904875"/>
+                  <wp:effectExtent l="0" t="0" r="0" b="0"/>
+                  <wp:docPr id="354" name="Picture 354" descr="image"/>
+                  <wp:cNvGraphicFramePr>
+                    <a:graphicFrameLocks noChangeAspect="1"/>
+                  </wp:cNvGraphicFramePr>
+                  <a:graphic>
+                    <a:graphicData uri="http://schemas.openxmlformats.org/drawingml/2006/picture">
+                      <pic:pic>
+                        <pic:nvPicPr>
+                          <pic:cNvPr id="354" name="Picture 354" descr="image"/>
+                          <pic:cNvPicPr>
+                            <a:picLocks noChangeAspect="1"/>
+                          </pic:cNvPicPr>
+                        </pic:nvPicPr>
+                        <pic:blipFill>
+                          <a:blip r:embed="rId178"/>
+                          <a:stretch>
+                            <a:fillRect/>
+                          </a:stretch>
+                        </pic:blipFill>
+                        <pic:spPr>
+                          <a:xfrm>
+                            <a:off x="0" y="0"/>
+                            <a:ext cx="952500" cy="904875"/>
                           </a:xfrm>
                           <a:prstGeom prst="rect">
                             <a:avLst/>
@@ -11211,23 +12914,23 @@
               </w:rPr>
               <w:drawing>
                 <wp:inline distT="0" distB="0" distL="0" distR="0">
-                  <wp:extent cx="2571750" cy="2857500"/>
+                  <wp:extent cx="257175" cy="200025"/>
                   <wp:effectExtent l="0" t="0" r="0" b="0"/>
-                  <wp:docPr id="215" name="Picture 215" descr="image"/>
+                  <wp:docPr id="355" name="Picture 355" descr="image"/>
                   <wp:cNvGraphicFramePr>
-                    <a:graphicFrameLocks xmlns:a="http://schemas.openxmlformats.org/drawingml/2006/main" noChangeAspect="1"/>
+                    <a:graphicFrameLocks noChangeAspect="1"/>
                   </wp:cNvGraphicFramePr>
-                  <a:graphic xmlns:a="http://schemas.openxmlformats.org/drawingml/2006/main">
+                  <a:graphic>
                     <a:graphicData uri="http://schemas.openxmlformats.org/drawingml/2006/picture">
-                      <pic:pic xmlns:pic="http://schemas.openxmlformats.org/drawingml/2006/picture">
+                      <pic:pic>
                         <pic:nvPicPr>
-                          <pic:cNvPr id="215" name="Picture 215" descr="image"/>
+                          <pic:cNvPr id="355" name="Picture 355" descr="image"/>
                           <pic:cNvPicPr>
                             <a:picLocks noChangeAspect="1"/>
                           </pic:cNvPicPr>
                         </pic:nvPicPr>
                         <pic:blipFill>
-                          <a:blip r:embed="rId6|rId180"/>
+                          <a:blip r:embed="rId6"/>
                           <a:stretch>
                             <a:fillRect/>
                           </a:stretch>
@@ -11235,7 +12938,44 @@
                         <pic:spPr>
                           <a:xfrm>
                             <a:off x="0" y="0"/>
-                            <a:ext cx="2571750" cy="2857500"/>
+                            <a:ext cx="257175" cy="200025"/>
+                          </a:xfrm>
+                          <a:prstGeom prst="rect">
+                            <a:avLst/>
+                          </a:prstGeom>
+                        </pic:spPr>
+                      </pic:pic>
+                    </a:graphicData>
+                  </a:graphic>
+                </wp:inline>
+              </w:drawing>
+              <w:drawing>
+                <wp:inline distT="0" distB="0" distL="0" distR="0">
+                  <wp:extent cx="952500" cy="904875"/>
+                  <wp:effectExtent l="0" t="0" r="0" b="0"/>
+                  <wp:docPr id="356" name="Picture 356" descr="image"/>
+                  <wp:cNvGraphicFramePr>
+                    <a:graphicFrameLocks noChangeAspect="1"/>
+                  </wp:cNvGraphicFramePr>
+                  <a:graphic>
+                    <a:graphicData uri="http://schemas.openxmlformats.org/drawingml/2006/picture">
+                      <pic:pic>
+                        <pic:nvPicPr>
+                          <pic:cNvPr id="356" name="Picture 356" descr="image"/>
+                          <pic:cNvPicPr>
+                            <a:picLocks noChangeAspect="1"/>
+                          </pic:cNvPicPr>
+                        </pic:nvPicPr>
+                        <pic:blipFill>
+                          <a:blip r:embed="rId180"/>
+                          <a:stretch>
+                            <a:fillRect/>
+                          </a:stretch>
+                        </pic:blipFill>
+                        <pic:spPr>
+                          <a:xfrm>
+                            <a:off x="0" y="0"/>
+                            <a:ext cx="952500" cy="904875"/>
                           </a:xfrm>
                           <a:prstGeom prst="rect">
                             <a:avLst/>
@@ -11299,23 +13039,23 @@
               </w:rPr>
               <w:drawing>
                 <wp:inline distT="0" distB="0" distL="0" distR="0">
-                  <wp:extent cx="2571750" cy="2857500"/>
+                  <wp:extent cx="257175" cy="200025"/>
                   <wp:effectExtent l="0" t="0" r="0" b="0"/>
-                  <wp:docPr id="216" name="Picture 216" descr="image"/>
+                  <wp:docPr id="357" name="Picture 357" descr="image"/>
                   <wp:cNvGraphicFramePr>
-                    <a:graphicFrameLocks xmlns:a="http://schemas.openxmlformats.org/drawingml/2006/main" noChangeAspect="1"/>
+                    <a:graphicFrameLocks noChangeAspect="1"/>
                   </wp:cNvGraphicFramePr>
-                  <a:graphic xmlns:a="http://schemas.openxmlformats.org/drawingml/2006/main">
+                  <a:graphic>
                     <a:graphicData uri="http://schemas.openxmlformats.org/drawingml/2006/picture">
-                      <pic:pic xmlns:pic="http://schemas.openxmlformats.org/drawingml/2006/picture">
+                      <pic:pic>
                         <pic:nvPicPr>
-                          <pic:cNvPr id="216" name="Picture 216" descr="image"/>
+                          <pic:cNvPr id="357" name="Picture 357" descr="image"/>
                           <pic:cNvPicPr>
                             <a:picLocks noChangeAspect="1"/>
                           </pic:cNvPicPr>
                         </pic:nvPicPr>
                         <pic:blipFill>
-                          <a:blip r:embed="rId9|rId182"/>
+                          <a:blip r:embed="rId9"/>
                           <a:stretch>
                             <a:fillRect/>
                           </a:stretch>
@@ -11323,7 +13063,44 @@
                         <pic:spPr>
                           <a:xfrm>
                             <a:off x="0" y="0"/>
-                            <a:ext cx="2571750" cy="2857500"/>
+                            <a:ext cx="257175" cy="200025"/>
+                          </a:xfrm>
+                          <a:prstGeom prst="rect">
+                            <a:avLst/>
+                          </a:prstGeom>
+                        </pic:spPr>
+                      </pic:pic>
+                    </a:graphicData>
+                  </a:graphic>
+                </wp:inline>
+              </w:drawing>
+              <w:drawing>
+                <wp:inline distT="0" distB="0" distL="0" distR="0">
+                  <wp:extent cx="952500" cy="904875"/>
+                  <wp:effectExtent l="0" t="0" r="0" b="0"/>
+                  <wp:docPr id="358" name="Picture 358" descr="image"/>
+                  <wp:cNvGraphicFramePr>
+                    <a:graphicFrameLocks noChangeAspect="1"/>
+                  </wp:cNvGraphicFramePr>
+                  <a:graphic>
+                    <a:graphicData uri="http://schemas.openxmlformats.org/drawingml/2006/picture">
+                      <pic:pic>
+                        <pic:nvPicPr>
+                          <pic:cNvPr id="358" name="Picture 358" descr="image"/>
+                          <pic:cNvPicPr>
+                            <a:picLocks noChangeAspect="1"/>
+                          </pic:cNvPicPr>
+                        </pic:nvPicPr>
+                        <pic:blipFill>
+                          <a:blip r:embed="rId182"/>
+                          <a:stretch>
+                            <a:fillRect/>
+                          </a:stretch>
+                        </pic:blipFill>
+                        <pic:spPr>
+                          <a:xfrm>
+                            <a:off x="0" y="0"/>
+                            <a:ext cx="952500" cy="904875"/>
                           </a:xfrm>
                           <a:prstGeom prst="rect">
                             <a:avLst/>
@@ -11508,23 +13285,23 @@
               </w:rPr>
               <w:drawing>
                 <wp:inline distT="0" distB="0" distL="0" distR="0">
-                  <wp:extent cx="2571750" cy="2857500"/>
+                  <wp:extent cx="257175" cy="200025"/>
                   <wp:effectExtent l="0" t="0" r="0" b="0"/>
-                  <wp:docPr id="218" name="Picture 218" descr="image"/>
+                  <wp:docPr id="359" name="Picture 359" descr="image"/>
                   <wp:cNvGraphicFramePr>
-                    <a:graphicFrameLocks xmlns:a="http://schemas.openxmlformats.org/drawingml/2006/main" noChangeAspect="1"/>
+                    <a:graphicFrameLocks noChangeAspect="1"/>
                   </wp:cNvGraphicFramePr>
-                  <a:graphic xmlns:a="http://schemas.openxmlformats.org/drawingml/2006/main">
+                  <a:graphic>
                     <a:graphicData uri="http://schemas.openxmlformats.org/drawingml/2006/picture">
-                      <pic:pic xmlns:pic="http://schemas.openxmlformats.org/drawingml/2006/picture">
+                      <pic:pic>
                         <pic:nvPicPr>
-                          <pic:cNvPr id="218" name="Picture 218" descr="image"/>
+                          <pic:cNvPr id="359" name="Picture 359" descr="image"/>
                           <pic:cNvPicPr>
                             <a:picLocks noChangeAspect="1"/>
                           </pic:cNvPicPr>
                         </pic:nvPicPr>
                         <pic:blipFill>
-                          <a:blip r:embed="rId6|rId185"/>
+                          <a:blip r:embed="rId6"/>
                           <a:stretch>
                             <a:fillRect/>
                           </a:stretch>
@@ -11532,7 +13309,44 @@
                         <pic:spPr>
                           <a:xfrm>
                             <a:off x="0" y="0"/>
-                            <a:ext cx="2571750" cy="2857500"/>
+                            <a:ext cx="257175" cy="200025"/>
+                          </a:xfrm>
+                          <a:prstGeom prst="rect">
+                            <a:avLst/>
+                          </a:prstGeom>
+                        </pic:spPr>
+                      </pic:pic>
+                    </a:graphicData>
+                  </a:graphic>
+                </wp:inline>
+              </w:drawing>
+              <w:drawing>
+                <wp:inline distT="0" distB="0" distL="0" distR="0">
+                  <wp:extent cx="476250" cy="476250"/>
+                  <wp:effectExtent l="0" t="0" r="0" b="0"/>
+                  <wp:docPr id="360" name="Picture 360" descr="image"/>
+                  <wp:cNvGraphicFramePr>
+                    <a:graphicFrameLocks noChangeAspect="1"/>
+                  </wp:cNvGraphicFramePr>
+                  <a:graphic>
+                    <a:graphicData uri="http://schemas.openxmlformats.org/drawingml/2006/picture">
+                      <pic:pic>
+                        <pic:nvPicPr>
+                          <pic:cNvPr id="360" name="Picture 360" descr="image"/>
+                          <pic:cNvPicPr>
+                            <a:picLocks noChangeAspect="1"/>
+                          </pic:cNvPicPr>
+                        </pic:nvPicPr>
+                        <pic:blipFill>
+                          <a:blip r:embed="rId185"/>
+                          <a:stretch>
+                            <a:fillRect/>
+                          </a:stretch>
+                        </pic:blipFill>
+                        <pic:spPr>
+                          <a:xfrm>
+                            <a:off x="0" y="0"/>
+                            <a:ext cx="476250" cy="476250"/>
                           </a:xfrm>
                           <a:prstGeom prst="rect">
                             <a:avLst/>
@@ -11596,23 +13410,23 @@
               </w:rPr>
               <w:drawing>
                 <wp:inline distT="0" distB="0" distL="0" distR="0">
-                  <wp:extent cx="2571750" cy="2857500"/>
+                  <wp:extent cx="257175" cy="200025"/>
                   <wp:effectExtent l="0" t="0" r="0" b="0"/>
-                  <wp:docPr id="219" name="Picture 219" descr="image"/>
+                  <wp:docPr id="361" name="Picture 361" descr="image"/>
                   <wp:cNvGraphicFramePr>
-                    <a:graphicFrameLocks xmlns:a="http://schemas.openxmlformats.org/drawingml/2006/main" noChangeAspect="1"/>
+                    <a:graphicFrameLocks noChangeAspect="1"/>
                   </wp:cNvGraphicFramePr>
-                  <a:graphic xmlns:a="http://schemas.openxmlformats.org/drawingml/2006/main">
+                  <a:graphic>
                     <a:graphicData uri="http://schemas.openxmlformats.org/drawingml/2006/picture">
-                      <pic:pic xmlns:pic="http://schemas.openxmlformats.org/drawingml/2006/picture">
+                      <pic:pic>
                         <pic:nvPicPr>
-                          <pic:cNvPr id="219" name="Picture 219" descr="image"/>
+                          <pic:cNvPr id="361" name="Picture 361" descr="image"/>
                           <pic:cNvPicPr>
                             <a:picLocks noChangeAspect="1"/>
                           </pic:cNvPicPr>
                         </pic:nvPicPr>
                         <pic:blipFill>
-                          <a:blip r:embed="rId6|rId187"/>
+                          <a:blip r:embed="rId6"/>
                           <a:stretch>
                             <a:fillRect/>
                           </a:stretch>
@@ -11620,7 +13434,44 @@
                         <pic:spPr>
                           <a:xfrm>
                             <a:off x="0" y="0"/>
-                            <a:ext cx="2571750" cy="2857500"/>
+                            <a:ext cx="257175" cy="200025"/>
+                          </a:xfrm>
+                          <a:prstGeom prst="rect">
+                            <a:avLst/>
+                          </a:prstGeom>
+                        </pic:spPr>
+                      </pic:pic>
+                    </a:graphicData>
+                  </a:graphic>
+                </wp:inline>
+              </w:drawing>
+              <w:drawing>
+                <wp:inline distT="0" distB="0" distL="0" distR="0">
+                  <wp:extent cx="476250" cy="476250"/>
+                  <wp:effectExtent l="0" t="0" r="0" b="0"/>
+                  <wp:docPr id="362" name="Picture 362" descr="image"/>
+                  <wp:cNvGraphicFramePr>
+                    <a:graphicFrameLocks noChangeAspect="1"/>
+                  </wp:cNvGraphicFramePr>
+                  <a:graphic>
+                    <a:graphicData uri="http://schemas.openxmlformats.org/drawingml/2006/picture">
+                      <pic:pic>
+                        <pic:nvPicPr>
+                          <pic:cNvPr id="362" name="Picture 362" descr="image"/>
+                          <pic:cNvPicPr>
+                            <a:picLocks noChangeAspect="1"/>
+                          </pic:cNvPicPr>
+                        </pic:nvPicPr>
+                        <pic:blipFill>
+                          <a:blip r:embed="rId187"/>
+                          <a:stretch>
+                            <a:fillRect/>
+                          </a:stretch>
+                        </pic:blipFill>
+                        <pic:spPr>
+                          <a:xfrm>
+                            <a:off x="0" y="0"/>
+                            <a:ext cx="476250" cy="476250"/>
                           </a:xfrm>
                           <a:prstGeom prst="rect">
                             <a:avLst/>
@@ -11689,23 +13540,23 @@
               </w:rPr>
               <w:drawing>
                 <wp:inline distT="0" distB="0" distL="0" distR="0">
-                  <wp:extent cx="2571750" cy="2857500"/>
+                  <wp:extent cx="257175" cy="200025"/>
                   <wp:effectExtent l="0" t="0" r="0" b="0"/>
-                  <wp:docPr id="220" name="Picture 220" descr="image"/>
+                  <wp:docPr id="363" name="Picture 363" descr="image"/>
                   <wp:cNvGraphicFramePr>
-                    <a:graphicFrameLocks xmlns:a="http://schemas.openxmlformats.org/drawingml/2006/main" noChangeAspect="1"/>
+                    <a:graphicFrameLocks noChangeAspect="1"/>
                   </wp:cNvGraphicFramePr>
-                  <a:graphic xmlns:a="http://schemas.openxmlformats.org/drawingml/2006/main">
+                  <a:graphic>
                     <a:graphicData uri="http://schemas.openxmlformats.org/drawingml/2006/picture">
-                      <pic:pic xmlns:pic="http://schemas.openxmlformats.org/drawingml/2006/picture">
+                      <pic:pic>
                         <pic:nvPicPr>
-                          <pic:cNvPr id="220" name="Picture 220" descr="image"/>
+                          <pic:cNvPr id="363" name="Picture 363" descr="image"/>
                           <pic:cNvPicPr>
                             <a:picLocks noChangeAspect="1"/>
                           </pic:cNvPicPr>
                         </pic:nvPicPr>
                         <pic:blipFill>
-                          <a:blip r:embed="rId9|rId189"/>
+                          <a:blip r:embed="rId9"/>
                           <a:stretch>
                             <a:fillRect/>
                           </a:stretch>
@@ -11713,7 +13564,44 @@
                         <pic:spPr>
                           <a:xfrm>
                             <a:off x="0" y="0"/>
-                            <a:ext cx="2571750" cy="2857500"/>
+                            <a:ext cx="257175" cy="200025"/>
+                          </a:xfrm>
+                          <a:prstGeom prst="rect">
+                            <a:avLst/>
+                          </a:prstGeom>
+                        </pic:spPr>
+                      </pic:pic>
+                    </a:graphicData>
+                  </a:graphic>
+                </wp:inline>
+              </w:drawing>
+              <w:drawing>
+                <wp:inline distT="0" distB="0" distL="0" distR="0">
+                  <wp:extent cx="542925" cy="476250"/>
+                  <wp:effectExtent l="0" t="0" r="0" b="0"/>
+                  <wp:docPr id="364" name="Picture 364" descr="image"/>
+                  <wp:cNvGraphicFramePr>
+                    <a:graphicFrameLocks noChangeAspect="1"/>
+                  </wp:cNvGraphicFramePr>
+                  <a:graphic>
+                    <a:graphicData uri="http://schemas.openxmlformats.org/drawingml/2006/picture">
+                      <pic:pic>
+                        <pic:nvPicPr>
+                          <pic:cNvPr id="364" name="Picture 364" descr="image"/>
+                          <pic:cNvPicPr>
+                            <a:picLocks noChangeAspect="1"/>
+                          </pic:cNvPicPr>
+                        </pic:nvPicPr>
+                        <pic:blipFill>
+                          <a:blip r:embed="rId189"/>
+                          <a:stretch>
+                            <a:fillRect/>
+                          </a:stretch>
+                        </pic:blipFill>
+                        <pic:spPr>
+                          <a:xfrm>
+                            <a:off x="0" y="0"/>
+                            <a:ext cx="542925" cy="476250"/>
                           </a:xfrm>
                           <a:prstGeom prst="rect">
                             <a:avLst/>
@@ -11777,23 +13665,23 @@
               </w:rPr>
               <w:drawing>
                 <wp:inline distT="0" distB="0" distL="0" distR="0">
-                  <wp:extent cx="2571750" cy="2857500"/>
+                  <wp:extent cx="257175" cy="200025"/>
                   <wp:effectExtent l="0" t="0" r="0" b="0"/>
-                  <wp:docPr id="221" name="Picture 221" descr="image"/>
+                  <wp:docPr id="365" name="Picture 365" descr="image"/>
                   <wp:cNvGraphicFramePr>
-                    <a:graphicFrameLocks xmlns:a="http://schemas.openxmlformats.org/drawingml/2006/main" noChangeAspect="1"/>
+                    <a:graphicFrameLocks noChangeAspect="1"/>
                   </wp:cNvGraphicFramePr>
-                  <a:graphic xmlns:a="http://schemas.openxmlformats.org/drawingml/2006/main">
+                  <a:graphic>
                     <a:graphicData uri="http://schemas.openxmlformats.org/drawingml/2006/picture">
-                      <pic:pic xmlns:pic="http://schemas.openxmlformats.org/drawingml/2006/picture">
+                      <pic:pic>
                         <pic:nvPicPr>
-                          <pic:cNvPr id="221" name="Picture 221" descr="image"/>
+                          <pic:cNvPr id="365" name="Picture 365" descr="image"/>
                           <pic:cNvPicPr>
                             <a:picLocks noChangeAspect="1"/>
                           </pic:cNvPicPr>
                         </pic:nvPicPr>
                         <pic:blipFill>
-                          <a:blip r:embed="rId6|rId191"/>
+                          <a:blip r:embed="rId6"/>
                           <a:stretch>
                             <a:fillRect/>
                           </a:stretch>
@@ -11801,7 +13689,44 @@
                         <pic:spPr>
                           <a:xfrm>
                             <a:off x="0" y="0"/>
-                            <a:ext cx="2571750" cy="2857500"/>
+                            <a:ext cx="257175" cy="200025"/>
+                          </a:xfrm>
+                          <a:prstGeom prst="rect">
+                            <a:avLst/>
+                          </a:prstGeom>
+                        </pic:spPr>
+                      </pic:pic>
+                    </a:graphicData>
+                  </a:graphic>
+                </wp:inline>
+              </w:drawing>
+              <w:drawing>
+                <wp:inline distT="0" distB="0" distL="0" distR="0">
+                  <wp:extent cx="542925" cy="476250"/>
+                  <wp:effectExtent l="0" t="0" r="0" b="0"/>
+                  <wp:docPr id="366" name="Picture 366" descr="image"/>
+                  <wp:cNvGraphicFramePr>
+                    <a:graphicFrameLocks noChangeAspect="1"/>
+                  </wp:cNvGraphicFramePr>
+                  <a:graphic>
+                    <a:graphicData uri="http://schemas.openxmlformats.org/drawingml/2006/picture">
+                      <pic:pic>
+                        <pic:nvPicPr>
+                          <pic:cNvPr id="366" name="Picture 366" descr="image"/>
+                          <pic:cNvPicPr>
+                            <a:picLocks noChangeAspect="1"/>
+                          </pic:cNvPicPr>
+                        </pic:nvPicPr>
+                        <pic:blipFill>
+                          <a:blip r:embed="rId191"/>
+                          <a:stretch>
+                            <a:fillRect/>
+                          </a:stretch>
+                        </pic:blipFill>
+                        <pic:spPr>
+                          <a:xfrm>
+                            <a:off x="0" y="0"/>
+                            <a:ext cx="542925" cy="476250"/>
                           </a:xfrm>
                           <a:prstGeom prst="rect">
                             <a:avLst/>
@@ -12216,23 +14141,23 @@
         </w:rPr>
         <w:drawing>
           <wp:inline distT="0" distB="0" distL="0" distR="0">
-            <wp:extent cx="3132000" cy="2857500"/>
+            <wp:extent cx="1485900" cy="3114675"/>
             <wp:effectExtent l="0" t="0" r="0" b="0"/>
-            <wp:docPr id="225" name="Picture 225" descr="image"/>
+            <wp:docPr id="367" name="Picture 367" descr="image"/>
             <wp:cNvGraphicFramePr>
-              <a:graphicFrameLocks xmlns:a="http://schemas.openxmlformats.org/drawingml/2006/main" noChangeAspect="1"/>
+              <a:graphicFrameLocks noChangeAspect="1"/>
             </wp:cNvGraphicFramePr>
-            <a:graphic xmlns:a="http://schemas.openxmlformats.org/drawingml/2006/main">
+            <a:graphic>
               <a:graphicData uri="http://schemas.openxmlformats.org/drawingml/2006/picture">
-                <pic:pic xmlns:pic="http://schemas.openxmlformats.org/drawingml/2006/picture">
+                <pic:pic>
                   <pic:nvPicPr>
-                    <pic:cNvPr id="225" name="Picture 225" descr="image"/>
+                    <pic:cNvPr id="367" name="Picture 367" descr="image"/>
                     <pic:cNvPicPr>
                       <a:picLocks noChangeAspect="1"/>
                     </pic:cNvPicPr>
                   </pic:nvPicPr>
                   <pic:blipFill>
-                    <a:blip r:embed="rId203|rId204"/>
+                    <a:blip r:embed="rId203"/>
                     <a:stretch>
                       <a:fillRect/>
                     </a:stretch>
@@ -12240,7 +14165,44 @@
                   <pic:spPr>
                     <a:xfrm>
                       <a:off x="0" y="0"/>
-                      <a:ext cx="3132000" cy="2857500"/>
+                      <a:ext cx="1485900" cy="3114675"/>
+                    </a:xfrm>
+                    <a:prstGeom prst="rect">
+                      <a:avLst/>
+                    </a:prstGeom>
+                  </pic:spPr>
+                </pic:pic>
+              </a:graphicData>
+            </a:graphic>
+          </wp:inline>
+        </w:drawing>
+        <w:drawing>
+          <wp:inline distT="0" distB="0" distL="0" distR="0">
+            <wp:extent cx="3667125" cy="2924175"/>
+            <wp:effectExtent l="0" t="0" r="0" b="0"/>
+            <wp:docPr id="368" name="Picture 368" descr="image"/>
+            <wp:cNvGraphicFramePr>
+              <a:graphicFrameLocks noChangeAspect="1"/>
+            </wp:cNvGraphicFramePr>
+            <a:graphic>
+              <a:graphicData uri="http://schemas.openxmlformats.org/drawingml/2006/picture">
+                <pic:pic>
+                  <pic:nvPicPr>
+                    <pic:cNvPr id="368" name="Picture 368" descr="image"/>
+                    <pic:cNvPicPr>
+                      <a:picLocks noChangeAspect="1"/>
+                    </pic:cNvPicPr>
+                  </pic:nvPicPr>
+                  <pic:blipFill>
+                    <a:blip r:embed="rId204"/>
+                    <a:stretch>
+                      <a:fillRect/>
+                    </a:stretch>
+                  </pic:blipFill>
+                  <pic:spPr>
+                    <a:xfrm>
+                      <a:off x="0" y="0"/>
+                      <a:ext cx="3667125" cy="2924175"/>
                     </a:xfrm>
                     <a:prstGeom prst="rect">
                       <a:avLst/>
@@ -12489,23 +14451,23 @@
         </w:rPr>
         <w:drawing>
           <wp:inline distT="0" distB="0" distL="0" distR="0">
-            <wp:extent cx="3132000" cy="2857500"/>
+            <wp:extent cx="3110814" cy="2346443"/>
             <wp:effectExtent l="0" t="0" r="0" b="0"/>
-            <wp:docPr id="228" name="Picture 228" descr="image"/>
+            <wp:docPr id="369" name="Picture 369" descr="image"/>
             <wp:cNvGraphicFramePr>
-              <a:graphicFrameLocks xmlns:a="http://schemas.openxmlformats.org/drawingml/2006/main" noChangeAspect="1"/>
+              <a:graphicFrameLocks noChangeAspect="1"/>
             </wp:cNvGraphicFramePr>
-            <a:graphic xmlns:a="http://schemas.openxmlformats.org/drawingml/2006/main">
+            <a:graphic>
               <a:graphicData uri="http://schemas.openxmlformats.org/drawingml/2006/picture">
-                <pic:pic xmlns:pic="http://schemas.openxmlformats.org/drawingml/2006/picture">
+                <pic:pic>
                   <pic:nvPicPr>
-                    <pic:cNvPr id="228" name="Picture 228" descr="image"/>
+                    <pic:cNvPr id="369" name="Picture 369" descr="image"/>
                     <pic:cNvPicPr>
                       <a:picLocks noChangeAspect="1"/>
                     </pic:cNvPicPr>
                   </pic:nvPicPr>
                   <pic:blipFill>
-                    <a:blip r:embed="rId213|rId214"/>
+                    <a:blip r:embed="rId213"/>
                     <a:stretch>
                       <a:fillRect/>
                     </a:stretch>
@@ -12513,7 +14475,44 @@
                   <pic:spPr>
                     <a:xfrm>
                       <a:off x="0" y="0"/>
-                      <a:ext cx="3132000" cy="2857500"/>
+                      <a:ext cx="3110814" cy="2346443"/>
+                    </a:xfrm>
+                    <a:prstGeom prst="rect">
+                      <a:avLst/>
+                    </a:prstGeom>
+                  </pic:spPr>
+                </pic:pic>
+              </a:graphicData>
+            </a:graphic>
+          </wp:inline>
+        </w:drawing>
+        <w:drawing>
+          <wp:inline distT="0" distB="0" distL="0" distR="0">
+            <wp:extent cx="2648636" cy="2230898"/>
+            <wp:effectExtent l="0" t="0" r="0" b="0"/>
+            <wp:docPr id="370" name="Picture 370" descr="image"/>
+            <wp:cNvGraphicFramePr>
+              <a:graphicFrameLocks noChangeAspect="1"/>
+            </wp:cNvGraphicFramePr>
+            <a:graphic>
+              <a:graphicData uri="http://schemas.openxmlformats.org/drawingml/2006/picture">
+                <pic:pic>
+                  <pic:nvPicPr>
+                    <pic:cNvPr id="370" name="Picture 370" descr="image"/>
+                    <pic:cNvPicPr>
+                      <a:picLocks noChangeAspect="1"/>
+                    </pic:cNvPicPr>
+                  </pic:nvPicPr>
+                  <pic:blipFill>
+                    <a:blip r:embed="rId214"/>
+                    <a:stretch>
+                      <a:fillRect/>
+                    </a:stretch>
+                  </pic:blipFill>
+                  <pic:spPr>
+                    <a:xfrm>
+                      <a:off x="0" y="0"/>
+                      <a:ext cx="2648636" cy="2230898"/>
                     </a:xfrm>
                     <a:prstGeom prst="rect">
                       <a:avLst/>
@@ -14940,83 +16939,7 @@
 </w:document>
 </file>
 
-<file path=word\fontTable.xml><?xml version="1.0" encoding="utf-8"?>
-<w:fonts xmlns:mc="http://schemas.openxmlformats.org/markup-compatibility/2006" xmlns:r="http://schemas.openxmlformats.org/officeDocument/2006/relationships" xmlns:w="http://schemas.openxmlformats.org/wordprocessingml/2006/main" xmlns:w14="http://schemas.microsoft.com/office/word/2010/wordml" mc:Ignorable="w14">
-  <w:font w:name="Times New Roman">
-    <w:panose1 w:val="02020603050405020304"/>
-    <w:charset w:val="00"/>
-    <w:family w:val="roman"/>
-    <w:pitch w:val="variable"/>
-    <w:sig w:usb0="20007A87" w:usb1="80000000" w:usb2="00000008" w:usb3="00000000" w:csb0="000001FF" w:csb1="00000000"/>
-  </w:font>
-  <w:font w:name="宋体">
-    <w:panose1 w:val="02010600030101010101"/>
-    <w:charset w:val="86"/>
-    <w:family w:val="auto"/>
-    <w:pitch w:val="default"/>
-    <w:sig w:usb0="00000003" w:usb1="288F0000" w:usb2="00000006" w:usb3="00000000" w:csb0="00040001" w:csb1="00000000"/>
-  </w:font>
-  <w:font w:name="Wingdings">
-    <w:panose1 w:val="05000000000000000000"/>
-    <w:charset w:val="02"/>
-    <w:family w:val="auto"/>
-    <w:pitch w:val="default"/>
-    <w:sig w:usb0="00000000" w:usb1="00000000" w:usb2="00000000" w:usb3="00000000" w:csb0="80000000" w:csb1="00000000"/>
-  </w:font>
-  <w:font w:name="Arial">
-    <w:panose1 w:val="020B0604020202020204"/>
-    <w:charset w:val="01"/>
-    <w:family w:val="swiss"/>
-    <w:pitch w:val="default"/>
-    <w:sig w:usb0="E0002AFF" w:usb1="C0007843" w:usb2="00000009" w:usb3="00000000" w:csb0="400001FF" w:csb1="FFFF0000"/>
-  </w:font>
-  <w:font w:name="黑体">
-    <w:panose1 w:val="02010609060101010101"/>
-    <w:charset w:val="86"/>
-    <w:family w:val="auto"/>
-    <w:pitch w:val="default"/>
-    <w:sig w:usb0="800002BF" w:usb1="38CF7CFA" w:usb2="00000016" w:usb3="00000000" w:csb0="00040001" w:csb1="00000000"/>
-  </w:font>
-  <w:font w:name="Courier New">
-    <w:panose1 w:val="02070309020205020404"/>
-    <w:charset w:val="01"/>
-    <w:family w:val="modern"/>
-    <w:pitch w:val="default"/>
-    <w:sig w:usb0="E0002AFF" w:usb1="C0007843" w:usb2="00000009" w:usb3="00000000" w:csb0="400001FF" w:csb1="FFFF0000"/>
-  </w:font>
-  <w:font w:name="Symbol">
-    <w:panose1 w:val="05050102010706020507"/>
-    <w:charset w:val="02"/>
-    <w:family w:val="roman"/>
-    <w:pitch w:val="default"/>
-    <w:sig w:usb0="00000000" w:usb1="00000000" w:usb2="00000000" w:usb3="00000000" w:csb0="80000000" w:csb1="00000000"/>
-  </w:font>
-  <w:font w:name="Calibri">
-    <w:panose1 w:val="020F0502020204030204"/>
-    <w:charset w:val="00"/>
-    <w:family w:val="swiss"/>
-    <w:pitch w:val="default"/>
-    <w:sig w:usb0="E10002FF" w:usb1="4000ACFF" w:usb2="00000009" w:usb3="00000000" w:csb0="2000019F" w:csb1="00000000"/>
-  </w:font>
-  <w:font w:name="font-size:14px;background-color:#FFFFFF;">
-    <w:altName w:val="Segoe Print"/>
-    <w:panose1 w:val="00000000000000000000"/>
-    <w:charset w:val="00"/>
-    <w:family w:val="auto"/>
-    <w:pitch w:val="default"/>
-    <w:sig w:usb0="00000000" w:usb1="00000000" w:usb2="00000000" w:usb3="00000000" w:csb0="00000000" w:csb1="00000000"/>
-  </w:font>
-  <w:font w:name="Segoe Print">
-    <w:panose1 w:val="02000600000000000000"/>
-    <w:charset w:val="00"/>
-    <w:family w:val="auto"/>
-    <w:pitch w:val="default"/>
-    <w:sig w:usb0="0000028F" w:usb1="00000000" w:usb2="00000000" w:usb3="00000000" w:csb0="2000009F" w:csb1="47010000"/>
-  </w:font>
-</w:fonts>
-</file>
-
-<file path=word\footer1.xml><?xml version="1.0" encoding="utf-8"?>
+<file path=word/footer1.xml><?xml version="1.0" encoding="utf-8"?>
 <w:ftr xmlns:w="http://schemas.openxmlformats.org/wordprocessingml/2006/main">
   <w:p>
     <w:pPr>
@@ -15096,63 +17019,7 @@
 </w:ftr>
 </file>
 
-<file path=word\settings.xml><?xml version="1.0" encoding="utf-8"?>
-<w:settings xmlns:mc="http://schemas.openxmlformats.org/markup-compatibility/2006" xmlns:o="urn:schemas-microsoft-com:office:office" xmlns:r="http://schemas.openxmlformats.org/officeDocument/2006/relationships" xmlns:m="http://schemas.openxmlformats.org/officeDocument/2006/math" xmlns:v="urn:schemas-microsoft-com:vml" xmlns:w10="urn:schemas-microsoft-com:office:word" xmlns:w="http://schemas.openxmlformats.org/wordprocessingml/2006/main" xmlns:w14="http://schemas.microsoft.com/office/word/2010/wordml" xmlns:sl="http://schemas.openxmlformats.org/schemaLibrary/2006/main" xmlns:wpsCustomData="http://www.wps.cn/officeDocument/2013/wpsCustomData" mc:Ignorable="w14">
-  <w:zoom w:percent="140"/>
-  <w:embedSystemFonts/>
-  <w:bordersDoNotSurroundHeader w:val="0"/>
-  <w:bordersDoNotSurroundFooter w:val="0"/>
-  <w:documentProtection w:enforcement="0"/>
-  <w:defaultTabStop w:val="420"/>
-  <w:drawingGridVerticalSpacing w:val="156"/>
-  <w:displayHorizontalDrawingGridEvery w:val="1"/>
-  <w:displayVerticalDrawingGridEvery w:val="1"/>
-  <w:noPunctuationKerning w:val="1"/>
-  <w:characterSpacingControl w:val="compressPunctuation"/>
-  <w:compat>
-    <w:spaceForUL/>
-    <w:balanceSingleByteDoubleByteWidth/>
-    <w:doNotLeaveBackslashAlone/>
-    <w:ulTrailSpace/>
-    <w:doNotExpandShiftReturn/>
-    <w:adjustLineHeightInTable/>
-    <w:doNotWrapTextWithPunct/>
-    <w:doNotUseEastAsianBreakRules/>
-    <w:useFELayout/>
-    <w:doNotUseIndentAsNumberingTabStop/>
-    <w:compatSetting w:name="compatibilityMode" w:uri="http://schemas.microsoft.com/office/word" w:val="14"/>
-    <w:compatSetting w:name="overrideTableStyleFontSizeAndJustification" w:uri="http://schemas.microsoft.com/office/word" w:val="1"/>
-    <w:compatSetting w:name="enableOpenTypeFeatures" w:uri="http://schemas.microsoft.com/office/word" w:val="1"/>
-    <w:compatSetting w:name="doNotFlipMirrorIndents" w:uri="http://schemas.microsoft.com/office/word" w:val="1"/>
-  </w:compat>
-  <w:docVars>
-    <w:docVar w:name="commondata" w:val="eyJoZGlkIjoiMWNiNTEzZGI4Y2MwYmVhYmM2YmQyYmZhYzFjMGE1OGYifQ=="/>
-  </w:docVars>
-  <w:rsids>
-    <w:rsidRoot w:val="00000000"/>
-    <w:rsid w:val="0E4F655A"/>
-    <w:rsid w:val="2EE20D57"/>
-  </w:rsids>
-  <m:mathPr>
-    <m:mathFont m:val="Cambria Math"/>
-    <m:brkBin m:val="before"/>
-    <m:brkBinSub m:val="--"/>
-    <m:smallFrac m:val="0"/>
-    <m:dispDef/>
-    <m:lMargin m:val="0"/>
-    <m:rMargin m:val="0"/>
-    <m:defJc m:val="centerGroup"/>
-    <m:wrapIndent m:val="1440"/>
-    <m:intLim m:val="subSup"/>
-    <m:naryLim m:val="undOvr"/>
-  </m:mathPr>
-  <w:themeFontLang w:val="en-US" w:eastAsia="zh-CN"/>
-  <w:clrSchemeMapping w:bg1="light1" w:t1="dark1" w:bg2="light2" w:t2="dark2" w:accent1="accent1" w:accent2="accent2" w:accent3="accent3" w:accent4="accent4" w:accent5="accent5" w:accent6="accent6" w:hyperlink="hyperlink" w:followedHyperlink="followedHyperlink"/>
-  <w:doNotIncludeSubdocsInStats/>
-</w:settings>
-</file>
-
-<file path=word\styles.xml><?xml version="1.0" encoding="utf-8"?>
+<file path=word/styles.xml><?xml version="1.0" encoding="utf-8"?>
 <w:styles xmlns:mc="http://schemas.openxmlformats.org/markup-compatibility/2006" xmlns:o="urn:schemas-microsoft-com:office:office" xmlns:r="http://schemas.openxmlformats.org/officeDocument/2006/relationships" xmlns:m="http://schemas.openxmlformats.org/officeDocument/2006/math" xmlns:v="urn:schemas-microsoft-com:vml" xmlns:w="http://schemas.openxmlformats.org/wordprocessingml/2006/main" xmlns:w14="http://schemas.microsoft.com/office/word/2010/wordml" xmlns:w10="urn:schemas-microsoft-com:office:word" xmlns:sl="http://schemas.openxmlformats.org/schemaLibrary/2006/main" xmlns:wpsCustomData="http://www.wps.cn/officeDocument/2013/wpsCustomData" mc:Ignorable="w14">
   <w:docDefaults>
     <w:rPrDefault>
@@ -15482,7 +17349,487 @@
 </w:styles>
 </file>
 
-<file path=word\theme\theme1.xml><?xml version="1.0" encoding="utf-8"?>
+<file path=word/activeX/activeX1.xml><?xml version="1.0" encoding="utf-8"?>
+<ax:ocx xmlns:ax="http://schemas.microsoft.com/office/2006/activeX" xmlns:r="http://schemas.openxmlformats.org/officeDocument/2006/relationships" ax:classid="{5512D118-5CC6-11CF-8D67-00AA00BDCE1D}" r:id="rId1" ax:persistence="persistStorage"/>
+</file>
+
+<file path=word/activeX/activeX10.xml><?xml version="1.0" encoding="utf-8"?>
+<ax:ocx xmlns:ax="http://schemas.microsoft.com/office/2006/activeX" xmlns:r="http://schemas.openxmlformats.org/officeDocument/2006/relationships" ax:classid="{5512D118-5CC6-11CF-8D67-00AA00BDCE1D}" r:id="rId1" ax:persistence="persistStorage"/>
+</file>
+
+<file path=word/activeX/activeX100.xml><?xml version="1.0" encoding="utf-8"?>
+<ax:ocx xmlns:ax="http://schemas.microsoft.com/office/2006/activeX" xmlns:r="http://schemas.openxmlformats.org/officeDocument/2006/relationships" ax:classid="{5512D118-5CC6-11CF-8D67-00AA00BDCE1D}" r:id="rId1" ax:persistence="persistStorage"/>
+</file>
+
+<file path=word/activeX/activeX101.xml><?xml version="1.0" encoding="utf-8"?>
+<ax:ocx xmlns:ax="http://schemas.microsoft.com/office/2006/activeX" xmlns:r="http://schemas.openxmlformats.org/officeDocument/2006/relationships" ax:classid="{5512D118-5CC6-11CF-8D67-00AA00BDCE1D}" r:id="rId1" ax:persistence="persistStorage"/>
+</file>
+
+<file path=word/activeX/activeX102.xml><?xml version="1.0" encoding="utf-8"?>
+<ax:ocx xmlns:ax="http://schemas.microsoft.com/office/2006/activeX" xmlns:r="http://schemas.openxmlformats.org/officeDocument/2006/relationships" ax:classid="{5512D118-5CC6-11CF-8D67-00AA00BDCE1D}" r:id="rId1" ax:persistence="persistStorage"/>
+</file>
+
+<file path=word/activeX/activeX103.xml><?xml version="1.0" encoding="utf-8"?>
+<ax:ocx xmlns:ax="http://schemas.microsoft.com/office/2006/activeX" xmlns:r="http://schemas.openxmlformats.org/officeDocument/2006/relationships" ax:classid="{5512D118-5CC6-11CF-8D67-00AA00BDCE1D}" r:id="rId1" ax:persistence="persistStorage"/>
+</file>
+
+<file path=word/activeX/activeX104.xml><?xml version="1.0" encoding="utf-8"?>
+<ax:ocx xmlns:ax="http://schemas.microsoft.com/office/2006/activeX" xmlns:r="http://schemas.openxmlformats.org/officeDocument/2006/relationships" ax:classid="{5512D118-5CC6-11CF-8D67-00AA00BDCE1D}" r:id="rId1" ax:persistence="persistStorage"/>
+</file>
+
+<file path=word/activeX/activeX105.xml><?xml version="1.0" encoding="utf-8"?>
+<ax:ocx xmlns:ax="http://schemas.microsoft.com/office/2006/activeX" xmlns:r="http://schemas.openxmlformats.org/officeDocument/2006/relationships" ax:classid="{5512D118-5CC6-11CF-8D67-00AA00BDCE1D}" r:id="rId1" ax:persistence="persistStorage"/>
+</file>
+
+<file path=word/activeX/activeX106.xml><?xml version="1.0" encoding="utf-8"?>
+<ax:ocx xmlns:ax="http://schemas.microsoft.com/office/2006/activeX" xmlns:r="http://schemas.openxmlformats.org/officeDocument/2006/relationships" ax:classid="{5512D118-5CC6-11CF-8D67-00AA00BDCE1D}" r:id="rId1" ax:persistence="persistStorage"/>
+</file>
+
+<file path=word/activeX/activeX107.xml><?xml version="1.0" encoding="utf-8"?>
+<ax:ocx xmlns:ax="http://schemas.microsoft.com/office/2006/activeX" xmlns:r="http://schemas.openxmlformats.org/officeDocument/2006/relationships" ax:classid="{5512D118-5CC6-11CF-8D67-00AA00BDCE1D}" r:id="rId1" ax:persistence="persistStorage"/>
+</file>
+
+<file path=word/activeX/activeX108.xml><?xml version="1.0" encoding="utf-8"?>
+<ax:ocx xmlns:ax="http://schemas.microsoft.com/office/2006/activeX" xmlns:r="http://schemas.openxmlformats.org/officeDocument/2006/relationships" ax:classid="{5512D118-5CC6-11CF-8D67-00AA00BDCE1D}" r:id="rId1" ax:persistence="persistStorage"/>
+</file>
+
+<file path=word/activeX/activeX109.xml><?xml version="1.0" encoding="utf-8"?>
+<ax:ocx xmlns:ax="http://schemas.microsoft.com/office/2006/activeX" xmlns:r="http://schemas.openxmlformats.org/officeDocument/2006/relationships" ax:classid="{5512D118-5CC6-11CF-8D67-00AA00BDCE1D}" r:id="rId1" ax:persistence="persistStorage"/>
+</file>
+
+<file path=word/activeX/activeX11.xml><?xml version="1.0" encoding="utf-8"?>
+<ax:ocx xmlns:ax="http://schemas.microsoft.com/office/2006/activeX" xmlns:r="http://schemas.openxmlformats.org/officeDocument/2006/relationships" ax:classid="{5512D118-5CC6-11CF-8D67-00AA00BDCE1D}" r:id="rId1" ax:persistence="persistStorage"/>
+</file>
+
+<file path=word/activeX/activeX110.xml><?xml version="1.0" encoding="utf-8"?>
+<ax:ocx xmlns:ax="http://schemas.microsoft.com/office/2006/activeX" xmlns:r="http://schemas.openxmlformats.org/officeDocument/2006/relationships" ax:classid="{5512D118-5CC6-11CF-8D67-00AA00BDCE1D}" r:id="rId1" ax:persistence="persistStorage"/>
+</file>
+
+<file path=word/activeX/activeX111.xml><?xml version="1.0" encoding="utf-8"?>
+<ax:ocx xmlns:ax="http://schemas.microsoft.com/office/2006/activeX" xmlns:r="http://schemas.openxmlformats.org/officeDocument/2006/relationships" ax:classid="{5512D118-5CC6-11CF-8D67-00AA00BDCE1D}" r:id="rId1" ax:persistence="persistStorage"/>
+</file>
+
+<file path=word/activeX/activeX112.xml><?xml version="1.0" encoding="utf-8"?>
+<ax:ocx xmlns:ax="http://schemas.microsoft.com/office/2006/activeX" xmlns:r="http://schemas.openxmlformats.org/officeDocument/2006/relationships" ax:classid="{5512D118-5CC6-11CF-8D67-00AA00BDCE1D}" r:id="rId1" ax:persistence="persistStorage"/>
+</file>
+
+<file path=word/activeX/activeX113.xml><?xml version="1.0" encoding="utf-8"?>
+<ax:ocx xmlns:ax="http://schemas.microsoft.com/office/2006/activeX" xmlns:r="http://schemas.openxmlformats.org/officeDocument/2006/relationships" ax:classid="{5512D118-5CC6-11CF-8D67-00AA00BDCE1D}" r:id="rId1" ax:persistence="persistStorage"/>
+</file>
+
+<file path=word/activeX/activeX114.xml><?xml version="1.0" encoding="utf-8"?>
+<ax:ocx xmlns:ax="http://schemas.microsoft.com/office/2006/activeX" xmlns:r="http://schemas.openxmlformats.org/officeDocument/2006/relationships" ax:classid="{5512D118-5CC6-11CF-8D67-00AA00BDCE1D}" r:id="rId1" ax:persistence="persistStorage"/>
+</file>
+
+<file path=word/activeX/activeX115.xml><?xml version="1.0" encoding="utf-8"?>
+<ax:ocx xmlns:ax="http://schemas.microsoft.com/office/2006/activeX" xmlns:r="http://schemas.openxmlformats.org/officeDocument/2006/relationships" ax:classid="{5512D118-5CC6-11CF-8D67-00AA00BDCE1D}" r:id="rId1" ax:persistence="persistStorage"/>
+</file>
+
+<file path=word/activeX/activeX116.xml><?xml version="1.0" encoding="utf-8"?>
+<ax:ocx xmlns:ax="http://schemas.microsoft.com/office/2006/activeX" xmlns:r="http://schemas.openxmlformats.org/officeDocument/2006/relationships" ax:classid="{5512D118-5CC6-11CF-8D67-00AA00BDCE1D}" r:id="rId1" ax:persistence="persistStorage"/>
+</file>
+
+<file path=word/activeX/activeX117.xml><?xml version="1.0" encoding="utf-8"?>
+<ax:ocx xmlns:ax="http://schemas.microsoft.com/office/2006/activeX" xmlns:r="http://schemas.openxmlformats.org/officeDocument/2006/relationships" ax:classid="{5512D118-5CC6-11CF-8D67-00AA00BDCE1D}" r:id="rId1" ax:persistence="persistStorage"/>
+</file>
+
+<file path=word/activeX/activeX118.xml><?xml version="1.0" encoding="utf-8"?>
+<ax:ocx xmlns:ax="http://schemas.microsoft.com/office/2006/activeX" xmlns:r="http://schemas.openxmlformats.org/officeDocument/2006/relationships" ax:classid="{5512D118-5CC6-11CF-8D67-00AA00BDCE1D}" r:id="rId1" ax:persistence="persistStorage"/>
+</file>
+
+<file path=word/activeX/activeX119.xml><?xml version="1.0" encoding="utf-8"?>
+<ax:ocx xmlns:ax="http://schemas.microsoft.com/office/2006/activeX" xmlns:r="http://schemas.openxmlformats.org/officeDocument/2006/relationships" ax:classid="{5512D118-5CC6-11CF-8D67-00AA00BDCE1D}" r:id="rId1" ax:persistence="persistStorage"/>
+</file>
+
+<file path=word/activeX/activeX12.xml><?xml version="1.0" encoding="utf-8"?>
+<ax:ocx xmlns:ax="http://schemas.microsoft.com/office/2006/activeX" xmlns:r="http://schemas.openxmlformats.org/officeDocument/2006/relationships" ax:classid="{5512D118-5CC6-11CF-8D67-00AA00BDCE1D}" r:id="rId1" ax:persistence="persistStorage"/>
+</file>
+
+<file path=word/activeX/activeX120.xml><?xml version="1.0" encoding="utf-8"?>
+<ax:ocx xmlns:ax="http://schemas.microsoft.com/office/2006/activeX" xmlns:r="http://schemas.openxmlformats.org/officeDocument/2006/relationships" ax:classid="{5512D118-5CC6-11CF-8D67-00AA00BDCE1D}" r:id="rId1" ax:persistence="persistStorage"/>
+</file>
+
+<file path=word/activeX/activeX13.xml><?xml version="1.0" encoding="utf-8"?>
+<ax:ocx xmlns:ax="http://schemas.microsoft.com/office/2006/activeX" xmlns:r="http://schemas.openxmlformats.org/officeDocument/2006/relationships" ax:classid="{5512D118-5CC6-11CF-8D67-00AA00BDCE1D}" r:id="rId1" ax:persistence="persistStorage"/>
+</file>
+
+<file path=word/activeX/activeX14.xml><?xml version="1.0" encoding="utf-8"?>
+<ax:ocx xmlns:ax="http://schemas.microsoft.com/office/2006/activeX" xmlns:r="http://schemas.openxmlformats.org/officeDocument/2006/relationships" ax:classid="{5512D118-5CC6-11CF-8D67-00AA00BDCE1D}" r:id="rId1" ax:persistence="persistStorage"/>
+</file>
+
+<file path=word/activeX/activeX15.xml><?xml version="1.0" encoding="utf-8"?>
+<ax:ocx xmlns:ax="http://schemas.microsoft.com/office/2006/activeX" xmlns:r="http://schemas.openxmlformats.org/officeDocument/2006/relationships" ax:classid="{5512D118-5CC6-11CF-8D67-00AA00BDCE1D}" r:id="rId1" ax:persistence="persistStorage"/>
+</file>
+
+<file path=word/activeX/activeX16.xml><?xml version="1.0" encoding="utf-8"?>
+<ax:ocx xmlns:ax="http://schemas.microsoft.com/office/2006/activeX" xmlns:r="http://schemas.openxmlformats.org/officeDocument/2006/relationships" ax:classid="{5512D118-5CC6-11CF-8D67-00AA00BDCE1D}" r:id="rId1" ax:persistence="persistStorage"/>
+</file>
+
+<file path=word/activeX/activeX17.xml><?xml version="1.0" encoding="utf-8"?>
+<ax:ocx xmlns:ax="http://schemas.microsoft.com/office/2006/activeX" xmlns:r="http://schemas.openxmlformats.org/officeDocument/2006/relationships" ax:classid="{5512D118-5CC6-11CF-8D67-00AA00BDCE1D}" r:id="rId1" ax:persistence="persistStorage"/>
+</file>
+
+<file path=word/activeX/activeX18.xml><?xml version="1.0" encoding="utf-8"?>
+<ax:ocx xmlns:ax="http://schemas.microsoft.com/office/2006/activeX" xmlns:r="http://schemas.openxmlformats.org/officeDocument/2006/relationships" ax:classid="{5512D118-5CC6-11CF-8D67-00AA00BDCE1D}" r:id="rId1" ax:persistence="persistStorage"/>
+</file>
+
+<file path=word/activeX/activeX19.xml><?xml version="1.0" encoding="utf-8"?>
+<ax:ocx xmlns:ax="http://schemas.microsoft.com/office/2006/activeX" xmlns:r="http://schemas.openxmlformats.org/officeDocument/2006/relationships" ax:classid="{5512D118-5CC6-11CF-8D67-00AA00BDCE1D}" r:id="rId1" ax:persistence="persistStorage"/>
+</file>
+
+<file path=word/activeX/activeX2.xml><?xml version="1.0" encoding="utf-8"?>
+<ax:ocx xmlns:ax="http://schemas.microsoft.com/office/2006/activeX" xmlns:r="http://schemas.openxmlformats.org/officeDocument/2006/relationships" ax:classid="{5512D118-5CC6-11CF-8D67-00AA00BDCE1D}" r:id="rId1" ax:persistence="persistStorage"/>
+</file>
+
+<file path=word/activeX/activeX20.xml><?xml version="1.0" encoding="utf-8"?>
+<ax:ocx xmlns:ax="http://schemas.microsoft.com/office/2006/activeX" xmlns:r="http://schemas.openxmlformats.org/officeDocument/2006/relationships" ax:classid="{5512D118-5CC6-11CF-8D67-00AA00BDCE1D}" r:id="rId1" ax:persistence="persistStorage"/>
+</file>
+
+<file path=word/activeX/activeX21.xml><?xml version="1.0" encoding="utf-8"?>
+<ax:ocx xmlns:ax="http://schemas.microsoft.com/office/2006/activeX" xmlns:r="http://schemas.openxmlformats.org/officeDocument/2006/relationships" ax:classid="{5512D118-5CC6-11CF-8D67-00AA00BDCE1D}" r:id="rId1" ax:persistence="persistStorage"/>
+</file>
+
+<file path=word/activeX/activeX22.xml><?xml version="1.0" encoding="utf-8"?>
+<ax:ocx xmlns:ax="http://schemas.microsoft.com/office/2006/activeX" xmlns:r="http://schemas.openxmlformats.org/officeDocument/2006/relationships" ax:classid="{5512D118-5CC6-11CF-8D67-00AA00BDCE1D}" r:id="rId1" ax:persistence="persistStorage"/>
+</file>
+
+<file path=word/activeX/activeX23.xml><?xml version="1.0" encoding="utf-8"?>
+<ax:ocx xmlns:ax="http://schemas.microsoft.com/office/2006/activeX" xmlns:r="http://schemas.openxmlformats.org/officeDocument/2006/relationships" ax:classid="{5512D118-5CC6-11CF-8D67-00AA00BDCE1D}" r:id="rId1" ax:persistence="persistStorage"/>
+</file>
+
+<file path=word/activeX/activeX24.xml><?xml version="1.0" encoding="utf-8"?>
+<ax:ocx xmlns:ax="http://schemas.microsoft.com/office/2006/activeX" xmlns:r="http://schemas.openxmlformats.org/officeDocument/2006/relationships" ax:classid="{5512D118-5CC6-11CF-8D67-00AA00BDCE1D}" r:id="rId1" ax:persistence="persistStorage"/>
+</file>
+
+<file path=word/activeX/activeX25.xml><?xml version="1.0" encoding="utf-8"?>
+<ax:ocx xmlns:ax="http://schemas.microsoft.com/office/2006/activeX" xmlns:r="http://schemas.openxmlformats.org/officeDocument/2006/relationships" ax:classid="{5512D118-5CC6-11CF-8D67-00AA00BDCE1D}" r:id="rId1" ax:persistence="persistStorage"/>
+</file>
+
+<file path=word/activeX/activeX26.xml><?xml version="1.0" encoding="utf-8"?>
+<ax:ocx xmlns:ax="http://schemas.microsoft.com/office/2006/activeX" xmlns:r="http://schemas.openxmlformats.org/officeDocument/2006/relationships" ax:classid="{5512D118-5CC6-11CF-8D67-00AA00BDCE1D}" r:id="rId1" ax:persistence="persistStorage"/>
+</file>
+
+<file path=word/activeX/activeX27.xml><?xml version="1.0" encoding="utf-8"?>
+<ax:ocx xmlns:ax="http://schemas.microsoft.com/office/2006/activeX" xmlns:r="http://schemas.openxmlformats.org/officeDocument/2006/relationships" ax:classid="{5512D118-5CC6-11CF-8D67-00AA00BDCE1D}" r:id="rId1" ax:persistence="persistStorage"/>
+</file>
+
+<file path=word/activeX/activeX28.xml><?xml version="1.0" encoding="utf-8"?>
+<ax:ocx xmlns:ax="http://schemas.microsoft.com/office/2006/activeX" xmlns:r="http://schemas.openxmlformats.org/officeDocument/2006/relationships" ax:classid="{5512D118-5CC6-11CF-8D67-00AA00BDCE1D}" r:id="rId1" ax:persistence="persistStorage"/>
+</file>
+
+<file path=word/activeX/activeX29.xml><?xml version="1.0" encoding="utf-8"?>
+<ax:ocx xmlns:ax="http://schemas.microsoft.com/office/2006/activeX" xmlns:r="http://schemas.openxmlformats.org/officeDocument/2006/relationships" ax:classid="{5512D118-5CC6-11CF-8D67-00AA00BDCE1D}" r:id="rId1" ax:persistence="persistStorage"/>
+</file>
+
+<file path=word/activeX/activeX3.xml><?xml version="1.0" encoding="utf-8"?>
+<ax:ocx xmlns:ax="http://schemas.microsoft.com/office/2006/activeX" xmlns:r="http://schemas.openxmlformats.org/officeDocument/2006/relationships" ax:classid="{5512D118-5CC6-11CF-8D67-00AA00BDCE1D}" r:id="rId1" ax:persistence="persistStorage"/>
+</file>
+
+<file path=word/activeX/activeX30.xml><?xml version="1.0" encoding="utf-8"?>
+<ax:ocx xmlns:ax="http://schemas.microsoft.com/office/2006/activeX" xmlns:r="http://schemas.openxmlformats.org/officeDocument/2006/relationships" ax:classid="{5512D118-5CC6-11CF-8D67-00AA00BDCE1D}" r:id="rId1" ax:persistence="persistStorage"/>
+</file>
+
+<file path=word/activeX/activeX31.xml><?xml version="1.0" encoding="utf-8"?>
+<ax:ocx xmlns:ax="http://schemas.microsoft.com/office/2006/activeX" xmlns:r="http://schemas.openxmlformats.org/officeDocument/2006/relationships" ax:classid="{5512D118-5CC6-11CF-8D67-00AA00BDCE1D}" r:id="rId1" ax:persistence="persistStorage"/>
+</file>
+
+<file path=word/activeX/activeX32.xml><?xml version="1.0" encoding="utf-8"?>
+<ax:ocx xmlns:ax="http://schemas.microsoft.com/office/2006/activeX" xmlns:r="http://schemas.openxmlformats.org/officeDocument/2006/relationships" ax:classid="{5512D118-5CC6-11CF-8D67-00AA00BDCE1D}" r:id="rId1" ax:persistence="persistStorage"/>
+</file>
+
+<file path=word/activeX/activeX33.xml><?xml version="1.0" encoding="utf-8"?>
+<ax:ocx xmlns:ax="http://schemas.microsoft.com/office/2006/activeX" xmlns:r="http://schemas.openxmlformats.org/officeDocument/2006/relationships" ax:classid="{5512D118-5CC6-11CF-8D67-00AA00BDCE1D}" r:id="rId1" ax:persistence="persistStorage"/>
+</file>
+
+<file path=word/activeX/activeX34.xml><?xml version="1.0" encoding="utf-8"?>
+<ax:ocx xmlns:ax="http://schemas.microsoft.com/office/2006/activeX" xmlns:r="http://schemas.openxmlformats.org/officeDocument/2006/relationships" ax:classid="{5512D118-5CC6-11CF-8D67-00AA00BDCE1D}" r:id="rId1" ax:persistence="persistStorage"/>
+</file>
+
+<file path=word/activeX/activeX35.xml><?xml version="1.0" encoding="utf-8"?>
+<ax:ocx xmlns:ax="http://schemas.microsoft.com/office/2006/activeX" xmlns:r="http://schemas.openxmlformats.org/officeDocument/2006/relationships" ax:classid="{5512D118-5CC6-11CF-8D67-00AA00BDCE1D}" r:id="rId1" ax:persistence="persistStorage"/>
+</file>
+
+<file path=word/activeX/activeX36.xml><?xml version="1.0" encoding="utf-8"?>
+<ax:ocx xmlns:ax="http://schemas.microsoft.com/office/2006/activeX" xmlns:r="http://schemas.openxmlformats.org/officeDocument/2006/relationships" ax:classid="{5512D118-5CC6-11CF-8D67-00AA00BDCE1D}" r:id="rId1" ax:persistence="persistStorage"/>
+</file>
+
+<file path=word/activeX/activeX37.xml><?xml version="1.0" encoding="utf-8"?>
+<ax:ocx xmlns:ax="http://schemas.microsoft.com/office/2006/activeX" xmlns:r="http://schemas.openxmlformats.org/officeDocument/2006/relationships" ax:classid="{5512D118-5CC6-11CF-8D67-00AA00BDCE1D}" r:id="rId1" ax:persistence="persistStorage"/>
+</file>
+
+<file path=word/activeX/activeX38.xml><?xml version="1.0" encoding="utf-8"?>
+<ax:ocx xmlns:ax="http://schemas.microsoft.com/office/2006/activeX" xmlns:r="http://schemas.openxmlformats.org/officeDocument/2006/relationships" ax:classid="{5512D118-5CC6-11CF-8D67-00AA00BDCE1D}" r:id="rId1" ax:persistence="persistStorage"/>
+</file>
+
+<file path=word/activeX/activeX39.xml><?xml version="1.0" encoding="utf-8"?>
+<ax:ocx xmlns:ax="http://schemas.microsoft.com/office/2006/activeX" xmlns:r="http://schemas.openxmlformats.org/officeDocument/2006/relationships" ax:classid="{5512D118-5CC6-11CF-8D67-00AA00BDCE1D}" r:id="rId1" ax:persistence="persistStorage"/>
+</file>
+
+<file path=word/activeX/activeX4.xml><?xml version="1.0" encoding="utf-8"?>
+<ax:ocx xmlns:ax="http://schemas.microsoft.com/office/2006/activeX" xmlns:r="http://schemas.openxmlformats.org/officeDocument/2006/relationships" ax:classid="{5512D118-5CC6-11CF-8D67-00AA00BDCE1D}" r:id="rId1" ax:persistence="persistStorage"/>
+</file>
+
+<file path=word/activeX/activeX40.xml><?xml version="1.0" encoding="utf-8"?>
+<ax:ocx xmlns:ax="http://schemas.microsoft.com/office/2006/activeX" xmlns:r="http://schemas.openxmlformats.org/officeDocument/2006/relationships" ax:classid="{5512D118-5CC6-11CF-8D67-00AA00BDCE1D}" r:id="rId1" ax:persistence="persistStorage"/>
+</file>
+
+<file path=word/activeX/activeX41.xml><?xml version="1.0" encoding="utf-8"?>
+<ax:ocx xmlns:ax="http://schemas.microsoft.com/office/2006/activeX" xmlns:r="http://schemas.openxmlformats.org/officeDocument/2006/relationships" ax:classid="{5512D118-5CC6-11CF-8D67-00AA00BDCE1D}" r:id="rId1" ax:persistence="persistStorage"/>
+</file>
+
+<file path=word/activeX/activeX42.xml><?xml version="1.0" encoding="utf-8"?>
+<ax:ocx xmlns:ax="http://schemas.microsoft.com/office/2006/activeX" xmlns:r="http://schemas.openxmlformats.org/officeDocument/2006/relationships" ax:classid="{5512D118-5CC6-11CF-8D67-00AA00BDCE1D}" r:id="rId1" ax:persistence="persistStorage"/>
+</file>
+
+<file path=word/activeX/activeX43.xml><?xml version="1.0" encoding="utf-8"?>
+<ax:ocx xmlns:ax="http://schemas.microsoft.com/office/2006/activeX" xmlns:r="http://schemas.openxmlformats.org/officeDocument/2006/relationships" ax:classid="{5512D118-5CC6-11CF-8D67-00AA00BDCE1D}" r:id="rId1" ax:persistence="persistStorage"/>
+</file>
+
+<file path=word/activeX/activeX44.xml><?xml version="1.0" encoding="utf-8"?>
+<ax:ocx xmlns:ax="http://schemas.microsoft.com/office/2006/activeX" xmlns:r="http://schemas.openxmlformats.org/officeDocument/2006/relationships" ax:classid="{5512D118-5CC6-11CF-8D67-00AA00BDCE1D}" r:id="rId1" ax:persistence="persistStorage"/>
+</file>
+
+<file path=word/activeX/activeX45.xml><?xml version="1.0" encoding="utf-8"?>
+<ax:ocx xmlns:ax="http://schemas.microsoft.com/office/2006/activeX" xmlns:r="http://schemas.openxmlformats.org/officeDocument/2006/relationships" ax:classid="{5512D118-5CC6-11CF-8D67-00AA00BDCE1D}" r:id="rId1" ax:persistence="persistStorage"/>
+</file>
+
+<file path=word/activeX/activeX46.xml><?xml version="1.0" encoding="utf-8"?>
+<ax:ocx xmlns:ax="http://schemas.microsoft.com/office/2006/activeX" xmlns:r="http://schemas.openxmlformats.org/officeDocument/2006/relationships" ax:classid="{5512D118-5CC6-11CF-8D67-00AA00BDCE1D}" r:id="rId1" ax:persistence="persistStorage"/>
+</file>
+
+<file path=word/activeX/activeX47.xml><?xml version="1.0" encoding="utf-8"?>
+<ax:ocx xmlns:ax="http://schemas.microsoft.com/office/2006/activeX" xmlns:r="http://schemas.openxmlformats.org/officeDocument/2006/relationships" ax:classid="{5512D118-5CC6-11CF-8D67-00AA00BDCE1D}" r:id="rId1" ax:persistence="persistStorage"/>
+</file>
+
+<file path=word/activeX/activeX48.xml><?xml version="1.0" encoding="utf-8"?>
+<ax:ocx xmlns:ax="http://schemas.microsoft.com/office/2006/activeX" xmlns:r="http://schemas.openxmlformats.org/officeDocument/2006/relationships" ax:classid="{5512D118-5CC6-11CF-8D67-00AA00BDCE1D}" r:id="rId1" ax:persistence="persistStorage"/>
+</file>
+
+<file path=word/activeX/activeX49.xml><?xml version="1.0" encoding="utf-8"?>
+<ax:ocx xmlns:ax="http://schemas.microsoft.com/office/2006/activeX" xmlns:r="http://schemas.openxmlformats.org/officeDocument/2006/relationships" ax:classid="{5512D118-5CC6-11CF-8D67-00AA00BDCE1D}" r:id="rId1" ax:persistence="persistStorage"/>
+</file>
+
+<file path=word/activeX/activeX5.xml><?xml version="1.0" encoding="utf-8"?>
+<ax:ocx xmlns:ax="http://schemas.microsoft.com/office/2006/activeX" xmlns:r="http://schemas.openxmlformats.org/officeDocument/2006/relationships" ax:classid="{5512D118-5CC6-11CF-8D67-00AA00BDCE1D}" r:id="rId1" ax:persistence="persistStorage"/>
+</file>
+
+<file path=word/activeX/activeX50.xml><?xml version="1.0" encoding="utf-8"?>
+<ax:ocx xmlns:ax="http://schemas.microsoft.com/office/2006/activeX" xmlns:r="http://schemas.openxmlformats.org/officeDocument/2006/relationships" ax:classid="{5512D118-5CC6-11CF-8D67-00AA00BDCE1D}" r:id="rId1" ax:persistence="persistStorage"/>
+</file>
+
+<file path=word/activeX/activeX51.xml><?xml version="1.0" encoding="utf-8"?>
+<ax:ocx xmlns:ax="http://schemas.microsoft.com/office/2006/activeX" xmlns:r="http://schemas.openxmlformats.org/officeDocument/2006/relationships" ax:classid="{5512D118-5CC6-11CF-8D67-00AA00BDCE1D}" r:id="rId1" ax:persistence="persistStorage"/>
+</file>
+
+<file path=word/activeX/activeX52.xml><?xml version="1.0" encoding="utf-8"?>
+<ax:ocx xmlns:ax="http://schemas.microsoft.com/office/2006/activeX" xmlns:r="http://schemas.openxmlformats.org/officeDocument/2006/relationships" ax:classid="{5512D118-5CC6-11CF-8D67-00AA00BDCE1D}" r:id="rId1" ax:persistence="persistStorage"/>
+</file>
+
+<file path=word/activeX/activeX53.xml><?xml version="1.0" encoding="utf-8"?>
+<ax:ocx xmlns:ax="http://schemas.microsoft.com/office/2006/activeX" xmlns:r="http://schemas.openxmlformats.org/officeDocument/2006/relationships" ax:classid="{5512D118-5CC6-11CF-8D67-00AA00BDCE1D}" r:id="rId1" ax:persistence="persistStorage"/>
+</file>
+
+<file path=word/activeX/activeX54.xml><?xml version="1.0" encoding="utf-8"?>
+<ax:ocx xmlns:ax="http://schemas.microsoft.com/office/2006/activeX" xmlns:r="http://schemas.openxmlformats.org/officeDocument/2006/relationships" ax:classid="{5512D118-5CC6-11CF-8D67-00AA00BDCE1D}" r:id="rId1" ax:persistence="persistStorage"/>
+</file>
+
+<file path=word/activeX/activeX55.xml><?xml version="1.0" encoding="utf-8"?>
+<ax:ocx xmlns:ax="http://schemas.microsoft.com/office/2006/activeX" xmlns:r="http://schemas.openxmlformats.org/officeDocument/2006/relationships" ax:classid="{5512D118-5CC6-11CF-8D67-00AA00BDCE1D}" r:id="rId1" ax:persistence="persistStorage"/>
+</file>
+
+<file path=word/activeX/activeX56.xml><?xml version="1.0" encoding="utf-8"?>
+<ax:ocx xmlns:ax="http://schemas.microsoft.com/office/2006/activeX" xmlns:r="http://schemas.openxmlformats.org/officeDocument/2006/relationships" ax:classid="{5512D118-5CC6-11CF-8D67-00AA00BDCE1D}" r:id="rId1" ax:persistence="persistStorage"/>
+</file>
+
+<file path=word/activeX/activeX57.xml><?xml version="1.0" encoding="utf-8"?>
+<ax:ocx xmlns:ax="http://schemas.microsoft.com/office/2006/activeX" xmlns:r="http://schemas.openxmlformats.org/officeDocument/2006/relationships" ax:classid="{5512D118-5CC6-11CF-8D67-00AA00BDCE1D}" r:id="rId1" ax:persistence="persistStorage"/>
+</file>
+
+<file path=word/activeX/activeX58.xml><?xml version="1.0" encoding="utf-8"?>
+<ax:ocx xmlns:ax="http://schemas.microsoft.com/office/2006/activeX" xmlns:r="http://schemas.openxmlformats.org/officeDocument/2006/relationships" ax:classid="{5512D118-5CC6-11CF-8D67-00AA00BDCE1D}" r:id="rId1" ax:persistence="persistStorage"/>
+</file>
+
+<file path=word/activeX/activeX59.xml><?xml version="1.0" encoding="utf-8"?>
+<ax:ocx xmlns:ax="http://schemas.microsoft.com/office/2006/activeX" xmlns:r="http://schemas.openxmlformats.org/officeDocument/2006/relationships" ax:classid="{5512D118-5CC6-11CF-8D67-00AA00BDCE1D}" r:id="rId1" ax:persistence="persistStorage"/>
+</file>
+
+<file path=word/activeX/activeX6.xml><?xml version="1.0" encoding="utf-8"?>
+<ax:ocx xmlns:ax="http://schemas.microsoft.com/office/2006/activeX" xmlns:r="http://schemas.openxmlformats.org/officeDocument/2006/relationships" ax:classid="{5512D118-5CC6-11CF-8D67-00AA00BDCE1D}" r:id="rId1" ax:persistence="persistStorage"/>
+</file>
+
+<file path=word/activeX/activeX60.xml><?xml version="1.0" encoding="utf-8"?>
+<ax:ocx xmlns:ax="http://schemas.microsoft.com/office/2006/activeX" xmlns:r="http://schemas.openxmlformats.org/officeDocument/2006/relationships" ax:classid="{5512D118-5CC6-11CF-8D67-00AA00BDCE1D}" r:id="rId1" ax:persistence="persistStorage"/>
+</file>
+
+<file path=word/activeX/activeX61.xml><?xml version="1.0" encoding="utf-8"?>
+<ax:ocx xmlns:ax="http://schemas.microsoft.com/office/2006/activeX" xmlns:r="http://schemas.openxmlformats.org/officeDocument/2006/relationships" ax:classid="{5512D118-5CC6-11CF-8D67-00AA00BDCE1D}" r:id="rId1" ax:persistence="persistStorage"/>
+</file>
+
+<file path=word/activeX/activeX62.xml><?xml version="1.0" encoding="utf-8"?>
+<ax:ocx xmlns:ax="http://schemas.microsoft.com/office/2006/activeX" xmlns:r="http://schemas.openxmlformats.org/officeDocument/2006/relationships" ax:classid="{5512D118-5CC6-11CF-8D67-00AA00BDCE1D}" r:id="rId1" ax:persistence="persistStorage"/>
+</file>
+
+<file path=word/activeX/activeX63.xml><?xml version="1.0" encoding="utf-8"?>
+<ax:ocx xmlns:ax="http://schemas.microsoft.com/office/2006/activeX" xmlns:r="http://schemas.openxmlformats.org/officeDocument/2006/relationships" ax:classid="{5512D118-5CC6-11CF-8D67-00AA00BDCE1D}" r:id="rId1" ax:persistence="persistStorage"/>
+</file>
+
+<file path=word/activeX/activeX64.xml><?xml version="1.0" encoding="utf-8"?>
+<ax:ocx xmlns:ax="http://schemas.microsoft.com/office/2006/activeX" xmlns:r="http://schemas.openxmlformats.org/officeDocument/2006/relationships" ax:classid="{5512D118-5CC6-11CF-8D67-00AA00BDCE1D}" r:id="rId1" ax:persistence="persistStorage"/>
+</file>
+
+<file path=word/activeX/activeX65.xml><?xml version="1.0" encoding="utf-8"?>
+<ax:ocx xmlns:ax="http://schemas.microsoft.com/office/2006/activeX" xmlns:r="http://schemas.openxmlformats.org/officeDocument/2006/relationships" ax:classid="{5512D118-5CC6-11CF-8D67-00AA00BDCE1D}" r:id="rId1" ax:persistence="persistStorage"/>
+</file>
+
+<file path=word/activeX/activeX66.xml><?xml version="1.0" encoding="utf-8"?>
+<ax:ocx xmlns:ax="http://schemas.microsoft.com/office/2006/activeX" xmlns:r="http://schemas.openxmlformats.org/officeDocument/2006/relationships" ax:classid="{5512D118-5CC6-11CF-8D67-00AA00BDCE1D}" r:id="rId1" ax:persistence="persistStorage"/>
+</file>
+
+<file path=word/activeX/activeX67.xml><?xml version="1.0" encoding="utf-8"?>
+<ax:ocx xmlns:ax="http://schemas.microsoft.com/office/2006/activeX" xmlns:r="http://schemas.openxmlformats.org/officeDocument/2006/relationships" ax:classid="{5512D118-5CC6-11CF-8D67-00AA00BDCE1D}" r:id="rId1" ax:persistence="persistStorage"/>
+</file>
+
+<file path=word/activeX/activeX68.xml><?xml version="1.0" encoding="utf-8"?>
+<ax:ocx xmlns:ax="http://schemas.microsoft.com/office/2006/activeX" xmlns:r="http://schemas.openxmlformats.org/officeDocument/2006/relationships" ax:classid="{5512D118-5CC6-11CF-8D67-00AA00BDCE1D}" r:id="rId1" ax:persistence="persistStorage"/>
+</file>
+
+<file path=word/activeX/activeX69.xml><?xml version="1.0" encoding="utf-8"?>
+<ax:ocx xmlns:ax="http://schemas.microsoft.com/office/2006/activeX" xmlns:r="http://schemas.openxmlformats.org/officeDocument/2006/relationships" ax:classid="{5512D118-5CC6-11CF-8D67-00AA00BDCE1D}" r:id="rId1" ax:persistence="persistStorage"/>
+</file>
+
+<file path=word/activeX/activeX7.xml><?xml version="1.0" encoding="utf-8"?>
+<ax:ocx xmlns:ax="http://schemas.microsoft.com/office/2006/activeX" xmlns:r="http://schemas.openxmlformats.org/officeDocument/2006/relationships" ax:classid="{5512D118-5CC6-11CF-8D67-00AA00BDCE1D}" r:id="rId1" ax:persistence="persistStorage"/>
+</file>
+
+<file path=word/activeX/activeX70.xml><?xml version="1.0" encoding="utf-8"?>
+<ax:ocx xmlns:ax="http://schemas.microsoft.com/office/2006/activeX" xmlns:r="http://schemas.openxmlformats.org/officeDocument/2006/relationships" ax:classid="{5512D118-5CC6-11CF-8D67-00AA00BDCE1D}" r:id="rId1" ax:persistence="persistStorage"/>
+</file>
+
+<file path=word/activeX/activeX71.xml><?xml version="1.0" encoding="utf-8"?>
+<ax:ocx xmlns:ax="http://schemas.microsoft.com/office/2006/activeX" xmlns:r="http://schemas.openxmlformats.org/officeDocument/2006/relationships" ax:classid="{5512D118-5CC6-11CF-8D67-00AA00BDCE1D}" r:id="rId1" ax:persistence="persistStorage"/>
+</file>
+
+<file path=word/activeX/activeX72.xml><?xml version="1.0" encoding="utf-8"?>
+<ax:ocx xmlns:ax="http://schemas.microsoft.com/office/2006/activeX" xmlns:r="http://schemas.openxmlformats.org/officeDocument/2006/relationships" ax:classid="{5512D118-5CC6-11CF-8D67-00AA00BDCE1D}" r:id="rId1" ax:persistence="persistStorage"/>
+</file>
+
+<file path=word/activeX/activeX73.xml><?xml version="1.0" encoding="utf-8"?>
+<ax:ocx xmlns:ax="http://schemas.microsoft.com/office/2006/activeX" xmlns:r="http://schemas.openxmlformats.org/officeDocument/2006/relationships" ax:classid="{5512D118-5CC6-11CF-8D67-00AA00BDCE1D}" r:id="rId1" ax:persistence="persistStorage"/>
+</file>
+
+<file path=word/activeX/activeX74.xml><?xml version="1.0" encoding="utf-8"?>
+<ax:ocx xmlns:ax="http://schemas.microsoft.com/office/2006/activeX" xmlns:r="http://schemas.openxmlformats.org/officeDocument/2006/relationships" ax:classid="{5512D118-5CC6-11CF-8D67-00AA00BDCE1D}" r:id="rId1" ax:persistence="persistStorage"/>
+</file>
+
+<file path=word/activeX/activeX75.xml><?xml version="1.0" encoding="utf-8"?>
+<ax:ocx xmlns:ax="http://schemas.microsoft.com/office/2006/activeX" xmlns:r="http://schemas.openxmlformats.org/officeDocument/2006/relationships" ax:classid="{5512D118-5CC6-11CF-8D67-00AA00BDCE1D}" r:id="rId1" ax:persistence="persistStorage"/>
+</file>
+
+<file path=word/activeX/activeX76.xml><?xml version="1.0" encoding="utf-8"?>
+<ax:ocx xmlns:ax="http://schemas.microsoft.com/office/2006/activeX" xmlns:r="http://schemas.openxmlformats.org/officeDocument/2006/relationships" ax:classid="{5512D118-5CC6-11CF-8D67-00AA00BDCE1D}" r:id="rId1" ax:persistence="persistStorage"/>
+</file>
+
+<file path=word/activeX/activeX77.xml><?xml version="1.0" encoding="utf-8"?>
+<ax:ocx xmlns:ax="http://schemas.microsoft.com/office/2006/activeX" xmlns:r="http://schemas.openxmlformats.org/officeDocument/2006/relationships" ax:classid="{5512D118-5CC6-11CF-8D67-00AA00BDCE1D}" r:id="rId1" ax:persistence="persistStorage"/>
+</file>
+
+<file path=word/activeX/activeX78.xml><?xml version="1.0" encoding="utf-8"?>
+<ax:ocx xmlns:ax="http://schemas.microsoft.com/office/2006/activeX" xmlns:r="http://schemas.openxmlformats.org/officeDocument/2006/relationships" ax:classid="{5512D118-5CC6-11CF-8D67-00AA00BDCE1D}" r:id="rId1" ax:persistence="persistStorage"/>
+</file>
+
+<file path=word/activeX/activeX79.xml><?xml version="1.0" encoding="utf-8"?>
+<ax:ocx xmlns:ax="http://schemas.microsoft.com/office/2006/activeX" xmlns:r="http://schemas.openxmlformats.org/officeDocument/2006/relationships" ax:classid="{5512D118-5CC6-11CF-8D67-00AA00BDCE1D}" r:id="rId1" ax:persistence="persistStorage"/>
+</file>
+
+<file path=word/activeX/activeX8.xml><?xml version="1.0" encoding="utf-8"?>
+<ax:ocx xmlns:ax="http://schemas.microsoft.com/office/2006/activeX" xmlns:r="http://schemas.openxmlformats.org/officeDocument/2006/relationships" ax:classid="{5512D118-5CC6-11CF-8D67-00AA00BDCE1D}" r:id="rId1" ax:persistence="persistStorage"/>
+</file>
+
+<file path=word/activeX/activeX80.xml><?xml version="1.0" encoding="utf-8"?>
+<ax:ocx xmlns:ax="http://schemas.microsoft.com/office/2006/activeX" xmlns:r="http://schemas.openxmlformats.org/officeDocument/2006/relationships" ax:classid="{5512D118-5CC6-11CF-8D67-00AA00BDCE1D}" r:id="rId1" ax:persistence="persistStorage"/>
+</file>
+
+<file path=word/activeX/activeX81.xml><?xml version="1.0" encoding="utf-8"?>
+<ax:ocx xmlns:ax="http://schemas.microsoft.com/office/2006/activeX" xmlns:r="http://schemas.openxmlformats.org/officeDocument/2006/relationships" ax:classid="{5512D118-5CC6-11CF-8D67-00AA00BDCE1D}" r:id="rId1" ax:persistence="persistStorage"/>
+</file>
+
+<file path=word/activeX/activeX82.xml><?xml version="1.0" encoding="utf-8"?>
+<ax:ocx xmlns:ax="http://schemas.microsoft.com/office/2006/activeX" xmlns:r="http://schemas.openxmlformats.org/officeDocument/2006/relationships" ax:classid="{5512D118-5CC6-11CF-8D67-00AA00BDCE1D}" r:id="rId1" ax:persistence="persistStorage"/>
+</file>
+
+<file path=word/activeX/activeX83.xml><?xml version="1.0" encoding="utf-8"?>
+<ax:ocx xmlns:ax="http://schemas.microsoft.com/office/2006/activeX" xmlns:r="http://schemas.openxmlformats.org/officeDocument/2006/relationships" ax:classid="{5512D118-5CC6-11CF-8D67-00AA00BDCE1D}" r:id="rId1" ax:persistence="persistStorage"/>
+</file>
+
+<file path=word/activeX/activeX84.xml><?xml version="1.0" encoding="utf-8"?>
+<ax:ocx xmlns:ax="http://schemas.microsoft.com/office/2006/activeX" xmlns:r="http://schemas.openxmlformats.org/officeDocument/2006/relationships" ax:classid="{5512D118-5CC6-11CF-8D67-00AA00BDCE1D}" r:id="rId1" ax:persistence="persistStorage"/>
+</file>
+
+<file path=word/activeX/activeX85.xml><?xml version="1.0" encoding="utf-8"?>
+<ax:ocx xmlns:ax="http://schemas.microsoft.com/office/2006/activeX" xmlns:r="http://schemas.openxmlformats.org/officeDocument/2006/relationships" ax:classid="{5512D118-5CC6-11CF-8D67-00AA00BDCE1D}" r:id="rId1" ax:persistence="persistStorage"/>
+</file>
+
+<file path=word/activeX/activeX86.xml><?xml version="1.0" encoding="utf-8"?>
+<ax:ocx xmlns:ax="http://schemas.microsoft.com/office/2006/activeX" xmlns:r="http://schemas.openxmlformats.org/officeDocument/2006/relationships" ax:classid="{5512D118-5CC6-11CF-8D67-00AA00BDCE1D}" r:id="rId1" ax:persistence="persistStorage"/>
+</file>
+
+<file path=word/activeX/activeX87.xml><?xml version="1.0" encoding="utf-8"?>
+<ax:ocx xmlns:ax="http://schemas.microsoft.com/office/2006/activeX" xmlns:r="http://schemas.openxmlformats.org/officeDocument/2006/relationships" ax:classid="{5512D118-5CC6-11CF-8D67-00AA00BDCE1D}" r:id="rId1" ax:persistence="persistStorage"/>
+</file>
+
+<file path=word/activeX/activeX88.xml><?xml version="1.0" encoding="utf-8"?>
+<ax:ocx xmlns:ax="http://schemas.microsoft.com/office/2006/activeX" xmlns:r="http://schemas.openxmlformats.org/officeDocument/2006/relationships" ax:classid="{5512D118-5CC6-11CF-8D67-00AA00BDCE1D}" r:id="rId1" ax:persistence="persistStorage"/>
+</file>
+
+<file path=word/activeX/activeX89.xml><?xml version="1.0" encoding="utf-8"?>
+<ax:ocx xmlns:ax="http://schemas.microsoft.com/office/2006/activeX" xmlns:r="http://schemas.openxmlformats.org/officeDocument/2006/relationships" ax:classid="{5512D118-5CC6-11CF-8D67-00AA00BDCE1D}" r:id="rId1" ax:persistence="persistStorage"/>
+</file>
+
+<file path=word/activeX/activeX9.xml><?xml version="1.0" encoding="utf-8"?>
+<ax:ocx xmlns:ax="http://schemas.microsoft.com/office/2006/activeX" xmlns:r="http://schemas.openxmlformats.org/officeDocument/2006/relationships" ax:classid="{5512D118-5CC6-11CF-8D67-00AA00BDCE1D}" r:id="rId1" ax:persistence="persistStorage"/>
+</file>
+
+<file path=word/activeX/activeX90.xml><?xml version="1.0" encoding="utf-8"?>
+<ax:ocx xmlns:ax="http://schemas.microsoft.com/office/2006/activeX" xmlns:r="http://schemas.openxmlformats.org/officeDocument/2006/relationships" ax:classid="{5512D118-5CC6-11CF-8D67-00AA00BDCE1D}" r:id="rId1" ax:persistence="persistStorage"/>
+</file>
+
+<file path=word/activeX/activeX91.xml><?xml version="1.0" encoding="utf-8"?>
+<ax:ocx xmlns:ax="http://schemas.microsoft.com/office/2006/activeX" xmlns:r="http://schemas.openxmlformats.org/officeDocument/2006/relationships" ax:classid="{5512D118-5CC6-11CF-8D67-00AA00BDCE1D}" r:id="rId1" ax:persistence="persistStorage"/>
+</file>
+
+<file path=word/activeX/activeX92.xml><?xml version="1.0" encoding="utf-8"?>
+<ax:ocx xmlns:ax="http://schemas.microsoft.com/office/2006/activeX" xmlns:r="http://schemas.openxmlformats.org/officeDocument/2006/relationships" ax:classid="{5512D118-5CC6-11CF-8D67-00AA00BDCE1D}" r:id="rId1" ax:persistence="persistStorage"/>
+</file>
+
+<file path=word/activeX/activeX93.xml><?xml version="1.0" encoding="utf-8"?>
+<ax:ocx xmlns:ax="http://schemas.microsoft.com/office/2006/activeX" xmlns:r="http://schemas.openxmlformats.org/officeDocument/2006/relationships" ax:classid="{5512D118-5CC6-11CF-8D67-00AA00BDCE1D}" r:id="rId1" ax:persistence="persistStorage"/>
+</file>
+
+<file path=word/activeX/activeX94.xml><?xml version="1.0" encoding="utf-8"?>
+<ax:ocx xmlns:ax="http://schemas.microsoft.com/office/2006/activeX" xmlns:r="http://schemas.openxmlformats.org/officeDocument/2006/relationships" ax:classid="{5512D118-5CC6-11CF-8D67-00AA00BDCE1D}" r:id="rId1" ax:persistence="persistStorage"/>
+</file>
+
+<file path=word/activeX/activeX95.xml><?xml version="1.0" encoding="utf-8"?>
+<ax:ocx xmlns:ax="http://schemas.microsoft.com/office/2006/activeX" xmlns:r="http://schemas.openxmlformats.org/officeDocument/2006/relationships" ax:classid="{5512D118-5CC6-11CF-8D67-00AA00BDCE1D}" r:id="rId1" ax:persistence="persistStorage"/>
+</file>
+
+<file path=word/activeX/activeX96.xml><?xml version="1.0" encoding="utf-8"?>
+<ax:ocx xmlns:ax="http://schemas.microsoft.com/office/2006/activeX" xmlns:r="http://schemas.openxmlformats.org/officeDocument/2006/relationships" ax:classid="{5512D118-5CC6-11CF-8D67-00AA00BDCE1D}" r:id="rId1" ax:persistence="persistStorage"/>
+</file>
+
+<file path=word/activeX/activeX97.xml><?xml version="1.0" encoding="utf-8"?>
+<ax:ocx xmlns:ax="http://schemas.microsoft.com/office/2006/activeX" xmlns:r="http://schemas.openxmlformats.org/officeDocument/2006/relationships" ax:classid="{5512D118-5CC6-11CF-8D67-00AA00BDCE1D}" r:id="rId1" ax:persistence="persistStorage"/>
+</file>
+
+<file path=word/activeX/activeX98.xml><?xml version="1.0" encoding="utf-8"?>
+<ax:ocx xmlns:ax="http://schemas.microsoft.com/office/2006/activeX" xmlns:r="http://schemas.openxmlformats.org/officeDocument/2006/relationships" ax:classid="{5512D118-5CC6-11CF-8D67-00AA00BDCE1D}" r:id="rId1" ax:persistence="persistStorage"/>
+</file>
+
+<file path=word/activeX/activeX99.xml><?xml version="1.0" encoding="utf-8"?>
+<ax:ocx xmlns:ax="http://schemas.microsoft.com/office/2006/activeX" xmlns:r="http://schemas.openxmlformats.org/officeDocument/2006/relationships" ax:classid="{5512D118-5CC6-11CF-8D67-00AA00BDCE1D}" r:id="rId1" ax:persistence="persistStorage"/>
+</file>
+
+<file path=word/theme/theme1.xml><?xml version="1.0" encoding="utf-8"?>
 <a:theme xmlns:a="http://schemas.openxmlformats.org/drawingml/2006/main" name="WPS">
   <a:themeElements>
     <a:clrScheme name="WPS">
